--- a/ИТОГ.docx
+++ b/ИТОГ.docx
@@ -7,7 +7,36 @@
         <w:pStyle w:val="Heading1"/>
       </w:pPr>
       <w:r>
-        <w:t>ИТОГ: что сделано и как проверить за 5 минут</w:t>
+        <w:t>Итог: что сделано, что проверено, в чём ограничения</w:t>
+      </w:r>
+    </w:p>
+    <w:p>
+      <w:r>
+        <w:t xml:space="preserve">Дата: 2026-10-03. Репозиторий: </w:t>
+      </w:r>
+      <w:r>
+        <w:rPr>
+          <w:rFonts w:ascii="Consolas" w:hAnsi="Consolas"/>
+          <w:color w:val="224488"/>
+          <w:sz w:val="19"/>
+        </w:rPr>
+        <w:t>Igorr112323/Smarty_Chumakov</w:t>
+      </w:r>
+      <w:r>
+        <w:t>, ветка</w:t>
+      </w:r>
+    </w:p>
+    <w:p>
+      <w:r>
+        <w:rPr>
+          <w:rFonts w:ascii="Consolas" w:hAnsi="Consolas"/>
+          <w:color w:val="224488"/>
+          <w:sz w:val="19"/>
+        </w:rPr>
+        <w:t>arena/01a1007e-smarty-chumakov</w:t>
+      </w:r>
+      <w:r>
+        <w:t>.</w:t>
       </w:r>
     </w:p>
     <w:p>
@@ -15,7 +44,15 @@
         <w:pStyle w:val="Heading2"/>
       </w:pPr>
       <w:r>
-        <w:t>Ссылка на готовый файл</w:t>
+        <w:t>1. Готовое приложение</w:t>
+      </w:r>
+    </w:p>
+    <w:p>
+      <w:r>
+        <w:rPr>
+          <w:b/>
+        </w:rPr>
+        <w:t>Скачать (одна ссылка, ничего устанавливать не нужно):</w:t>
       </w:r>
     </w:p>
     <w:p>
@@ -45,39 +82,7 @@
     </w:p>
     <w:p>
       <w:r>
-        <w:t xml:space="preserve">Это постоянная ссылка: она всегда ведёт на </w:t>
-      </w:r>
-      <w:r>
-        <w:rPr>
-          <w:rFonts w:ascii="Consolas" w:hAnsi="Consolas"/>
-          <w:color w:val="224488"/>
-          <w:sz w:val="19"/>
-        </w:rPr>
-        <w:t>spanverify.exe</w:t>
-      </w:r>
-      <w:r>
-        <w:t xml:space="preserve"> последнего релиза</w:t>
-      </w:r>
-    </w:p>
-    <w:p>
-      <w:r>
-        <w:t>(сейчас — [v1.0.0](https://github.com/Igorr112323/Smarty_Chumakov/releases/tag/v1.0.0)).</w:t>
-      </w:r>
-    </w:p>
-    <w:p>
-      <w:r>
-        <w:t xml:space="preserve">Рядом лежат: </w:t>
-      </w:r>
-      <w:r>
-        <w:rPr>
-          <w:rFonts w:ascii="Consolas" w:hAnsi="Consolas"/>
-          <w:color w:val="224488"/>
-          <w:sz w:val="19"/>
-        </w:rPr>
-        <w:t>spanverify-win.zip</w:t>
-      </w:r>
-      <w:r>
-        <w:t xml:space="preserve"> (вариант onedir, дружелюбнее к антивирусам),</w:t>
+        <w:t>Страница релиза со всеми файлами:</w:t>
       </w:r>
     </w:p>
     <w:p>
@@ -87,189 +92,12 @@
           <w:color w:val="224488"/>
           <w:sz w:val="19"/>
         </w:rPr>
-        <w:t>spanverify.pyz</w:t>
-      </w:r>
-      <w:r>
-        <w:t xml:space="preserve"> (страховка, нужен Python 3.10+) и </w:t>
-      </w:r>
-      <w:r>
-        <w:rPr>
-          <w:rFonts w:ascii="Consolas" w:hAnsi="Consolas"/>
-          <w:color w:val="224488"/>
-          <w:sz w:val="19"/>
-        </w:rPr>
-        <w:t>SHA256SUMS.txt</w:t>
-      </w:r>
-      <w:r>
-        <w:t>.</w:t>
-      </w:r>
-    </w:p>
-    <w:p>
-      <w:pPr>
-        <w:pStyle w:val="Heading2"/>
-      </w:pPr>
-      <w:r>
-        <w:t>Проверка (7 строк — ваш финальный шаг)</w:t>
-      </w:r>
-    </w:p>
-    <w:p>
-      <w:pPr>
-        <w:pStyle w:val="ListNumber"/>
-      </w:pPr>
-      <w:r>
-        <w:t xml:space="preserve">Скачайте </w:t>
-      </w:r>
-      <w:r>
-        <w:rPr>
-          <w:rFonts w:ascii="Consolas" w:hAnsi="Consolas"/>
-          <w:color w:val="224488"/>
-          <w:sz w:val="19"/>
-        </w:rPr>
-        <w:t>spanverify.exe</w:t>
-      </w:r>
-      <w:r>
-        <w:t xml:space="preserve"> из ссылки выше (около 9 МБ).</w:t>
-      </w:r>
-    </w:p>
-    <w:p>
-      <w:pPr>
-        <w:pStyle w:val="ListNumber"/>
-      </w:pPr>
-      <w:r>
-        <w:t xml:space="preserve">Сверьте хеш: </w:t>
-      </w:r>
-      <w:r>
-        <w:rPr>
-          <w:rFonts w:ascii="Consolas" w:hAnsi="Consolas"/>
-          <w:color w:val="224488"/>
-          <w:sz w:val="19"/>
-        </w:rPr>
-        <w:t>Get-FileHash .\spanverify.exe -Algorithm SHA256</w:t>
-      </w:r>
-      <w:r>
-        <w:t xml:space="preserve"> — значение</w:t>
+        <w:t>https://github.com/Igorr112323/Smarty_Chumakov/releases/latest</w:t>
       </w:r>
     </w:p>
     <w:p>
       <w:r>
-        <w:t xml:space="preserve">   должно совпасть с первой строкой </w:t>
-      </w:r>
-      <w:r>
-        <w:rPr>
-          <w:rFonts w:ascii="Consolas" w:hAnsi="Consolas"/>
-          <w:color w:val="224488"/>
-          <w:sz w:val="19"/>
-        </w:rPr>
-        <w:t>SHA256SUMS.txt</w:t>
-      </w:r>
-      <w:r>
-        <w:t>. Если Windows показывает</w:t>
-      </w:r>
-    </w:p>
-    <w:p>
-      <w:r>
-        <w:t xml:space="preserve">   предупреждение SmartScreen (файл без подписи) — «Подробнее» → «Выполнить в любом случае».</w:t>
-      </w:r>
-    </w:p>
-    <w:p>
-      <w:pPr>
-        <w:pStyle w:val="ListNumber"/>
-      </w:pPr>
-      <w:r>
-        <w:t>Запустите двойным кликом: откроется чёрное окно с адресом и браузер с</w:t>
-      </w:r>
-    </w:p>
-    <w:p>
-      <w:r>
-        <w:t xml:space="preserve">   интерфейсом на </w:t>
-      </w:r>
-      <w:r>
-        <w:rPr>
-          <w:rFonts w:ascii="Consolas" w:hAnsi="Consolas"/>
-          <w:color w:val="224488"/>
-          <w:sz w:val="19"/>
-        </w:rPr>
-        <w:t>http://localhost:8000</w:t>
-      </w:r>
-      <w:r>
-        <w:t>.</w:t>
-      </w:r>
-    </w:p>
-    <w:p>
-      <w:pPr>
-        <w:pStyle w:val="ListNumber"/>
-      </w:pPr>
-      <w:r>
-        <w:t xml:space="preserve">Нажмите </w:t>
-      </w:r>
-      <w:r>
-        <w:rPr>
-          <w:b/>
-        </w:rPr>
-        <w:t>«Пример: смешанный»</w:t>
-      </w:r>
-      <w:r>
-        <w:t xml:space="preserve"> → </w:t>
-      </w:r>
-      <w:r>
-        <w:rPr>
-          <w:b/>
-        </w:rPr>
-        <w:t>«Проверить достоверность»</w:t>
-      </w:r>
-      <w:r>
-        <w:t>.</w:t>
-      </w:r>
-    </w:p>
-    <w:p>
-      <w:pPr>
-        <w:pStyle w:val="ListNumber"/>
-      </w:pPr>
-      <w:r>
-        <w:t>Убедитесь, что машинные фрагменты подсвечены красным, есть доли участия ИИ</w:t>
-      </w:r>
-    </w:p>
-    <w:p>
-      <w:r>
-        <w:t xml:space="preserve">   (в символах и словах) и таблица найденных фрагментов.</w:t>
-      </w:r>
-    </w:p>
-    <w:p>
-      <w:pPr>
-        <w:pStyle w:val="ListNumber"/>
-      </w:pPr>
-      <w:r>
-        <w:t xml:space="preserve">Повторите с </w:t>
-      </w:r>
-      <w:r>
-        <w:rPr>
-          <w:b/>
-        </w:rPr>
-        <w:t>«Пример: человеческий»</w:t>
-      </w:r>
-      <w:r>
-        <w:t xml:space="preserve"> — фрагментов быть не должно.</w:t>
-      </w:r>
-    </w:p>
-    <w:p>
-      <w:pPr>
-        <w:pStyle w:val="ListNumber"/>
-      </w:pPr>
-      <w:r>
-        <w:t>Закройте окно консоли (или Ctrl+C) — сервер остановится.</w:t>
-      </w:r>
-    </w:p>
-    <w:p>
-      <w:r>
-        <w:t>Если что-то не сошлось — пришлите скриншот и вывод чёрного окна, разберёмся.</w:t>
-      </w:r>
-    </w:p>
-    <w:p>
-      <w:pPr>
-        <w:pStyle w:val="Heading2"/>
-      </w:pPr>
-      <w:r>
-        <w:t>Что уже проверено автоматически (вам это делать не нужно)</w:t>
+        <w:t>В релизе четыре файла:</w:t>
       </w:r>
     </w:p>
     <w:tbl>
@@ -298,7 +126,7 @@
               <w:rPr>
                 <w:b/>
               </w:rPr>
-              <w:t>Проверка</w:t>
+              <w:t>Файл</w:t>
             </w:r>
           </w:p>
         </w:tc>
@@ -316,13 +144,417 @@
               <w:rPr>
                 <w:b/>
               </w:rPr>
-              <w:t>Где</w:t>
+              <w:t>Что это</w:t>
             </w:r>
           </w:p>
         </w:tc>
         <w:tc>
           <w:tcPr>
             <w:tcW w:type="dxa" w:w="2880"/>
+          </w:tcPr>
+          <w:p>
+            <w:r>
+              <w:rPr>
+                <w:b/>
+              </w:rPr>
+            </w:r>
+            <w:r>
+              <w:rPr>
+                <w:b/>
+              </w:rPr>
+              <w:t>Когда брать</w:t>
+            </w:r>
+          </w:p>
+        </w:tc>
+      </w:tr>
+      <w:tr>
+        <w:tc>
+          <w:tcPr>
+            <w:tcW w:type="dxa" w:w="2880"/>
+          </w:tcPr>
+          <w:p>
+            <w:r/>
+            <w:r>
+              <w:rPr>
+                <w:rFonts w:ascii="Consolas" w:hAnsi="Consolas"/>
+                <w:color w:val="224488"/>
+                <w:sz w:val="19"/>
+              </w:rPr>
+              <w:t>spanverify.exe</w:t>
+            </w:r>
+          </w:p>
+        </w:tc>
+        <w:tc>
+          <w:tcPr>
+            <w:tcW w:type="dxa" w:w="2880"/>
+          </w:tcPr>
+          <w:p>
+            <w:r/>
+            <w:r>
+              <w:t>приложение Windows x64 одним файлом</w:t>
+            </w:r>
+          </w:p>
+        </w:tc>
+        <w:tc>
+          <w:tcPr>
+            <w:tcW w:type="dxa" w:w="2880"/>
+          </w:tcPr>
+          <w:p>
+            <w:r/>
+            <w:r>
+              <w:t>обычный случай</w:t>
+            </w:r>
+          </w:p>
+        </w:tc>
+      </w:tr>
+      <w:tr>
+        <w:tc>
+          <w:tcPr>
+            <w:tcW w:type="dxa" w:w="2880"/>
+          </w:tcPr>
+          <w:p>
+            <w:r/>
+            <w:r>
+              <w:rPr>
+                <w:rFonts w:ascii="Consolas" w:hAnsi="Consolas"/>
+                <w:color w:val="224488"/>
+                <w:sz w:val="19"/>
+              </w:rPr>
+              <w:t>spanverify-win.zip</w:t>
+            </w:r>
+          </w:p>
+        </w:tc>
+        <w:tc>
+          <w:tcPr>
+            <w:tcW w:type="dxa" w:w="2880"/>
+          </w:tcPr>
+          <w:p>
+            <w:r/>
+            <w:r>
+              <w:t>то же в виде папки (onedir)</w:t>
+            </w:r>
+          </w:p>
+        </w:tc>
+        <w:tc>
+          <w:tcPr>
+            <w:tcW w:type="dxa" w:w="2880"/>
+          </w:tcPr>
+          <w:p>
+            <w:r/>
+            <w:r>
+              <w:t>если антивирус не любит одиночные файлы</w:t>
+            </w:r>
+          </w:p>
+        </w:tc>
+      </w:tr>
+      <w:tr>
+        <w:tc>
+          <w:tcPr>
+            <w:tcW w:type="dxa" w:w="2880"/>
+          </w:tcPr>
+          <w:p>
+            <w:r/>
+            <w:r>
+              <w:rPr>
+                <w:rFonts w:ascii="Consolas" w:hAnsi="Consolas"/>
+                <w:color w:val="224488"/>
+                <w:sz w:val="19"/>
+              </w:rPr>
+              <w:t>spanverify.pyz</w:t>
+            </w:r>
+          </w:p>
+        </w:tc>
+        <w:tc>
+          <w:tcPr>
+            <w:tcW w:type="dxa" w:w="2880"/>
+          </w:tcPr>
+          <w:p>
+            <w:r/>
+            <w:r>
+              <w:t>переносимая версия для Python 3.10+</w:t>
+            </w:r>
+          </w:p>
+        </w:tc>
+        <w:tc>
+          <w:tcPr>
+            <w:tcW w:type="dxa" w:w="2880"/>
+          </w:tcPr>
+          <w:p>
+            <w:r/>
+            <w:r>
+              <w:t>если Python уже есть</w:t>
+            </w:r>
+          </w:p>
+        </w:tc>
+      </w:tr>
+      <w:tr>
+        <w:tc>
+          <w:tcPr>
+            <w:tcW w:type="dxa" w:w="2880"/>
+          </w:tcPr>
+          <w:p>
+            <w:r/>
+            <w:r>
+              <w:rPr>
+                <w:rFonts w:ascii="Consolas" w:hAnsi="Consolas"/>
+                <w:color w:val="224488"/>
+                <w:sz w:val="19"/>
+              </w:rPr>
+              <w:t>SHA256SUMS.txt</w:t>
+            </w:r>
+          </w:p>
+        </w:tc>
+        <w:tc>
+          <w:tcPr>
+            <w:tcW w:type="dxa" w:w="2880"/>
+          </w:tcPr>
+          <w:p>
+            <w:r/>
+            <w:r>
+              <w:t>контрольные суммы SHA-256</w:t>
+            </w:r>
+          </w:p>
+        </w:tc>
+        <w:tc>
+          <w:tcPr>
+            <w:tcW w:type="dxa" w:w="2880"/>
+          </w:tcPr>
+          <w:p>
+            <w:r/>
+            <w:r>
+              <w:t>проверка целостности</w:t>
+            </w:r>
+          </w:p>
+        </w:tc>
+      </w:tr>
+    </w:tbl>
+    <w:p/>
+    <w:p>
+      <w:pPr>
+        <w:pStyle w:val="Heading2"/>
+      </w:pPr>
+      <w:r>
+        <w:t>2. Что именно делает приложение</w:t>
+      </w:r>
+    </w:p>
+    <w:p>
+      <w:r>
+        <w:t xml:space="preserve">Проверяет </w:t>
+      </w:r>
+      <w:r>
+        <w:rPr>
+          <w:b/>
+        </w:rPr>
+        <w:t>ответ по документу</w:t>
+      </w:r>
+      <w:r>
+        <w:t>: даёте документ-источник и ответ (языковой</w:t>
+      </w:r>
+    </w:p>
+    <w:p>
+      <w:r>
+        <w:t>модели или сотрудника) — получаете оценку недостоверности, найденные спорные</w:t>
+      </w:r>
+    </w:p>
+    <w:p>
+      <w:r>
+        <w:t>фрагменты с метками и разбор по токенам. Всё считается локально, тексты никуда</w:t>
+      </w:r>
+    </w:p>
+    <w:p>
+      <w:r>
+        <w:t>не отправляются.</w:t>
+      </w:r>
+    </w:p>
+    <w:p>
+      <w:r>
+        <w:t xml:space="preserve">Запуск: двойной щелчок по </w:t>
+      </w:r>
+      <w:r>
+        <w:rPr>
+          <w:rFonts w:ascii="Consolas" w:hAnsi="Consolas"/>
+          <w:color w:val="224488"/>
+          <w:sz w:val="19"/>
+        </w:rPr>
+        <w:t>spanverify.exe</w:t>
+      </w:r>
+      <w:r>
+        <w:t>, откроется страница</w:t>
+      </w:r>
+    </w:p>
+    <w:p>
+      <w:r>
+        <w:rPr>
+          <w:rFonts w:ascii="Consolas" w:hAnsi="Consolas"/>
+          <w:color w:val="224488"/>
+          <w:sz w:val="19"/>
+        </w:rPr>
+        <w:t>http://localhost:8765</w:t>
+      </w:r>
+      <w:r>
+        <w:t>. Подробная инструкция, включая предупреждение</w:t>
+      </w:r>
+    </w:p>
+    <w:p>
+      <w:r>
+        <w:t xml:space="preserve">SmartScreen и способ удаления, — в </w:t>
+      </w:r>
+      <w:r>
+        <w:rPr>
+          <w:rFonts w:ascii="Consolas" w:hAnsi="Consolas"/>
+          <w:color w:val="224488"/>
+          <w:sz w:val="19"/>
+        </w:rPr>
+        <w:t>docs/РУКОВОДСТВО.md</w:t>
+      </w:r>
+      <w:r>
+        <w:t>.</w:t>
+      </w:r>
+    </w:p>
+    <w:p>
+      <w:r>
+        <w:rPr>
+          <w:b/>
+        </w:rPr>
+        <w:t>Важное ограничение, о котором нельзя умалчивать.</w:t>
+      </w:r>
+      <w:r>
+        <w:t xml:space="preserve"> В поставке включён</w:t>
+      </w:r>
+    </w:p>
+    <w:p>
+      <w:r>
+        <w:t>демонстрационный режим: признаки считаются лексическими правилами, без весов</w:t>
+      </w:r>
+    </w:p>
+    <w:p>
+      <w:r>
+        <w:t>языковой модели, а веса и порог обучены на синтетическом корпусе. Он показывает,</w:t>
+      </w:r>
+    </w:p>
+    <w:p>
+      <w:r>
+        <w:t xml:space="preserve">что конвейер работает, но </w:t>
+      </w:r>
+      <w:r>
+        <w:rPr>
+          <w:b/>
+        </w:rPr>
+        <w:t>не даёт научного вывода</w:t>
+      </w:r>
+      <w:r>
+        <w:t xml:space="preserve"> о достоверности</w:t>
+      </w:r>
+    </w:p>
+    <w:p>
+      <w:r>
+        <w:t xml:space="preserve">конкретного текста. Для реальных выводов нужен режим </w:t>
+      </w:r>
+      <w:r>
+        <w:rPr>
+          <w:rFonts w:ascii="Consolas" w:hAnsi="Consolas"/>
+          <w:color w:val="224488"/>
+          <w:sz w:val="19"/>
+        </w:rPr>
+        <w:t>hf</w:t>
+      </w:r>
+      <w:r>
+        <w:t xml:space="preserve"> (torch +</w:t>
+      </w:r>
+    </w:p>
+    <w:p>
+      <w:r>
+        <w:t>transformers, реальная модель) и калибровка на своих размеченных парах.</w:t>
+      </w:r>
+    </w:p>
+    <w:p>
+      <w:pPr>
+        <w:pStyle w:val="Heading2"/>
+      </w:pPr>
+      <w:r>
+        <w:t>3. Итоговая самопроверка (10 пунктов мастер-промта)</w:t>
+      </w:r>
+    </w:p>
+    <w:p>
+      <w:r>
+        <w:t>Все пункты проверены командой; там, где проверка в песочнице невозможна, это</w:t>
+      </w:r>
+    </w:p>
+    <w:p>
+      <w:r>
+        <w:t>сказано прямо.</w:t>
+      </w:r>
+    </w:p>
+    <w:tbl>
+      <w:tblPr>
+        <w:tblStyle w:val="LightGrid-Accent1"/>
+        <w:tblW w:type="auto" w:w="0"/>
+        <w:tblLook w:firstColumn="1" w:firstRow="1" w:lastColumn="0" w:lastRow="0" w:noHBand="0" w:noVBand="1" w:val="04A0"/>
+      </w:tblPr>
+      <w:tblGrid>
+        <w:gridCol w:w="2160"/>
+        <w:gridCol w:w="2160"/>
+        <w:gridCol w:w="2160"/>
+        <w:gridCol w:w="2160"/>
+      </w:tblGrid>
+      <w:tr>
+        <w:tc>
+          <w:tcPr>
+            <w:tcW w:type="dxa" w:w="2160"/>
+          </w:tcPr>
+          <w:p>
+            <w:r>
+              <w:rPr>
+                <w:b/>
+              </w:rPr>
+            </w:r>
+            <w:r>
+              <w:rPr>
+                <w:b/>
+              </w:rPr>
+              <w:t>№</w:t>
+            </w:r>
+          </w:p>
+        </w:tc>
+        <w:tc>
+          <w:tcPr>
+            <w:tcW w:type="dxa" w:w="2160"/>
+          </w:tcPr>
+          <w:p>
+            <w:r>
+              <w:rPr>
+                <w:b/>
+              </w:rPr>
+            </w:r>
+            <w:r>
+              <w:rPr>
+                <w:b/>
+              </w:rPr>
+              <w:t>Что проверяется</w:t>
+            </w:r>
+          </w:p>
+        </w:tc>
+        <w:tc>
+          <w:tcPr>
+            <w:tcW w:type="dxa" w:w="2160"/>
+          </w:tcPr>
+          <w:p>
+            <w:r>
+              <w:rPr>
+                <w:b/>
+              </w:rPr>
+            </w:r>
+            <w:r>
+              <w:rPr>
+                <w:b/>
+              </w:rPr>
+              <w:t>Как проверено</w:t>
+            </w:r>
+          </w:p>
+        </w:tc>
+        <w:tc>
+          <w:tcPr>
+            <w:tcW w:type="dxa" w:w="2160"/>
           </w:tcPr>
           <w:p>
             <w:r>
@@ -342,34 +574,53 @@
       <w:tr>
         <w:tc>
           <w:tcPr>
-            <w:tcW w:type="dxa" w:w="2880"/>
+            <w:tcW w:type="dxa" w:w="2160"/>
           </w:tcPr>
           <w:p>
             <w:r/>
             <w:r>
-              <w:t>89 автотестов</w:t>
+              <w:t>1</w:t>
             </w:r>
           </w:p>
         </w:tc>
         <w:tc>
           <w:tcPr>
-            <w:tcW w:type="dxa" w:w="2880"/>
+            <w:tcW w:type="dxa" w:w="2160"/>
           </w:tcPr>
           <w:p>
             <w:r/>
             <w:r>
-              <w:t>pytest, локально и в CI</w:t>
+              <w:t>Тесты проходят</w:t>
             </w:r>
           </w:p>
         </w:tc>
         <w:tc>
           <w:tcPr>
-            <w:tcW w:type="dxa" w:w="2880"/>
+            <w:tcW w:type="dxa" w:w="2160"/>
           </w:tcPr>
           <w:p>
             <w:r/>
             <w:r>
-              <w:t>проходят</w:t>
+              <w:rPr>
+                <w:rFonts w:ascii="Consolas" w:hAnsi="Consolas"/>
+                <w:color w:val="224488"/>
+                <w:sz w:val="19"/>
+              </w:rPr>
+              <w:t>python -m pytest -q</w:t>
+            </w:r>
+          </w:p>
+        </w:tc>
+        <w:tc>
+          <w:tcPr>
+            <w:tcW w:type="dxa" w:w="2160"/>
+          </w:tcPr>
+          <w:p>
+            <w:r/>
+            <w:r>
+              <w:rPr>
+                <w:b/>
+              </w:rPr>
+              <w:t>207 тестов, все проходят</w:t>
             </w:r>
           </w:p>
         </w:tc>
@@ -377,23 +628,96 @@
       <w:tr>
         <w:tc>
           <w:tcPr>
-            <w:tcW w:type="dxa" w:w="2880"/>
+            <w:tcW w:type="dxa" w:w="2160"/>
           </w:tcPr>
           <w:p>
             <w:r/>
             <w:r>
-              <w:t>Тесты на Python 3.10 / 3.11 / 3.12</w:t>
+              <w:t>2</w:t>
             </w:r>
           </w:p>
         </w:tc>
         <w:tc>
           <w:tcPr>
-            <w:tcW w:type="dxa" w:w="2880"/>
+            <w:tcW w:type="dxa" w:w="2160"/>
           </w:tcPr>
           <w:p>
             <w:r/>
             <w:r>
-              <w:t xml:space="preserve">GitHub Actions, job </w:t>
+              <w:t>Покрытие кода ≥ 85 %</w:t>
+            </w:r>
+          </w:p>
+        </w:tc>
+        <w:tc>
+          <w:tcPr>
+            <w:tcW w:type="dxa" w:w="2160"/>
+          </w:tcPr>
+          <w:p>
+            <w:r/>
+            <w:r>
+              <w:rPr>
+                <w:rFonts w:ascii="Consolas" w:hAnsi="Consolas"/>
+                <w:color w:val="224488"/>
+                <w:sz w:val="19"/>
+              </w:rPr>
+              <w:t>pytest --cov=spanverify --cov-fail-under=85</w:t>
+            </w:r>
+          </w:p>
+        </w:tc>
+        <w:tc>
+          <w:tcPr>
+            <w:tcW w:type="dxa" w:w="2160"/>
+          </w:tcPr>
+          <w:p>
+            <w:r/>
+            <w:r>
+              <w:rPr>
+                <w:b/>
+              </w:rPr>
+              <w:t>87 %</w:t>
+            </w:r>
+          </w:p>
+        </w:tc>
+      </w:tr>
+      <w:tr>
+        <w:tc>
+          <w:tcPr>
+            <w:tcW w:type="dxa" w:w="2160"/>
+          </w:tcPr>
+          <w:p>
+            <w:r/>
+            <w:r>
+              <w:t>3</w:t>
+            </w:r>
+          </w:p>
+        </w:tc>
+        <w:tc>
+          <w:tcPr>
+            <w:tcW w:type="dxa" w:w="2160"/>
+          </w:tcPr>
+          <w:p>
+            <w:r/>
+            <w:r>
+              <w:t>Стиль без замечаний</w:t>
+            </w:r>
+          </w:p>
+        </w:tc>
+        <w:tc>
+          <w:tcPr>
+            <w:tcW w:type="dxa" w:w="2160"/>
+          </w:tcPr>
+          <w:p>
+            <w:r/>
+            <w:r>
+              <w:rPr>
+                <w:rFonts w:ascii="Consolas" w:hAnsi="Consolas"/>
+                <w:color w:val="224488"/>
+                <w:sz w:val="19"/>
+              </w:rPr>
+              <w:t>ruff check .</w:t>
+            </w:r>
+            <w:r>
+              <w:t xml:space="preserve">, </w:t>
             </w:r>
             <w:r>
               <w:rPr>
@@ -401,18 +725,21 @@
                 <w:color w:val="224488"/>
                 <w:sz w:val="19"/>
               </w:rPr>
-              <w:t>test</w:t>
+              <w:t>black --check .</w:t>
             </w:r>
           </w:p>
         </w:tc>
         <w:tc>
           <w:tcPr>
-            <w:tcW w:type="dxa" w:w="2880"/>
+            <w:tcW w:type="dxa" w:w="2160"/>
           </w:tcPr>
           <w:p>
             <w:r/>
             <w:r>
-              <w:t>зелёные</w:t>
+              <w:rPr>
+                <w:b/>
+              </w:rPr>
+              <w:t>без замечаний</w:t>
             </w:r>
           </w:p>
         </w:tc>
@@ -420,7 +747,392 @@
       <w:tr>
         <w:tc>
           <w:tcPr>
-            <w:tcW w:type="dxa" w:w="2880"/>
+            <w:tcW w:type="dxa" w:w="2160"/>
+          </w:tcPr>
+          <w:p>
+            <w:r/>
+            <w:r>
+              <w:t>4</w:t>
+            </w:r>
+          </w:p>
+        </w:tc>
+        <w:tc>
+          <w:tcPr>
+            <w:tcW w:type="dxa" w:w="2160"/>
+          </w:tcPr>
+          <w:p>
+            <w:r/>
+            <w:r>
+              <w:t>Качество метода</w:t>
+            </w:r>
+          </w:p>
+        </w:tc>
+        <w:tc>
+          <w:tcPr>
+            <w:tcW w:type="dxa" w:w="2160"/>
+          </w:tcPr>
+          <w:p>
+            <w:r/>
+            <w:r>
+              <w:t xml:space="preserve">отложенная часть корпуса, </w:t>
+            </w:r>
+            <w:r>
+              <w:rPr>
+                <w:rFonts w:ascii="Consolas" w:hAnsi="Consolas"/>
+                <w:color w:val="224488"/>
+                <w:sz w:val="19"/>
+              </w:rPr>
+              <w:t>verify()</w:t>
+            </w:r>
+          </w:p>
+        </w:tc>
+        <w:tc>
+          <w:tcPr>
+            <w:tcW w:type="dxa" w:w="2160"/>
+          </w:tcPr>
+          <w:p>
+            <w:r/>
+            <w:r>
+              <w:rPr>
+                <w:b/>
+              </w:rPr>
+              <w:t>token F1 0.959, FPR 0.002, AUC 0.996</w:t>
+            </w:r>
+            <w:r>
+              <w:t xml:space="preserve"> (критерий F1 ≥ 0.90 при FPR ≤ 0.10 выполнен)</w:t>
+            </w:r>
+          </w:p>
+        </w:tc>
+      </w:tr>
+      <w:tr>
+        <w:tc>
+          <w:tcPr>
+            <w:tcW w:type="dxa" w:w="2160"/>
+          </w:tcPr>
+          <w:p>
+            <w:r/>
+            <w:r>
+              <w:t>5</w:t>
+            </w:r>
+          </w:p>
+        </w:tc>
+        <w:tc>
+          <w:tcPr>
+            <w:tcW w:type="dxa" w:w="2160"/>
+          </w:tcPr>
+          <w:p>
+            <w:r/>
+            <w:r>
+              <w:t>Воспроизводимость</w:t>
+            </w:r>
+          </w:p>
+        </w:tc>
+        <w:tc>
+          <w:tcPr>
+            <w:tcW w:type="dxa" w:w="2160"/>
+          </w:tcPr>
+          <w:p>
+            <w:r/>
+            <w:r>
+              <w:t xml:space="preserve">два запуска </w:t>
+            </w:r>
+            <w:r>
+              <w:rPr>
+                <w:rFonts w:ascii="Consolas" w:hAnsi="Consolas"/>
+                <w:color w:val="224488"/>
+                <w:sz w:val="19"/>
+              </w:rPr>
+              <w:t>train --seed 42</w:t>
+            </w:r>
+            <w:r>
+              <w:t>, сверка SHA-256</w:t>
+            </w:r>
+          </w:p>
+        </w:tc>
+        <w:tc>
+          <w:tcPr>
+            <w:tcW w:type="dxa" w:w="2160"/>
+          </w:tcPr>
+          <w:p>
+            <w:r/>
+            <w:r>
+              <w:rPr>
+                <w:b/>
+              </w:rPr>
+              <w:t>хеши совпадают</w:t>
+            </w:r>
+            <w:r>
+              <w:t xml:space="preserve"> (</w:t>
+            </w:r>
+            <w:r>
+              <w:rPr>
+                <w:rFonts w:ascii="Consolas" w:hAnsi="Consolas"/>
+                <w:color w:val="224488"/>
+                <w:sz w:val="19"/>
+              </w:rPr>
+              <w:t>e00c62fe…a2dd2</w:t>
+            </w:r>
+            <w:r>
+              <w:t>)</w:t>
+            </w:r>
+          </w:p>
+        </w:tc>
+      </w:tr>
+      <w:tr>
+        <w:tc>
+          <w:tcPr>
+            <w:tcW w:type="dxa" w:w="2160"/>
+          </w:tcPr>
+          <w:p>
+            <w:r/>
+            <w:r>
+              <w:t>6</w:t>
+            </w:r>
+          </w:p>
+        </w:tc>
+        <w:tc>
+          <w:tcPr>
+            <w:tcW w:type="dxa" w:w="2160"/>
+          </w:tcPr>
+          <w:p>
+            <w:r/>
+            <w:r>
+              <w:t>Контракт API</w:t>
+            </w:r>
+          </w:p>
+        </w:tc>
+        <w:tc>
+          <w:tcPr>
+            <w:tcW w:type="dxa" w:w="2160"/>
+          </w:tcPr>
+          <w:p>
+            <w:r/>
+            <w:r>
+              <w:t xml:space="preserve">запуск сервиса, </w:t>
+            </w:r>
+            <w:r>
+              <w:rPr>
+                <w:rFonts w:ascii="Consolas" w:hAnsi="Consolas"/>
+                <w:color w:val="224488"/>
+                <w:sz w:val="19"/>
+              </w:rPr>
+              <w:t>GET /health</w:t>
+            </w:r>
+            <w:r>
+              <w:t xml:space="preserve">, </w:t>
+            </w:r>
+            <w:r>
+              <w:rPr>
+                <w:rFonts w:ascii="Consolas" w:hAnsi="Consolas"/>
+                <w:color w:val="224488"/>
+                <w:sz w:val="19"/>
+              </w:rPr>
+              <w:t>GET /v1/config</w:t>
+            </w:r>
+            <w:r>
+              <w:t xml:space="preserve">, </w:t>
+            </w:r>
+            <w:r>
+              <w:rPr>
+                <w:rFonts w:ascii="Consolas" w:hAnsi="Consolas"/>
+                <w:color w:val="224488"/>
+                <w:sz w:val="19"/>
+              </w:rPr>
+              <w:t>GET /v1/model</w:t>
+            </w:r>
+            <w:r>
+              <w:t xml:space="preserve">, </w:t>
+            </w:r>
+            <w:r>
+              <w:rPr>
+                <w:rFonts w:ascii="Consolas" w:hAnsi="Consolas"/>
+                <w:color w:val="224488"/>
+                <w:sz w:val="19"/>
+              </w:rPr>
+              <w:t>POST /v1/verify</w:t>
+            </w:r>
+          </w:p>
+        </w:tc>
+        <w:tc>
+          <w:tcPr>
+            <w:tcW w:type="dxa" w:w="2160"/>
+          </w:tcPr>
+          <w:p>
+            <w:r/>
+            <w:r>
+              <w:rPr>
+                <w:b/>
+              </w:rPr>
+              <w:t>все маршруты отвечают</w:t>
+            </w:r>
+            <w:r>
+              <w:t>, подмена числа найдена (</w:t>
+            </w:r>
+            <w:r>
+              <w:rPr>
+                <w:rFonts w:ascii="Consolas" w:hAnsi="Consolas"/>
+                <w:color w:val="224488"/>
+                <w:sz w:val="19"/>
+              </w:rPr>
+              <w:t>likely_hallucination</w:t>
+            </w:r>
+            <w:r>
+              <w:t>, фрагмент с риском 0.775)</w:t>
+            </w:r>
+          </w:p>
+        </w:tc>
+      </w:tr>
+      <w:tr>
+        <w:tc>
+          <w:tcPr>
+            <w:tcW w:type="dxa" w:w="2160"/>
+          </w:tcPr>
+          <w:p>
+            <w:r/>
+            <w:r>
+              <w:t>7</w:t>
+            </w:r>
+          </w:p>
+        </w:tc>
+        <w:tc>
+          <w:tcPr>
+            <w:tcW w:type="dxa" w:w="2160"/>
+          </w:tcPr>
+          <w:p>
+            <w:r/>
+            <w:r>
+              <w:t>Само-проверка</w:t>
+            </w:r>
+          </w:p>
+        </w:tc>
+        <w:tc>
+          <w:tcPr>
+            <w:tcW w:type="dxa" w:w="2160"/>
+          </w:tcPr>
+          <w:p>
+            <w:r/>
+            <w:r>
+              <w:rPr>
+                <w:rFonts w:ascii="Consolas" w:hAnsi="Consolas"/>
+                <w:color w:val="224488"/>
+                <w:sz w:val="19"/>
+              </w:rPr>
+              <w:t>python -m spanverify selftest</w:t>
+            </w:r>
+          </w:p>
+        </w:tc>
+        <w:tc>
+          <w:tcPr>
+            <w:tcW w:type="dxa" w:w="2160"/>
+          </w:tcPr>
+          <w:p>
+            <w:r/>
+            <w:r>
+              <w:rPr>
+                <w:b/>
+              </w:rPr>
+              <w:t>все проверки пройдены</w:t>
+            </w:r>
+            <w:r>
+              <w:t xml:space="preserve"> (3 встроенных примера)</w:t>
+            </w:r>
+          </w:p>
+        </w:tc>
+      </w:tr>
+      <w:tr>
+        <w:tc>
+          <w:tcPr>
+            <w:tcW w:type="dxa" w:w="2160"/>
+          </w:tcPr>
+          <w:p>
+            <w:r/>
+            <w:r>
+              <w:t>8</w:t>
+            </w:r>
+          </w:p>
+        </w:tc>
+        <w:tc>
+          <w:tcPr>
+            <w:tcW w:type="dxa" w:w="2160"/>
+          </w:tcPr>
+          <w:p>
+            <w:r/>
+            <w:r>
+              <w:t>Переносимый zipapp</w:t>
+            </w:r>
+          </w:p>
+        </w:tc>
+        <w:tc>
+          <w:tcPr>
+            <w:tcW w:type="dxa" w:w="2160"/>
+          </w:tcPr>
+          <w:p>
+            <w:r/>
+            <w:r>
+              <w:rPr>
+                <w:rFonts w:ascii="Consolas" w:hAnsi="Consolas"/>
+                <w:color w:val="224488"/>
+                <w:sz w:val="19"/>
+              </w:rPr>
+              <w:t>python scripts/make_zipapp.py</w:t>
+            </w:r>
+            <w:r>
+              <w:t xml:space="preserve">, затем </w:t>
+            </w:r>
+            <w:r>
+              <w:rPr>
+                <w:rFonts w:ascii="Consolas" w:hAnsi="Consolas"/>
+                <w:color w:val="224488"/>
+                <w:sz w:val="19"/>
+              </w:rPr>
+              <w:t>selftest</w:t>
+            </w:r>
+            <w:r>
+              <w:t xml:space="preserve"> и </w:t>
+            </w:r>
+            <w:r>
+              <w:rPr>
+                <w:rFonts w:ascii="Consolas" w:hAnsi="Consolas"/>
+                <w:color w:val="224488"/>
+                <w:sz w:val="19"/>
+              </w:rPr>
+              <w:t>verify</w:t>
+            </w:r>
+          </w:p>
+        </w:tc>
+        <w:tc>
+          <w:tcPr>
+            <w:tcW w:type="dxa" w:w="2160"/>
+          </w:tcPr>
+          <w:p>
+            <w:r/>
+            <w:r>
+              <w:rPr>
+                <w:b/>
+              </w:rPr>
+              <w:t>работает</w:t>
+            </w:r>
+            <w:r>
+              <w:t xml:space="preserve"> (1257 КБ, подмена найдена)</w:t>
+            </w:r>
+          </w:p>
+        </w:tc>
+      </w:tr>
+      <w:tr>
+        <w:tc>
+          <w:tcPr>
+            <w:tcW w:type="dxa" w:w="2160"/>
+          </w:tcPr>
+          <w:p>
+            <w:r/>
+            <w:r>
+              <w:t>9</w:t>
+            </w:r>
+          </w:p>
+        </w:tc>
+        <w:tc>
+          <w:tcPr>
+            <w:tcW w:type="dxa" w:w="2160"/>
           </w:tcPr>
           <w:p>
             <w:r/>
@@ -435,14 +1147,11 @@
               </w:rPr>
               <w:t>.exe</w:t>
             </w:r>
-            <w:r>
-              <w:t xml:space="preserve"> (onefile + onedir) и zipapp</w:t>
-            </w:r>
           </w:p>
         </w:tc>
         <w:tc>
           <w:tcPr>
-            <w:tcW w:type="dxa" w:w="2880"/>
+            <w:tcW w:type="dxa" w:w="2160"/>
           </w:tcPr>
           <w:p>
             <w:r/>
@@ -457,16 +1166,36 @@
               </w:rPr>
               <w:t>windows-latest</w:t>
             </w:r>
+            <w:r>
+              <w:t>, смоук-тест до публикации</w:t>
+            </w:r>
           </w:p>
         </w:tc>
         <w:tc>
           <w:tcPr>
-            <w:tcW w:type="dxa" w:w="2880"/>
+            <w:tcW w:type="dxa" w:w="2160"/>
           </w:tcPr>
           <w:p>
             <w:r/>
             <w:r>
-              <w:t>собрано</w:t>
+              <w:rPr>
+                <w:b/>
+              </w:rPr>
+              <w:t>выполняется в CI</w:t>
+            </w:r>
+            <w:r>
+              <w:t xml:space="preserve">; локально сборка невозможна — в песочнице PyInstaller не работает (нет </w:t>
+            </w:r>
+            <w:r>
+              <w:rPr>
+                <w:rFonts w:ascii="Consolas" w:hAnsi="Consolas"/>
+                <w:color w:val="224488"/>
+                <w:sz w:val="19"/>
+              </w:rPr>
+              <w:t>libpython3.11.so</w:t>
+            </w:r>
+            <w:r>
+              <w:t>)</w:t>
             </w:r>
           </w:p>
         </w:tc>
@@ -474,7 +1203,59 @@
       <w:tr>
         <w:tc>
           <w:tcPr>
-            <w:tcW w:type="dxa" w:w="2880"/>
+            <w:tcW w:type="dxa" w:w="2160"/>
+          </w:tcPr>
+          <w:p>
+            <w:r/>
+            <w:r>
+              <w:t>10</w:t>
+            </w:r>
+          </w:p>
+        </w:tc>
+        <w:tc>
+          <w:tcPr>
+            <w:tcW w:type="dxa" w:w="2160"/>
+          </w:tcPr>
+          <w:p>
+            <w:r/>
+            <w:r>
+              <w:t>Пилот на реальной модели</w:t>
+            </w:r>
+          </w:p>
+        </w:tc>
+        <w:tc>
+          <w:tcPr>
+            <w:tcW w:type="dxa" w:w="2160"/>
+          </w:tcPr>
+          <w:p>
+            <w:r/>
+            <w:r>
+              <w:rPr>
+                <w:rFonts w:ascii="Consolas" w:hAnsi="Consolas"/>
+                <w:color w:val="224488"/>
+                <w:sz w:val="19"/>
+              </w:rPr>
+              <w:t>pytest</w:t>
+            </w:r>
+            <w:r>
+              <w:t xml:space="preserve">-независимо: </w:t>
+            </w:r>
+            <w:r>
+              <w:rPr>
+                <w:rFonts w:ascii="Consolas" w:hAnsi="Consolas"/>
+                <w:color w:val="224488"/>
+                <w:sz w:val="19"/>
+              </w:rPr>
+              <w:t>scripts/pilot_rugpt3small.py</w:t>
+            </w:r>
+            <w:r>
+              <w:t xml:space="preserve"> в CI (CPU)</w:t>
+            </w:r>
+          </w:p>
+        </w:tc>
+        <w:tc>
+          <w:tcPr>
+            <w:tcW w:type="dxa" w:w="2160"/>
           </w:tcPr>
           <w:p>
             <w:r/>
@@ -482,10 +1263,10 @@
               <w:rPr>
                 <w:b/>
               </w:rPr>
-              <w:t>Запуск собранного `.exe`</w:t>
+              <w:t>выполняется в CI</w:t>
             </w:r>
             <w:r>
-              <w:t xml:space="preserve">: </w:t>
+              <w:t xml:space="preserve">; локально недоступен </w:t>
             </w:r>
             <w:r>
               <w:rPr>
@@ -493,129 +1274,10 @@
                 <w:color w:val="224488"/>
                 <w:sz w:val="19"/>
               </w:rPr>
-              <w:t>GET /health</w:t>
+              <w:t>huggingface.co</w:t>
             </w:r>
             <w:r>
-              <w:t xml:space="preserve"> + реальный </w:t>
-            </w:r>
-            <w:r>
-              <w:rPr>
-                <w:rFonts w:ascii="Consolas" w:hAnsi="Consolas"/>
-                <w:color w:val="224488"/>
-                <w:sz w:val="19"/>
-              </w:rPr>
-              <w:t>POST /v1/verify</w:t>
-            </w:r>
-            <w:r>
-              <w:t xml:space="preserve"> с русским текстом</w:t>
-            </w:r>
-          </w:p>
-        </w:tc>
-        <w:tc>
-          <w:tcPr>
-            <w:tcW w:type="dxa" w:w="2880"/>
-          </w:tcPr>
-          <w:p>
-            <w:r/>
-            <w:r>
-              <w:t>GitHub Actions, до публикации релиза</w:t>
-            </w:r>
-          </w:p>
-        </w:tc>
-        <w:tc>
-          <w:tcPr>
-            <w:tcW w:type="dxa" w:w="2880"/>
-          </w:tcPr>
-          <w:p>
-            <w:r/>
-            <w:r>
-              <w:t xml:space="preserve">вердикт </w:t>
-            </w:r>
-            <w:r>
-              <w:rPr>
-                <w:rFonts w:ascii="Consolas" w:hAnsi="Consolas"/>
-                <w:color w:val="224488"/>
-                <w:sz w:val="19"/>
-              </w:rPr>
-              <w:t>likely_ai</w:t>
-            </w:r>
-          </w:p>
-        </w:tc>
-      </w:tr>
-      <w:tr>
-        <w:tc>
-          <w:tcPr>
-            <w:tcW w:type="dxa" w:w="2880"/>
-          </w:tcPr>
-          <w:p>
-            <w:r/>
-            <w:r>
-              <w:t xml:space="preserve">zipapp: </w:t>
-            </w:r>
-            <w:r>
-              <w:rPr>
-                <w:rFonts w:ascii="Consolas" w:hAnsi="Consolas"/>
-                <w:color w:val="224488"/>
-                <w:sz w:val="19"/>
-              </w:rPr>
-              <w:t>selftest</w:t>
-            </w:r>
-          </w:p>
-        </w:tc>
-        <w:tc>
-          <w:tcPr>
-            <w:tcW w:type="dxa" w:w="2880"/>
-          </w:tcPr>
-          <w:p>
-            <w:r/>
-            <w:r>
-              <w:t>GitHub Actions</w:t>
-            </w:r>
-          </w:p>
-        </w:tc>
-        <w:tc>
-          <w:tcPr>
-            <w:tcW w:type="dxa" w:w="2880"/>
-          </w:tcPr>
-          <w:p>
-            <w:r/>
-            <w:r>
-              <w:t>все проверки OK</w:t>
-            </w:r>
-          </w:p>
-        </w:tc>
-      </w:tr>
-      <w:tr>
-        <w:tc>
-          <w:tcPr>
-            <w:tcW w:type="dxa" w:w="2880"/>
-          </w:tcPr>
-          <w:p>
-            <w:r/>
-            <w:r>
-              <w:t>Контрольные суммы SHA256</w:t>
-            </w:r>
-          </w:p>
-        </w:tc>
-        <w:tc>
-          <w:tcPr>
-            <w:tcW w:type="dxa" w:w="2880"/>
-          </w:tcPr>
-          <w:p>
-            <w:r/>
-            <w:r>
-              <w:t>GitHub Actions</w:t>
-            </w:r>
-          </w:p>
-        </w:tc>
-        <w:tc>
-          <w:tcPr>
-            <w:tcW w:type="dxa" w:w="2880"/>
-          </w:tcPr>
-          <w:p>
-            <w:r/>
-            <w:r>
-              <w:t>приложены к релизу</w:t>
+              <w:t xml:space="preserve"> (SSL), поэтому результат берётся из артефакта сборки, а не придумывается</w:t>
             </w:r>
           </w:p>
         </w:tc>
@@ -624,7 +1286,22 @@
     <w:p/>
     <w:p>
       <w:r>
-        <w:t>Полный лог: [Actions → v1.0.0](https://github.com/Igorr112323/Smarty_Chumakov/actions/runs/37106422562).</w:t>
+        <w:t>Дополнительно проверено вручную по ходу работы: подтверждённый ответ не</w:t>
+      </w:r>
+    </w:p>
+    <w:p>
+      <w:r>
+        <w:t>получает фрагментов; ответ без контекста подтверждённым не считается;</w:t>
+      </w:r>
+    </w:p>
+    <w:p>
+      <w:r>
+        <w:t>пунктуация не создаёт фрагментов; повреждённый артефакт головы не ломает</w:t>
+      </w:r>
+    </w:p>
+    <w:p>
+      <w:r>
+        <w:t>проверку (откат к правилу); остановка старого сервиса и запуск нового.</w:t>
       </w:r>
     </w:p>
     <w:p>
@@ -632,51 +1309,643 @@
         <w:pStyle w:val="Heading2"/>
       </w:pPr>
       <w:r>
-        <w:t>Что умеет приложение</w:t>
+        <w:t>4. Числа (и как их читать)</w:t>
+      </w:r>
+    </w:p>
+    <w:p>
+      <w:r>
+        <w:rPr>
+          <w:b/>
+        </w:rPr>
+        <w:t>Отложенная часть демонстрационного корпуса (72 пары, 690 токенов):</w:t>
+      </w:r>
+    </w:p>
+    <w:tbl>
+      <w:tblPr>
+        <w:tblStyle w:val="LightGrid-Accent1"/>
+        <w:tblW w:type="auto" w:w="0"/>
+        <w:tblLook w:firstColumn="1" w:firstRow="1" w:lastColumn="0" w:lastRow="0" w:noHBand="0" w:noVBand="1" w:val="04A0"/>
+      </w:tblPr>
+      <w:tblGrid>
+        <w:gridCol w:w="4320"/>
+        <w:gridCol w:w="4320"/>
+      </w:tblGrid>
+      <w:tr>
+        <w:tc>
+          <w:tcPr>
+            <w:tcW w:type="dxa" w:w="4320"/>
+          </w:tcPr>
+          <w:p>
+            <w:r>
+              <w:rPr>
+                <w:b/>
+              </w:rPr>
+            </w:r>
+            <w:r>
+              <w:rPr>
+                <w:b/>
+              </w:rPr>
+              <w:t>Метрика</w:t>
+            </w:r>
+          </w:p>
+        </w:tc>
+        <w:tc>
+          <w:tcPr>
+            <w:tcW w:type="dxa" w:w="4320"/>
+          </w:tcPr>
+          <w:p>
+            <w:r>
+              <w:rPr>
+                <w:b/>
+              </w:rPr>
+            </w:r>
+            <w:r>
+              <w:rPr>
+                <w:b/>
+              </w:rPr>
+              <w:t>Значение</w:t>
+            </w:r>
+          </w:p>
+        </w:tc>
+      </w:tr>
+      <w:tr>
+        <w:tc>
+          <w:tcPr>
+            <w:tcW w:type="dxa" w:w="4320"/>
+          </w:tcPr>
+          <w:p>
+            <w:r/>
+            <w:r>
+              <w:t xml:space="preserve">token precision / recall / </w:t>
+            </w:r>
+            <w:r>
+              <w:rPr>
+                <w:b/>
+              </w:rPr>
+              <w:t>F1</w:t>
+            </w:r>
+          </w:p>
+        </w:tc>
+        <w:tc>
+          <w:tcPr>
+            <w:tcW w:type="dxa" w:w="4320"/>
+          </w:tcPr>
+          <w:p>
+            <w:r/>
+            <w:r>
+              <w:t xml:space="preserve">0.988 / 0.932 / </w:t>
+            </w:r>
+            <w:r>
+              <w:rPr>
+                <w:b/>
+              </w:rPr>
+              <w:t>0.959</w:t>
+            </w:r>
+          </w:p>
+        </w:tc>
+      </w:tr>
+      <w:tr>
+        <w:tc>
+          <w:tcPr>
+            <w:tcW w:type="dxa" w:w="4320"/>
+          </w:tcPr>
+          <w:p>
+            <w:r/>
+            <w:r>
+              <w:t>FPR по токенам</w:t>
+            </w:r>
+          </w:p>
+        </w:tc>
+        <w:tc>
+          <w:tcPr>
+            <w:tcW w:type="dxa" w:w="4320"/>
+          </w:tcPr>
+          <w:p>
+            <w:r/>
+            <w:r>
+              <w:t>0.002</w:t>
+            </w:r>
+          </w:p>
+        </w:tc>
+      </w:tr>
+      <w:tr>
+        <w:tc>
+          <w:tcPr>
+            <w:tcW w:type="dxa" w:w="4320"/>
+          </w:tcPr>
+          <w:p>
+            <w:r/>
+            <w:r>
+              <w:t>AUC по токенам</w:t>
+            </w:r>
+          </w:p>
+        </w:tc>
+        <w:tc>
+          <w:tcPr>
+            <w:tcW w:type="dxa" w:w="4320"/>
+          </w:tcPr>
+          <w:p>
+            <w:r/>
+            <w:r>
+              <w:t>0.996</w:t>
+            </w:r>
+          </w:p>
+        </w:tc>
+      </w:tr>
+      <w:tr>
+        <w:tc>
+          <w:tcPr>
+            <w:tcW w:type="dxa" w:w="4320"/>
+          </w:tcPr>
+          <w:p>
+            <w:r/>
+            <w:r>
+              <w:t>метрики уровня ответа</w:t>
+            </w:r>
+          </w:p>
+        </w:tc>
+        <w:tc>
+          <w:tcPr>
+            <w:tcW w:type="dxa" w:w="4320"/>
+          </w:tcPr>
+          <w:p>
+            <w:r/>
+            <w:r>
+              <w:t>precision 1.000, recall 0.992, F1 0.996, FPR 0.000</w:t>
+            </w:r>
+          </w:p>
+        </w:tc>
+      </w:tr>
+      <w:tr>
+        <w:tc>
+          <w:tcPr>
+            <w:tcW w:type="dxa" w:w="4320"/>
+          </w:tcPr>
+          <w:p>
+            <w:r/>
+            <w:r>
+              <w:t>полнота накрытия фрагментов</w:t>
+            </w:r>
+          </w:p>
+        </w:tc>
+        <w:tc>
+          <w:tcPr>
+            <w:tcW w:type="dxa" w:w="4320"/>
+          </w:tcPr>
+          <w:p>
+            <w:r/>
+            <w:r>
+              <w:t>1.000</w:t>
+            </w:r>
+          </w:p>
+        </w:tc>
+      </w:tr>
+    </w:tbl>
+    <w:p/>
+    <w:p>
+      <w:r>
+        <w:rPr>
+          <w:b/>
+        </w:rPr>
+        <w:t>Весь корпус (240 пар):</w:t>
+      </w:r>
+      <w:r>
+        <w:t xml:space="preserve"> token F1 0.958, FPR 0.005, AUC 0.997.</w:t>
+      </w:r>
+    </w:p>
+    <w:p>
+      <w:r>
+        <w:t>Корпус синтетический, поэтому эти числа доказывают работоспособность и</w:t>
+      </w:r>
+    </w:p>
+    <w:p>
+      <w:r>
+        <w:t>самосогласованность конвейера, а не качество на реальных документах. Строгий F1</w:t>
+      </w:r>
+    </w:p>
+    <w:p>
+      <w:r>
+        <w:t>по фрагментам с узкой разметкой равен 0.315 — и это ожидаемо: конвейер</w:t>
+      </w:r>
+    </w:p>
+    <w:p>
+      <w:r>
+        <w:t>расширяет найденный токен до границ предложения (ширина ×24 относительно</w:t>
+      </w:r>
+    </w:p>
+    <w:p>
+      <w:r>
+        <w:t>размеченного числа). Поэтому рядом публикуются полнота накрытия (1.000) и F1 при</w:t>
+      </w:r>
+    </w:p>
+    <w:p>
+      <w:r>
+        <w:t>разметке, расширенной тем же правилом (1.000).</w:t>
       </w:r>
     </w:p>
     <w:p>
       <w:pPr>
-        <w:pStyle w:val="ListBullet"/>
+        <w:pStyle w:val="Heading2"/>
       </w:pPr>
       <w:r>
-        <w:t xml:space="preserve">Находит </w:t>
+        <w:t>5. Артефакты в репозитории</w:t>
       </w:r>
+    </w:p>
+    <w:tbl>
+      <w:tblPr>
+        <w:tblStyle w:val="LightGrid-Accent1"/>
+        <w:tblW w:type="auto" w:w="0"/>
+        <w:tblLook w:firstColumn="1" w:firstRow="1" w:lastColumn="0" w:lastRow="0" w:noHBand="0" w:noVBand="1" w:val="04A0"/>
+      </w:tblPr>
+      <w:tblGrid>
+        <w:gridCol w:w="4320"/>
+        <w:gridCol w:w="4320"/>
+      </w:tblGrid>
+      <w:tr>
+        <w:tc>
+          <w:tcPr>
+            <w:tcW w:type="dxa" w:w="4320"/>
+          </w:tcPr>
+          <w:p>
+            <w:r>
+              <w:rPr>
+                <w:b/>
+              </w:rPr>
+            </w:r>
+            <w:r>
+              <w:rPr>
+                <w:b/>
+              </w:rPr>
+              <w:t>Артефакт</w:t>
+            </w:r>
+          </w:p>
+        </w:tc>
+        <w:tc>
+          <w:tcPr>
+            <w:tcW w:type="dxa" w:w="4320"/>
+          </w:tcPr>
+          <w:p>
+            <w:r>
+              <w:rPr>
+                <w:b/>
+              </w:rPr>
+            </w:r>
+            <w:r>
+              <w:rPr>
+                <w:b/>
+              </w:rPr>
+              <w:t>Путь</w:t>
+            </w:r>
+          </w:p>
+        </w:tc>
+      </w:tr>
+      <w:tr>
+        <w:tc>
+          <w:tcPr>
+            <w:tcW w:type="dxa" w:w="4320"/>
+          </w:tcPr>
+          <w:p>
+            <w:r/>
+            <w:r>
+              <w:t>Журнал решений и хода работы</w:t>
+            </w:r>
+          </w:p>
+        </w:tc>
+        <w:tc>
+          <w:tcPr>
+            <w:tcW w:type="dxa" w:w="4320"/>
+          </w:tcPr>
+          <w:p>
+            <w:r/>
+            <w:r>
+              <w:rPr>
+                <w:rFonts w:ascii="Consolas" w:hAnsi="Consolas"/>
+                <w:color w:val="224488"/>
+                <w:sz w:val="19"/>
+              </w:rPr>
+              <w:t>PROGRESS.md</w:t>
+            </w:r>
+          </w:p>
+        </w:tc>
+      </w:tr>
+      <w:tr>
+        <w:tc>
+          <w:tcPr>
+            <w:tcW w:type="dxa" w:w="4320"/>
+          </w:tcPr>
+          <w:p>
+            <w:r/>
+            <w:r>
+              <w:t>Руководство пользователя</w:t>
+            </w:r>
+          </w:p>
+        </w:tc>
+        <w:tc>
+          <w:tcPr>
+            <w:tcW w:type="dxa" w:w="4320"/>
+          </w:tcPr>
+          <w:p>
+            <w:r/>
+            <w:r>
+              <w:rPr>
+                <w:rFonts w:ascii="Consolas" w:hAnsi="Consolas"/>
+                <w:color w:val="224488"/>
+                <w:sz w:val="19"/>
+              </w:rPr>
+              <w:t>docs/РУКОВОДСТВО.md</w:t>
+            </w:r>
+          </w:p>
+        </w:tc>
+      </w:tr>
+      <w:tr>
+        <w:tc>
+          <w:tcPr>
+            <w:tcW w:type="dxa" w:w="4320"/>
+          </w:tcPr>
+          <w:p>
+            <w:r/>
+            <w:r>
+              <w:t>Поля заявки</w:t>
+            </w:r>
+          </w:p>
+        </w:tc>
+        <w:tc>
+          <w:tcPr>
+            <w:tcW w:type="dxa" w:w="4320"/>
+          </w:tcPr>
+          <w:p>
+            <w:r/>
+            <w:r>
+              <w:rPr>
+                <w:rFonts w:ascii="Consolas" w:hAnsi="Consolas"/>
+                <w:color w:val="224488"/>
+                <w:sz w:val="19"/>
+              </w:rPr>
+              <w:t>docs/ЗАЯВКА_поля.md</w:t>
+            </w:r>
+          </w:p>
+        </w:tc>
+      </w:tr>
+      <w:tr>
+        <w:tc>
+          <w:tcPr>
+            <w:tcW w:type="dxa" w:w="4320"/>
+          </w:tcPr>
+          <w:p>
+            <w:r/>
+            <w:r>
+              <w:t>ТЗ и календарный план</w:t>
+            </w:r>
+          </w:p>
+        </w:tc>
+        <w:tc>
+          <w:tcPr>
+            <w:tcW w:type="dxa" w:w="4320"/>
+          </w:tcPr>
+          <w:p>
+            <w:r/>
+            <w:r>
+              <w:rPr>
+                <w:rFonts w:ascii="Consolas" w:hAnsi="Consolas"/>
+                <w:color w:val="224488"/>
+                <w:sz w:val="19"/>
+              </w:rPr>
+              <w:t>docs/ТЗ_и_календарный_план.md</w:t>
+            </w:r>
+          </w:p>
+        </w:tc>
+      </w:tr>
+      <w:tr>
+        <w:tc>
+          <w:tcPr>
+            <w:tcW w:type="dxa" w:w="4320"/>
+          </w:tcPr>
+          <w:p>
+            <w:r/>
+            <w:r>
+              <w:t>Шаблон отчёта о НИР</w:t>
+            </w:r>
+          </w:p>
+        </w:tc>
+        <w:tc>
+          <w:tcPr>
+            <w:tcW w:type="dxa" w:w="4320"/>
+          </w:tcPr>
+          <w:p>
+            <w:r/>
+            <w:r>
+              <w:rPr>
+                <w:rFonts w:ascii="Consolas" w:hAnsi="Consolas"/>
+                <w:color w:val="224488"/>
+                <w:sz w:val="19"/>
+              </w:rPr>
+              <w:t>docs/ОТЧЁТ_о_НИР_шаблон.md</w:t>
+            </w:r>
+          </w:p>
+        </w:tc>
+      </w:tr>
+      <w:tr>
+        <w:tc>
+          <w:tcPr>
+            <w:tcW w:type="dxa" w:w="4320"/>
+          </w:tcPr>
+          <w:p>
+            <w:r/>
+            <w:r>
+              <w:t>Мастер-промт (по которому выполнялась работа)</w:t>
+            </w:r>
+          </w:p>
+        </w:tc>
+        <w:tc>
+          <w:tcPr>
+            <w:tcW w:type="dxa" w:w="4320"/>
+          </w:tcPr>
+          <w:p>
+            <w:r/>
+            <w:r>
+              <w:rPr>
+                <w:rFonts w:ascii="Consolas" w:hAnsi="Consolas"/>
+                <w:color w:val="224488"/>
+                <w:sz w:val="19"/>
+              </w:rPr>
+              <w:t>ПРОМТ_ИИ_СДЕЛАЙ_ВСЁ_НА_GITHUB.md</w:t>
+            </w:r>
+          </w:p>
+        </w:tc>
+      </w:tr>
+      <w:tr>
+        <w:tc>
+          <w:tcPr>
+            <w:tcW w:type="dxa" w:w="4320"/>
+          </w:tcPr>
+          <w:p>
+            <w:r/>
+            <w:r>
+              <w:t>Обученные параметры метода</w:t>
+            </w:r>
+          </w:p>
+        </w:tc>
+        <w:tc>
+          <w:tcPr>
+            <w:tcW w:type="dxa" w:w="4320"/>
+          </w:tcPr>
+          <w:p>
+            <w:r/>
+            <w:r>
+              <w:rPr>
+                <w:rFonts w:ascii="Consolas" w:hAnsi="Consolas"/>
+                <w:color w:val="224488"/>
+                <w:sz w:val="19"/>
+              </w:rPr>
+              <w:t>spanverify-module/config/weights.json</w:t>
+            </w:r>
+            <w:r>
+              <w:t xml:space="preserve">, </w:t>
+            </w:r>
+            <w:r>
+              <w:rPr>
+                <w:rFonts w:ascii="Consolas" w:hAnsi="Consolas"/>
+                <w:color w:val="224488"/>
+                <w:sz w:val="19"/>
+              </w:rPr>
+              <w:t>config/head.json</w:t>
+            </w:r>
+          </w:p>
+        </w:tc>
+      </w:tr>
+      <w:tr>
+        <w:tc>
+          <w:tcPr>
+            <w:tcW w:type="dxa" w:w="4320"/>
+          </w:tcPr>
+          <w:p>
+            <w:r/>
+            <w:r>
+              <w:t>Контрольный корпус</w:t>
+            </w:r>
+          </w:p>
+        </w:tc>
+        <w:tc>
+          <w:tcPr>
+            <w:tcW w:type="dxa" w:w="4320"/>
+          </w:tcPr>
+          <w:p>
+            <w:r/>
+            <w:r>
+              <w:rPr>
+                <w:rFonts w:ascii="Consolas" w:hAnsi="Consolas"/>
+                <w:color w:val="224488"/>
+                <w:sz w:val="19"/>
+              </w:rPr>
+              <w:t>spanverify-module/data/demo_pairs.jsonl</w:t>
+            </w:r>
+          </w:p>
+        </w:tc>
+      </w:tr>
+      <w:tr>
+        <w:tc>
+          <w:tcPr>
+            <w:tcW w:type="dxa" w:w="4320"/>
+          </w:tcPr>
+          <w:p>
+            <w:r/>
+            <w:r>
+              <w:t>Отчёт эксперимента (генерируется)</w:t>
+            </w:r>
+          </w:p>
+        </w:tc>
+        <w:tc>
+          <w:tcPr>
+            <w:tcW w:type="dxa" w:w="4320"/>
+          </w:tcPr>
+          <w:p>
+            <w:r/>
+            <w:r>
+              <w:rPr>
+                <w:rFonts w:ascii="Consolas" w:hAnsi="Consolas"/>
+                <w:color w:val="224488"/>
+                <w:sz w:val="19"/>
+              </w:rPr>
+              <w:t>spanverify-module/reports/experiments/experiment.md</w:t>
+            </w:r>
+          </w:p>
+        </w:tc>
+      </w:tr>
+    </w:tbl>
+    <w:p/>
+    <w:p>
+      <w:pPr>
+        <w:pStyle w:val="Heading2"/>
+      </w:pPr>
+      <w:r>
+        <w:t>6. Что остаётся человеку</w:t>
+      </w:r>
+    </w:p>
+    <w:p>
+      <w:pPr>
+        <w:pStyle w:val="ListNumber"/>
+      </w:pPr>
       <w:r>
         <w:rPr>
           <w:b/>
         </w:rPr>
-        <w:t>где</w:t>
+        <w:t>Скачать и запустить `.exe`</w:t>
       </w:r>
       <w:r>
-        <w:t xml:space="preserve"> в тексте машинные фрагменты: точные смещения в символах и</w:t>
+        <w:t xml:space="preserve"> — проверить на своём компьютере. GitHub</w:t>
       </w:r>
     </w:p>
     <w:p>
       <w:r>
-        <w:t xml:space="preserve">  токенах, средняя и пиковая вероятность для каждого фрагмента.</w:t>
+        <w:t xml:space="preserve">   Actions проверяет приложение на своём раннере, а не на вашем: финальный клик</w:t>
+      </w:r>
+    </w:p>
+    <w:p>
+      <w:r>
+        <w:t xml:space="preserve">   за вами. Это честное ограничение, а не формальность.</w:t>
       </w:r>
     </w:p>
     <w:p>
       <w:pPr>
-        <w:pStyle w:val="ListBullet"/>
+        <w:pStyle w:val="ListNumber"/>
       </w:pPr>
-      <w:r>
-        <w:t xml:space="preserve">Оценивает </w:t>
-      </w:r>
       <w:r>
         <w:rPr>
           <w:b/>
         </w:rPr>
-        <w:t>долю участия ИИ</w:t>
+        <w:t>Заполнить в заявке то, что знаете только вы</w:t>
       </w:r>
       <w:r>
-        <w:t xml:space="preserve"> в символах и словах, выдаёт вердикт</w:t>
+        <w:t>: публикации, тему дипломной</w:t>
       </w:r>
     </w:p>
     <w:p>
       <w:r>
-        <w:t xml:space="preserve">  (</w:t>
+        <w:t xml:space="preserve">   работы и научного руководителя, письмо поддержки организации (например,</w:t>
+      </w:r>
+    </w:p>
+    <w:p>
+      <w:r>
+        <w:t xml:space="preserve">   ООО «Вебпрактик»).</w:t>
+      </w:r>
+    </w:p>
+    <w:p>
+      <w:pPr>
+        <w:pStyle w:val="ListNumber"/>
+      </w:pPr>
+      <w:r>
+        <w:rPr>
+          <w:b/>
+        </w:rPr>
+        <w:t>Для реальных выводов</w:t>
+      </w:r>
+      <w:r>
+        <w:t xml:space="preserve"> — собрать свою разметку пар «документ — ответ»</w:t>
+      </w:r>
+    </w:p>
+    <w:p>
+      <w:r>
+        <w:t xml:space="preserve">   (шаблон: </w:t>
       </w:r>
       <w:r>
         <w:rPr>
@@ -684,10 +1953,15 @@
           <w:color w:val="224488"/>
           <w:sz w:val="19"/>
         </w:rPr>
-        <w:t>likely_ai</w:t>
+        <w:t>python scripts/make_markup_template.py</w:t>
       </w:r>
       <w:r>
-        <w:t xml:space="preserve"> / </w:t>
+        <w:t>), обучить</w:t>
+      </w:r>
+    </w:p>
+    <w:p>
+      <w:r>
+        <w:t xml:space="preserve">   (</w:t>
       </w:r>
       <w:r>
         <w:rPr>
@@ -695,10 +1969,10 @@
           <w:color w:val="224488"/>
           <w:sz w:val="19"/>
         </w:rPr>
-        <w:t>mixed</w:t>
+        <w:t>spanverify train</w:t>
       </w:r>
       <w:r>
-        <w:t xml:space="preserve"> / </w:t>
+        <w:t>), проверить метрики (</w:t>
       </w:r>
       <w:r>
         <w:rPr>
@@ -706,35 +1980,15 @@
           <w:color w:val="224488"/>
           <w:sz w:val="19"/>
         </w:rPr>
-        <w:t>likely_human</w:t>
+        <w:t>spanverify evaluate</w:t>
       </w:r>
       <w:r>
-        <w:t>).</w:t>
+        <w:t>) и работать в</w:t>
       </w:r>
     </w:p>
     <w:p>
-      <w:pPr>
-        <w:pStyle w:val="ListBullet"/>
-      </w:pPr>
       <w:r>
-        <w:t xml:space="preserve">Работает </w:t>
-      </w:r>
-      <w:r>
-        <w:rPr>
-          <w:b/>
-        </w:rPr>
-        <w:t>локально и офлайн</w:t>
-      </w:r>
-      <w:r>
-        <w:t>: интернет не нужен, текст никуда не уходит.</w:t>
-      </w:r>
-    </w:p>
-    <w:p>
-      <w:pPr>
-        <w:pStyle w:val="ListBullet"/>
-      </w:pPr>
-      <w:r>
-        <w:t>Интерфейс в браузере, REST API (</w:t>
+        <w:t xml:space="preserve">   режиме </w:t>
       </w:r>
       <w:r>
         <w:rPr>
@@ -742,7 +1996,107 @@
           <w:color w:val="224488"/>
           <w:sz w:val="19"/>
         </w:rPr>
-        <w:t>/health</w:t>
+        <w:t>hf</w:t>
+      </w:r>
+      <w:r>
+        <w:t>.</w:t>
+      </w:r>
+    </w:p>
+    <w:p>
+      <w:pPr>
+        <w:pStyle w:val="Heading2"/>
+      </w:pPr>
+      <w:r>
+        <w:t>7. Заключительный чек-лист (Приложение Д мастер-промта, 7 шагов)</w:t>
+      </w:r>
+    </w:p>
+    <w:p>
+      <w:r>
+        <w:t>Проверяется вручную по этому файлу и по репозиторию:</w:t>
+      </w:r>
+    </w:p>
+    <w:p>
+      <w:pPr>
+        <w:pStyle w:val="ListNumber"/>
+      </w:pPr>
+      <w:r>
+        <w:rPr>
+          <w:b/>
+        </w:rPr>
+        <w:t>Ссылка на релиз открывается</w:t>
+      </w:r>
+      <w:r>
+        <w:t xml:space="preserve"> и ведёт на последнюю версию:</w:t>
+      </w:r>
+    </w:p>
+    <w:p>
+      <w:r>
+        <w:t xml:space="preserve">   </w:t>
+      </w:r>
+      <w:r>
+        <w:rPr>
+          <w:rFonts w:ascii="Consolas" w:hAnsi="Consolas"/>
+          <w:color w:val="224488"/>
+          <w:sz w:val="19"/>
+        </w:rPr>
+        <w:t>…/releases/latest</w:t>
+      </w:r>
+      <w:r>
+        <w:t xml:space="preserve"> — да; постоянная ссылка на файл</w:t>
+      </w:r>
+    </w:p>
+    <w:p>
+      <w:r>
+        <w:t xml:space="preserve">   </w:t>
+      </w:r>
+      <w:r>
+        <w:rPr>
+          <w:rFonts w:ascii="Consolas" w:hAnsi="Consolas"/>
+          <w:color w:val="224488"/>
+          <w:sz w:val="19"/>
+        </w:rPr>
+        <w:t>…/releases/latest/download/spanverify.exe</w:t>
+      </w:r>
+      <w:r>
+        <w:t xml:space="preserve"> — да.</w:t>
+      </w:r>
+    </w:p>
+    <w:p>
+      <w:pPr>
+        <w:pStyle w:val="ListNumber"/>
+      </w:pPr>
+      <w:r>
+        <w:rPr>
+          <w:b/>
+        </w:rPr>
+        <w:t>В релизе есть все четыре артефакта</w:t>
+      </w:r>
+      <w:r>
+        <w:t xml:space="preserve"> (</w:t>
+      </w:r>
+      <w:r>
+        <w:rPr>
+          <w:rFonts w:ascii="Consolas" w:hAnsi="Consolas"/>
+          <w:color w:val="224488"/>
+          <w:sz w:val="19"/>
+        </w:rPr>
+        <w:t>spanverify.exe</w:t>
+      </w:r>
+      <w:r>
+        <w:t>,</w:t>
+      </w:r>
+    </w:p>
+    <w:p>
+      <w:r>
+        <w:t xml:space="preserve">   </w:t>
+      </w:r>
+      <w:r>
+        <w:rPr>
+          <w:rFonts w:ascii="Consolas" w:hAnsi="Consolas"/>
+          <w:color w:val="224488"/>
+          <w:sz w:val="19"/>
+        </w:rPr>
+        <w:t>spanverify-win.zip</w:t>
       </w:r>
       <w:r>
         <w:t xml:space="preserve">, </w:t>
@@ -753,7 +2107,7 @@
           <w:color w:val="224488"/>
           <w:sz w:val="19"/>
         </w:rPr>
-        <w:t>/v1/verify</w:t>
+        <w:t>spanverify.pyz</w:t>
       </w:r>
       <w:r>
         <w:t xml:space="preserve">, </w:t>
@@ -764,7 +2118,102 @@
           <w:color w:val="224488"/>
           <w:sz w:val="19"/>
         </w:rPr>
-        <w:t>/v1/config</w:t>
+        <w:t>SHA256SUMS.txt</w:t>
+      </w:r>
+      <w:r>
+        <w:t>) — проверяется на</w:t>
+      </w:r>
+    </w:p>
+    <w:p>
+      <w:r>
+        <w:t xml:space="preserve">   странице релиза; состав публикует workflow, а не человек.</w:t>
+      </w:r>
+    </w:p>
+    <w:p>
+      <w:pPr>
+        <w:pStyle w:val="ListNumber"/>
+      </w:pPr>
+      <w:r>
+        <w:rPr>
+          <w:b/>
+        </w:rPr>
+        <w:t>Смоук-тест прошёл до публикации</w:t>
+      </w:r>
+      <w:r>
+        <w:t>: в логе сборки есть шаг «Смоук-тест</w:t>
+      </w:r>
+    </w:p>
+    <w:p>
+      <w:r>
+        <w:t xml:space="preserve">   собранного .exe» со строкой </w:t>
+      </w:r>
+      <w:r>
+        <w:rPr>
+          <w:rFonts w:ascii="Consolas" w:hAnsi="Consolas"/>
+          <w:color w:val="224488"/>
+          <w:sz w:val="19"/>
+        </w:rPr>
+        <w:t>СМОУК-ТЕСТ ПРОЙДЕН</w:t>
+      </w:r>
+      <w:r>
+        <w:t>; если он падает, шаг</w:t>
+      </w:r>
+    </w:p>
+    <w:p>
+      <w:r>
+        <w:t xml:space="preserve">   публикации не выполняется.</w:t>
+      </w:r>
+    </w:p>
+    <w:p>
+      <w:pPr>
+        <w:pStyle w:val="ListNumber"/>
+      </w:pPr>
+      <w:r>
+        <w:rPr>
+          <w:b/>
+        </w:rPr>
+        <w:t>Тесты и покрытие</w:t>
+      </w:r>
+      <w:r>
+        <w:t>: 207 тестов проходят, покрытие 87 % (шаги CI «Тесты с</w:t>
+      </w:r>
+    </w:p>
+    <w:p>
+      <w:r>
+        <w:t xml:space="preserve">   порогом покрытия 85 %» и «Тесты» для трёх версий Python).</w:t>
+      </w:r>
+    </w:p>
+    <w:p>
+      <w:pPr>
+        <w:pStyle w:val="ListNumber"/>
+      </w:pPr>
+      <w:r>
+        <w:rPr>
+          <w:b/>
+        </w:rPr>
+        <w:t>Пилот на реальной модели</w:t>
+      </w:r>
+      <w:r>
+        <w:t xml:space="preserve">: артефакт </w:t>
+      </w:r>
+      <w:r>
+        <w:rPr>
+          <w:rFonts w:ascii="Consolas" w:hAnsi="Consolas"/>
+          <w:color w:val="224488"/>
+          <w:sz w:val="19"/>
+        </w:rPr>
+        <w:t>pilot-report</w:t>
+      </w:r>
+      <w:r>
+        <w:t xml:space="preserve"> (файлы </w:t>
+      </w:r>
+      <w:r>
+        <w:rPr>
+          <w:rFonts w:ascii="Consolas" w:hAnsi="Consolas"/>
+          <w:color w:val="224488"/>
+          <w:sz w:val="19"/>
+        </w:rPr>
+        <w:t>pilot.md</w:t>
       </w:r>
       <w:r>
         <w:t>,</w:t>
@@ -772,7 +2221,7 @@
     </w:p>
     <w:p>
       <w:r>
-        <w:t xml:space="preserve">  </w:t>
+        <w:t xml:space="preserve">   </w:t>
       </w:r>
       <w:r>
         <w:rPr>
@@ -780,10 +2229,24 @@
           <w:color w:val="224488"/>
           <w:sz w:val="19"/>
         </w:rPr>
-        <w:t>/v1/model</w:t>
+        <w:t>pilot.json</w:t>
       </w:r>
       <w:r>
-        <w:t>), CLI (</w:t>
+        <w:t>) с таблицей AUC по слоям и выводом о гипотезе.</w:t>
+      </w:r>
+    </w:p>
+    <w:p>
+      <w:pPr>
+        <w:pStyle w:val="ListNumber"/>
+      </w:pPr>
+      <w:r>
+        <w:rPr>
+          <w:b/>
+        </w:rPr>
+        <w:t>Документация на русском</w:t>
+      </w:r>
+      <w:r>
+        <w:t xml:space="preserve">: </w:t>
       </w:r>
       <w:r>
         <w:rPr>
@@ -791,7 +2254,7 @@
           <w:color w:val="224488"/>
           <w:sz w:val="19"/>
         </w:rPr>
-        <w:t>analyze</w:t>
+        <w:t>docs/РУКОВОДСТВО.md</w:t>
       </w:r>
       <w:r>
         <w:t xml:space="preserve">, </w:t>
@@ -802,10 +2265,15 @@
           <w:color w:val="224488"/>
           <w:sz w:val="19"/>
         </w:rPr>
-        <w:t>demo</w:t>
+        <w:t>README.md</w:t>
       </w:r>
       <w:r>
-        <w:t xml:space="preserve">, </w:t>
+        <w:t>,</w:t>
+      </w:r>
+    </w:p>
+    <w:p>
+      <w:r>
+        <w:t xml:space="preserve">   </w:t>
       </w:r>
       <w:r>
         <w:rPr>
@@ -813,40 +2281,10 @@
           <w:color w:val="224488"/>
           <w:sz w:val="19"/>
         </w:rPr>
-        <w:t>calibrate</w:t>
+        <w:t>PROGRESS.md</w:t>
       </w:r>
       <w:r>
-        <w:t xml:space="preserve">, </w:t>
-      </w:r>
-      <w:r>
-        <w:rPr>
-          <w:rFonts w:ascii="Consolas" w:hAnsi="Consolas"/>
-          <w:color w:val="224488"/>
-          <w:sz w:val="19"/>
-        </w:rPr>
-        <w:t>serve</w:t>
-      </w:r>
-      <w:r>
-        <w:t xml:space="preserve">, </w:t>
-      </w:r>
-      <w:r>
-        <w:rPr>
-          <w:rFonts w:ascii="Consolas" w:hAnsi="Consolas"/>
-          <w:color w:val="224488"/>
-          <w:sz w:val="19"/>
-        </w:rPr>
-        <w:t>selftest</w:t>
-      </w:r>
-      <w:r>
-        <w:t>).</w:t>
-      </w:r>
-    </w:p>
-    <w:p>
-      <w:pPr>
-        <w:pStyle w:val="Heading2"/>
-      </w:pPr>
-      <w:r>
-        <w:t>Честные ограничения (важно для отчётности)</w:t>
+        <w:t>, этот файл, заявочные документы; у каждого теста — docstring.</w:t>
       </w:r>
     </w:p>
     <w:p>
@@ -857,78 +2295,15 @@
         <w:rPr>
           <w:b/>
         </w:rPr>
-        <w:t>В поставке демо-режим</w:t>
+        <w:t>Честность отчёта</w:t>
       </w:r>
       <w:r>
-        <w:t xml:space="preserve"> (</w:t>
-      </w:r>
-      <w:r>
-        <w:rPr>
-          <w:rFonts w:ascii="Consolas" w:hAnsi="Consolas"/>
-          <w:color w:val="224488"/>
-          <w:sz w:val="19"/>
-        </w:rPr>
-        <w:t>surrogate</w:t>
-      </w:r>
-      <w:r>
-        <w:t>): он проверяет работоспособность</w:t>
+        <w:t>: демо-числа помечены как демонстрационные, научные</w:t>
       </w:r>
     </w:p>
     <w:p>
       <w:r>
-        <w:t xml:space="preserve">   конвейера и интерфейса, а </w:t>
-      </w:r>
-      <w:r>
-        <w:rPr>
-          <w:b/>
-        </w:rPr>
-        <w:t>не</w:t>
-      </w:r>
-      <w:r>
-        <w:t xml:space="preserve"> достоверность текста. Каждый ответ сервиса</w:t>
-      </w:r>
-    </w:p>
-    <w:p>
-      <w:r>
-        <w:t xml:space="preserve">   содержит это предупреждение.</w:t>
-      </w:r>
-    </w:p>
-    <w:p>
-      <w:pPr>
-        <w:pStyle w:val="ListNumber"/>
-      </w:pPr>
-      <w:r>
-        <w:rPr>
-          <w:b/>
-        </w:rPr>
-        <w:t>Числа качества на синтетическом корпусе</w:t>
-      </w:r>
-      <w:r>
-        <w:t xml:space="preserve"> (токены F1 0.944, фрагменты</w:t>
-      </w:r>
-    </w:p>
-    <w:p>
-      <w:r>
-        <w:t xml:space="preserve">   F1 0.833, ошибка доли ИИ 0.141) получены на данных, порождённых одним</w:t>
-      </w:r>
-    </w:p>
-    <w:p>
-      <w:r>
-        <w:t xml:space="preserve">   генератором. В отчёт по договору их переносить нельзя.</w:t>
-      </w:r>
-    </w:p>
-    <w:p>
-      <w:pPr>
-        <w:pStyle w:val="ListNumber"/>
-      </w:pPr>
-      <w:r>
-        <w:rPr>
-          <w:b/>
-        </w:rPr>
-        <w:t>Боевой режим</w:t>
-      </w:r>
-      <w:r>
-        <w:t xml:space="preserve"> </w:t>
+        <w:t xml:space="preserve">   результаты берутся только из режима </w:t>
       </w:r>
       <w:r>
         <w:rPr>
@@ -939,200 +2314,17 @@
         <w:t>hf</w:t>
       </w:r>
       <w:r>
-        <w:t xml:space="preserve"> (энтропия внимания последнего слоя + kNN контекстных</w:t>
+        <w:t xml:space="preserve"> и пилота; порог решения не</w:t>
       </w:r>
     </w:p>
     <w:p>
       <w:r>
-        <w:t xml:space="preserve">   эмбеддингов) реализован в коде, но требует установки </w:t>
-      </w:r>
-      <w:r>
-        <w:rPr>
-          <w:rFonts w:ascii="Consolas" w:hAnsi="Consolas"/>
-          <w:color w:val="224488"/>
-          <w:sz w:val="19"/>
-        </w:rPr>
-        <w:t>torch</w:t>
-      </w:r>
-      <w:r>
-        <w:t>/</w:t>
-      </w:r>
-      <w:r>
-        <w:rPr>
-          <w:rFonts w:ascii="Consolas" w:hAnsi="Consolas"/>
-          <w:color w:val="224488"/>
-          <w:sz w:val="19"/>
-        </w:rPr>
-        <w:t>transformers</w:t>
+        <w:t xml:space="preserve">   подбирался по тестовой выборке (он выбирается на обучающей части по целевому</w:t>
       </w:r>
     </w:p>
     <w:p>
       <w:r>
-        <w:t xml:space="preserve">   и </w:t>
-      </w:r>
-      <w:r>
-        <w:rPr>
-          <w:b/>
-        </w:rPr>
-        <w:t>вашего размеченного корпуса</w:t>
-      </w:r>
-      <w:r>
-        <w:t xml:space="preserve"> — в этом окружении он не исполнялся.</w:t>
-      </w:r>
-    </w:p>
-    <w:p>
-      <w:pPr>
-        <w:pStyle w:val="ListNumber"/>
-      </w:pPr>
-      <w:r>
-        <w:rPr>
-          <w:b/>
-        </w:rPr>
-        <w:t>Windows-проверка проведена на раннере GitHub</w:t>
-      </w:r>
-      <w:r>
-        <w:t>, а не на вашем компьютере:</w:t>
-      </w:r>
-    </w:p>
-    <w:p>
-      <w:r>
-        <w:t xml:space="preserve">   финальный клик всё равно ваш (чек-лист выше).</w:t>
-      </w:r>
-    </w:p>
-    <w:p>
-      <w:pPr>
-        <w:pStyle w:val="ListNumber"/>
-      </w:pPr>
-      <w:r>
-        <w:t xml:space="preserve">Файл </w:t>
-      </w:r>
-      <w:r>
-        <w:rPr>
-          <w:b/>
-        </w:rPr>
-        <w:t>не подписан</w:t>
-      </w:r>
-      <w:r>
-        <w:t xml:space="preserve"> электронной подписью — возможен запрос SmartScreen.</w:t>
-      </w:r>
-    </w:p>
-    <w:p>
-      <w:pPr>
-        <w:pStyle w:val="ListNumber"/>
-      </w:pPr>
-      <w:r>
-        <w:t>Текст, прошедший ручную правку или пересказ моделью, распознаётся хуже;</w:t>
-      </w:r>
-    </w:p>
-    <w:p>
-      <w:r>
-        <w:t xml:space="preserve">   короткие тексты (1–2 предложения) оцениваются с высокой дисперсией.</w:t>
-      </w:r>
-    </w:p>
-    <w:p>
-      <w:pPr>
-        <w:pStyle w:val="ListNumber"/>
-      </w:pPr>
-      <w:r>
-        <w:t xml:space="preserve">Детектор даёт </w:t>
-      </w:r>
-      <w:r>
-        <w:rPr>
-          <w:b/>
-        </w:rPr>
-        <w:t>вероятностную оценку</w:t>
-      </w:r>
-      <w:r>
-        <w:t>, а не доказательство авторства:</w:t>
-      </w:r>
-    </w:p>
-    <w:p>
-      <w:r>
-        <w:t xml:space="preserve">   использовать как единственное основание для решений нельзя.</w:t>
-      </w:r>
-    </w:p>
-    <w:p>
-      <w:pPr>
-        <w:pStyle w:val="Heading2"/>
-      </w:pPr>
-      <w:r>
-        <w:t>Технические заметки</w:t>
-      </w:r>
-    </w:p>
-    <w:p>
-      <w:pPr>
-        <w:pStyle w:val="ListBullet"/>
-      </w:pPr>
-      <w:r>
-        <w:t xml:space="preserve">Релиз </w:t>
-      </w:r>
-      <w:r>
-        <w:rPr>
-          <w:rFonts w:ascii="Consolas" w:hAnsi="Consolas"/>
-          <w:color w:val="224488"/>
-          <w:sz w:val="19"/>
-        </w:rPr>
-        <w:t>v1.0.0</w:t>
-      </w:r>
-      <w:r>
-        <w:t xml:space="preserve"> собран из ветки </w:t>
-      </w:r>
-      <w:r>
-        <w:rPr>
-          <w:rFonts w:ascii="Consolas" w:hAnsi="Consolas"/>
-          <w:color w:val="224488"/>
-          <w:sz w:val="19"/>
-        </w:rPr>
-        <w:t>arena/01a1007e-smarty-chumakov</w:t>
-      </w:r>
-      <w:r>
-        <w:t>. После</w:t>
-      </w:r>
-    </w:p>
-    <w:p>
-      <w:r>
-        <w:t xml:space="preserve">  слияния в </w:t>
-      </w:r>
-      <w:r>
-        <w:rPr>
-          <w:rFonts w:ascii="Consolas" w:hAnsi="Consolas"/>
-          <w:color w:val="224488"/>
-          <w:sz w:val="19"/>
-        </w:rPr>
-        <w:t>main</w:t>
-      </w:r>
-      <w:r>
-        <w:t xml:space="preserve"> следующий релиз выпускается так: </w:t>
-      </w:r>
-      <w:r>
-        <w:rPr>
-          <w:rFonts w:ascii="Consolas" w:hAnsi="Consolas"/>
-          <w:color w:val="224488"/>
-          <w:sz w:val="19"/>
-        </w:rPr>
-        <w:t>git tag v1.0.1 &amp;&amp; git push origin v1.0.1</w:t>
-      </w:r>
-    </w:p>
-    <w:p>
-      <w:r>
-        <w:t xml:space="preserve">  (workflow сам пересоберёт и переопубликует; либо кнопка </w:t>
-      </w:r>
-      <w:r>
-        <w:rPr>
-          <w:b/>
-        </w:rPr>
-        <w:t>Actions → build-and-release-exe → Run workflow</w:t>
-      </w:r>
-      <w:r>
-        <w:t>).</w:t>
-      </w:r>
-    </w:p>
-    <w:p>
-      <w:pPr>
-        <w:pStyle w:val="ListBullet"/>
-      </w:pPr>
-      <w:r>
-        <w:t xml:space="preserve">Калибратор и конфиг упакованы внутрь </w:t>
+        <w:t xml:space="preserve">   FPR); отсутствие локального запуска </w:t>
       </w:r>
       <w:r>
         <w:rPr>
@@ -1143,7 +2335,28 @@
         <w:t>.exe</w:t>
       </w:r>
       <w:r>
-        <w:t xml:space="preserve"> (</w:t>
+        <w:t xml:space="preserve"> и пилота указано прямо.</w:t>
+      </w:r>
+    </w:p>
+    <w:p>
+      <w:pPr>
+        <w:pStyle w:val="Heading2"/>
+      </w:pPr>
+      <w:r>
+        <w:t>8. Чего в этом итоге нет (специально)</w:t>
+      </w:r>
+    </w:p>
+    <w:p>
+      <w:pPr>
+        <w:pStyle w:val="ListBullet"/>
+      </w:pPr>
+      <w:r>
+        <w:t>Нет обещаний «+15 % качества» и «в 3–5 раз быстрее»: такие утверждения</w:t>
+      </w:r>
+    </w:p>
+    <w:p>
+      <w:r>
+        <w:t xml:space="preserve">  требуют сравнения на реальных размеченных данных в режиме </w:t>
       </w:r>
       <w:r>
         <w:rPr>
@@ -1151,15 +2364,33 @@
           <w:color w:val="224488"/>
           <w:sz w:val="19"/>
         </w:rPr>
-        <w:t>config/config.json</w:t>
+        <w:t>hf</w:t>
       </w:r>
       <w:r>
-        <w:t>,</w:t>
+        <w:t>, которого пока</w:t>
       </w:r>
     </w:p>
     <w:p>
       <w:r>
-        <w:t xml:space="preserve">  </w:t>
+        <w:t xml:space="preserve">  нет. Как только пилот и реальная разметка появятся — числа можно добавить,</w:t>
+      </w:r>
+    </w:p>
+    <w:p>
+      <w:r>
+        <w:t xml:space="preserve">  взяв их из артефактов, а не из ожиданий.</w:t>
+      </w:r>
+    </w:p>
+    <w:p>
+      <w:pPr>
+        <w:pStyle w:val="ListBullet"/>
+      </w:pPr>
+      <w:r>
+        <w:t>Нет «среднего времени отклика» без указания режима: в демо-режиме это доли</w:t>
+      </w:r>
+    </w:p>
+    <w:p>
+      <w:r>
+        <w:t xml:space="preserve">  миллисекунды, в режиме </w:t>
       </w:r>
       <w:r>
         <w:rPr>
@@ -1167,115 +2398,10 @@
           <w:color w:val="224488"/>
           <w:sz w:val="19"/>
         </w:rPr>
-        <w:t>config/calibration.json</w:t>
+        <w:t>hf</w:t>
       </w:r>
       <w:r>
-        <w:t>) и читаются из бандла — приложение офлайн,</w:t>
-      </w:r>
-    </w:p>
-    <w:p>
-      <w:r>
-        <w:t xml:space="preserve">  Python на машине не нужен.</w:t>
-      </w:r>
-    </w:p>
-    <w:p>
-      <w:pPr>
-        <w:pStyle w:val="ListBullet"/>
-      </w:pPr>
-      <w:r>
-        <w:t xml:space="preserve">Пересборка вручную у вас на Windows: </w:t>
-      </w:r>
-      <w:r>
-        <w:rPr>
-          <w:rFonts w:ascii="Consolas" w:hAnsi="Consolas"/>
-          <w:color w:val="224488"/>
-          <w:sz w:val="19"/>
-        </w:rPr>
-        <w:t>powershell -ExecutionPolicy Bypass -File scripts\make_exe.ps1</w:t>
-      </w:r>
-    </w:p>
-    <w:p>
-      <w:r>
-        <w:t xml:space="preserve">  (из папки </w:t>
-      </w:r>
-      <w:r>
-        <w:rPr>
-          <w:rFonts w:ascii="Consolas" w:hAnsi="Consolas"/>
-          <w:color w:val="224488"/>
-          <w:sz w:val="19"/>
-        </w:rPr>
-        <w:t>spanverify-module</w:t>
-      </w:r>
-      <w:r>
-        <w:t xml:space="preserve">) — результат в </w:t>
-      </w:r>
-      <w:r>
-        <w:rPr>
-          <w:rFonts w:ascii="Consolas" w:hAnsi="Consolas"/>
-          <w:color w:val="224488"/>
-          <w:sz w:val="19"/>
-        </w:rPr>
-        <w:t>release\spanverify.exe</w:t>
-      </w:r>
-      <w:r>
-        <w:t>.</w:t>
-      </w:r>
-    </w:p>
-    <w:p>
-      <w:pPr>
-        <w:pStyle w:val="Heading2"/>
-      </w:pPr>
-      <w:r>
-        <w:t>Что можно сделать дальше</w:t>
-      </w:r>
-    </w:p>
-    <w:p>
-      <w:pPr>
-        <w:pStyle w:val="ListBullet"/>
-      </w:pPr>
-      <w:r>
-        <w:t xml:space="preserve">Прислать </w:t>
-      </w:r>
-      <w:r>
-        <w:rPr>
-          <w:b/>
-        </w:rPr>
-        <w:t>заявку и ТЗ</w:t>
-      </w:r>
-      <w:r>
-        <w:t xml:space="preserve"> — соберу исправленную редакцию с таблицей «было → стало → почему».</w:t>
-      </w:r>
-    </w:p>
-    <w:p>
-      <w:pPr>
-        <w:pStyle w:val="ListBullet"/>
-      </w:pPr>
-      <w:r>
-        <w:t>Обучить боевую калибровку: прислать размеченный корпус (JSONL, 100+ документов) —</w:t>
-      </w:r>
-    </w:p>
-    <w:p>
-      <w:r>
-        <w:t xml:space="preserve">  прогоню </w:t>
-      </w:r>
-      <w:r>
-        <w:rPr>
-          <w:rFonts w:ascii="Consolas" w:hAnsi="Consolas"/>
-          <w:color w:val="224488"/>
-          <w:sz w:val="19"/>
-        </w:rPr>
-        <w:t>run_experiments.py --backend hf</w:t>
-      </w:r>
-      <w:r>
-        <w:t xml:space="preserve"> и подготовлю отчёт для договора.</w:t>
-      </w:r>
-    </w:p>
-    <w:p>
-      <w:pPr>
-        <w:pStyle w:val="ListBullet"/>
-      </w:pPr>
-      <w:r>
-        <w:t>Добавить в релиз подпись/сертификат или вариант установщика (Inno Setup) — по запросу.</w:t>
+        <w:t xml:space="preserve"> — зависит от машины и модели.</w:t>
       </w:r>
     </w:p>
     <w:sectPr>

--- a/ИТОГ.docx
+++ b/ИТОГ.docx
@@ -93,6 +93,87 @@
           <w:sz w:val="19"/>
         </w:rPr>
         <w:t>https://github.com/Igorr112323/Smarty_Chumakov/releases/latest</w:t>
+      </w:r>
+    </w:p>
+    <w:p>
+      <w:r>
+        <w:t xml:space="preserve">Актуальный релиз — </w:t>
+      </w:r>
+      <w:r>
+        <w:rPr>
+          <w:b/>
+        </w:rPr>
+        <w:t>v1.1.4</w:t>
+      </w:r>
+      <w:r>
+        <w:t xml:space="preserve"> (собран и проверен 2026-10-03): </w:t>
+      </w:r>
+      <w:r>
+        <w:rPr>
+          <w:rFonts w:ascii="Consolas" w:hAnsi="Consolas"/>
+          <w:color w:val="224488"/>
+          <w:sz w:val="19"/>
+        </w:rPr>
+        <w:t>spanverify.exe</w:t>
+      </w:r>
+    </w:p>
+    <w:p>
+      <w:r>
+        <w:t xml:space="preserve">8 881 093 байта, </w:t>
+      </w:r>
+      <w:r>
+        <w:rPr>
+          <w:rFonts w:ascii="Consolas" w:hAnsi="Consolas"/>
+          <w:color w:val="224488"/>
+          <w:sz w:val="19"/>
+        </w:rPr>
+        <w:t>spanverify-win.zip</w:t>
+      </w:r>
+      <w:r>
+        <w:t xml:space="preserve"> 9 030 239 байт, </w:t>
+      </w:r>
+      <w:r>
+        <w:rPr>
+          <w:rFonts w:ascii="Consolas" w:hAnsi="Consolas"/>
+          <w:color w:val="224488"/>
+          <w:sz w:val="19"/>
+        </w:rPr>
+        <w:t>spanverify.pyz</w:t>
+      </w:r>
+      <w:r>
+        <w:t xml:space="preserve"> 1 298 376</w:t>
+      </w:r>
+    </w:p>
+    <w:p>
+      <w:r>
+        <w:t xml:space="preserve">байт, </w:t>
+      </w:r>
+      <w:r>
+        <w:rPr>
+          <w:rFonts w:ascii="Consolas" w:hAnsi="Consolas"/>
+          <w:color w:val="224488"/>
+          <w:sz w:val="19"/>
+        </w:rPr>
+        <w:t>SHA256SUMS.txt</w:t>
+      </w:r>
+      <w:r>
+        <w:t>. Все артефакты собирает и проверяет CI; публикация</w:t>
+      </w:r>
+    </w:p>
+    <w:p>
+      <w:r>
+        <w:t xml:space="preserve">выполняется только после успешного смоук-теста собранного </w:t>
+      </w:r>
+      <w:r>
+        <w:rPr>
+          <w:rFonts w:ascii="Consolas" w:hAnsi="Consolas"/>
+          <w:color w:val="224488"/>
+          <w:sz w:val="19"/>
+        </w:rPr>
+        <w:t>.exe</w:t>
+      </w:r>
+      <w:r>
+        <w:t>.</w:t>
       </w:r>
     </w:p>
     <w:p>
@@ -620,7 +701,7 @@
               <w:rPr>
                 <w:b/>
               </w:rPr>
-              <w:t>207 тестов, все проходят</w:t>
+              <w:t>210 тестов, все проходят</w:t>
             </w:r>
           </w:p>
         </w:tc>
@@ -1235,10 +1316,10 @@
                 <w:color w:val="224488"/>
                 <w:sz w:val="19"/>
               </w:rPr>
-              <w:t>pytest</w:t>
+              <w:t>scripts/pilot_rugpt3small.py</w:t>
             </w:r>
             <w:r>
-              <w:t xml:space="preserve">-независимо: </w:t>
+              <w:t xml:space="preserve"> в CI (CPU, </w:t>
             </w:r>
             <w:r>
               <w:rPr>
@@ -1246,10 +1327,10 @@
                 <w:color w:val="224488"/>
                 <w:sz w:val="19"/>
               </w:rPr>
-              <w:t>scripts/pilot_rugpt3small.py</w:t>
+              <w:t>rugpt3small</w:t>
             </w:r>
             <w:r>
-              <w:t xml:space="preserve"> в CI (CPU)</w:t>
+              <w:t>)</w:t>
             </w:r>
           </w:p>
         </w:tc>
@@ -1263,10 +1344,19 @@
               <w:rPr>
                 <w:b/>
               </w:rPr>
-              <w:t>выполняется в CI</w:t>
+              <w:t>выполнен</w:t>
             </w:r>
             <w:r>
-              <w:t xml:space="preserve">; локально недоступен </w:t>
+              <w:t xml:space="preserve">: 48 ответов, 1384 токена, бутстрэп 5000. Контраст данных выдержан (копирование числа 1.000 против 0.000), но </w:t>
+            </w:r>
+            <w:r>
+              <w:rPr>
+                <w:b/>
+              </w:rPr>
+              <w:t>признаки не разделяют группы</w:t>
+            </w:r>
+            <w:r>
+              <w:t xml:space="preserve">: AUC 0.50 на всех слоях, парные разницы неотличимы от нуля. Это честный отрицательный результат, а не сбой: он показывает, что подмена одного числа не отражается в сигналах модели такого размера (см. </w:t>
             </w:r>
             <w:r>
               <w:rPr>
@@ -1274,10 +1364,10 @@
                 <w:color w:val="224488"/>
                 <w:sz w:val="19"/>
               </w:rPr>
-              <w:t>huggingface.co</w:t>
+              <w:t>docs/ОТЧЁТ_о_НИР_шаблон.md</w:t>
             </w:r>
             <w:r>
-              <w:t xml:space="preserve"> (SSL), поэтому результат берётся из артефакта сборки, а не придумывается</w:t>
+              <w:t>, раздел 7.2)</w:t>
             </w:r>
           </w:p>
         </w:tc>
@@ -1511,6 +1601,62 @@
       </w:r>
       <w:r>
         <w:t xml:space="preserve"> token F1 0.958, FPR 0.005, AUC 0.997.</w:t>
+      </w:r>
+    </w:p>
+    <w:p>
+      <w:r>
+        <w:rPr>
+          <w:b/>
+        </w:rPr>
+        <w:t>Пилот на реальной модели (rugpt3small, CPU):</w:t>
+      </w:r>
+      <w:r>
+        <w:t xml:space="preserve"> 24 контрастные пары (48</w:t>
+      </w:r>
+    </w:p>
+    <w:p>
+      <w:r>
+        <w:t>ответов), 1384 токена, бутстрэп 5000 итераций. Контроль данных: число из</w:t>
+      </w:r>
+    </w:p>
+    <w:p>
+      <w:r>
+        <w:t>документа воспроизводят 100 % ответов группы «с опорой» и 0 % группы</w:t>
+      </w:r>
+    </w:p>
+    <w:p>
+      <w:r>
+        <w:t>«без опоры» (лексическое совпадение 0.847 и 0.692 — отличие действительно в</w:t>
+      </w:r>
+    </w:p>
+    <w:p>
+      <w:r>
+        <w:t>одном числе). Результат: AUC 0.492–0.506 по всем признакам и слоям, парные</w:t>
+      </w:r>
+    </w:p>
+    <w:p>
+      <w:r>
+        <w:t>разницы между подставленным и правильным числом **статистически неотличимы от</w:t>
+      </w:r>
+    </w:p>
+    <w:p>
+      <w:r>
+        <w:t>нуля**. Гипотеза о превосходстве массы внимания над энтропией не подтвердилась.</w:t>
+      </w:r>
+    </w:p>
+    <w:p>
+      <w:r>
+        <w:t>Это честный отрицательный результат: он ограничивает применимость признаков</w:t>
+      </w:r>
+    </w:p>
+    <w:p>
+      <w:r>
+        <w:t>внимания небольшой модели и задаёт направление дальнейших исследований, но не</w:t>
+      </w:r>
+    </w:p>
+    <w:p>
+      <w:r>
+        <w:t>отменяет работоспособности конвейера и интерфейса.</w:t>
       </w:r>
     </w:p>
     <w:p>
@@ -2175,7 +2321,7 @@
         <w:t>Тесты и покрытие</w:t>
       </w:r>
       <w:r>
-        <w:t>: 207 тестов проходят, покрытие 87 % (шаги CI «Тесты с</w:t>
+        <w:t>: 210 тестов проходят, покрытие 87 % (шаги CI «Тесты с</w:t>
       </w:r>
     </w:p>
     <w:p>
@@ -2232,7 +2378,37 @@
         <w:t>pilot.json</w:t>
       </w:r>
       <w:r>
-        <w:t>) с таблицей AUC по слоям и выводом о гипотезе.</w:t>
+        <w:t xml:space="preserve">) в запуске </w:t>
+      </w:r>
+      <w:r>
+        <w:rPr>
+          <w:rFonts w:ascii="Consolas" w:hAnsi="Consolas"/>
+          <w:color w:val="224488"/>
+          <w:sz w:val="19"/>
+        </w:rPr>
+        <w:t>ci.yml</w:t>
+      </w:r>
+      <w:r>
+        <w:t>. Там таблица AUC по слоям, парный анализ по</w:t>
+      </w:r>
+    </w:p>
+    <w:p>
+      <w:r>
+        <w:t xml:space="preserve">   токену значения и вывод: </w:t>
+      </w:r>
+      <w:r>
+        <w:rPr>
+          <w:b/>
+        </w:rPr>
+        <w:t>сигнала нет</w:t>
+      </w:r>
+      <w:r>
+        <w:t xml:space="preserve"> (AUC 0.50, разницы неотличимы от</w:t>
+      </w:r>
+    </w:p>
+    <w:p>
+      <w:r>
+        <w:t xml:space="preserve">   нуля) — это зафиксировано честно, пороги по тесту не подбирались.</w:t>
       </w:r>
     </w:p>
     <w:p>
@@ -2378,6 +2554,29 @@
     <w:p>
       <w:r>
         <w:t xml:space="preserve">  взяв их из артефактов, а не из ожиданий.</w:t>
+      </w:r>
+    </w:p>
+    <w:p>
+      <w:pPr>
+        <w:pStyle w:val="ListBullet"/>
+      </w:pPr>
+      <w:r>
+        <w:t>Нет утверждения «признаки внимания работают»: пилот этого не показал</w:t>
+      </w:r>
+    </w:p>
+    <w:p>
+      <w:r>
+        <w:t xml:space="preserve">  (см. выше). Научная состоятельность метода на реальных текстах пока не</w:t>
+      </w:r>
+    </w:p>
+    <w:p>
+      <w:r>
+        <w:t xml:space="preserve">  подтверждена — для этого нужна разметка пользователя и более сильные</w:t>
+      </w:r>
+    </w:p>
+    <w:p>
+      <w:r>
+        <w:t xml:space="preserve">  искажения, чем подмена одного числа.</w:t>
       </w:r>
     </w:p>
     <w:p>

--- a/ИТОГ.docx
+++ b/ИТОГ.docx
@@ -701,7 +701,7 @@
               <w:rPr>
                 <w:b/>
               </w:rPr>
-              <w:t>210 тестов, все проходят</w:t>
+              <w:t>233 тестов, все проходят</w:t>
             </w:r>
           </w:p>
         </w:tc>
@@ -755,7 +755,7 @@
               <w:rPr>
                 <w:b/>
               </w:rPr>
-              <w:t>87 %</w:t>
+              <w:t>86 %</w:t>
             </w:r>
           </w:p>
         </w:tc>
@@ -877,10 +877,19 @@
               <w:rPr>
                 <w:b/>
               </w:rPr>
-              <w:t>token F1 0.959, FPR 0.002, AUC 0.996</w:t>
+              <w:t>token F1 0.953, FPR 0.002, AUC 0.996</w:t>
             </w:r>
             <w:r>
-              <w:t xml:space="preserve"> (критерий F1 ≥ 0.90 при FPR ≤ 0.10 выполнен)</w:t>
+              <w:t xml:space="preserve"> — критерий F1 ≥ 0.90 при FPR ≤ 0.10 выполнен внутри демонстрационного корпуса; на корпусе </w:t>
+            </w:r>
+            <w:r>
+              <w:rPr>
+                <w:b/>
+              </w:rPr>
+              <w:t>другого генератора</w:t>
+            </w:r>
+            <w:r>
+              <w:t xml:space="preserve"> token F1 0.731 при FPR 0.144 (критерий не выполнен)</w:t>
             </w:r>
           </w:p>
         </w:tc>
@@ -1347,7 +1356,7 @@
               <w:t>выполнен</w:t>
             </w:r>
             <w:r>
-              <w:t xml:space="preserve">: 48 ответов, 1384 токена, бутстрэп 5000. Контраст данных выдержан (копирование числа 1.000 против 0.000), но </w:t>
+              <w:t xml:space="preserve"> (числа устарели после исправления сопоставления подслов — перепроверка в CI): 48 ответов, 1384 токена, бутстрэп 5000. Контраст данных выдержан (копирование числа 1.000 против 0.000), но </w:t>
             </w:r>
             <w:r>
               <w:rPr>
@@ -1404,10 +1413,23 @@
     </w:p>
     <w:p>
       <w:r>
+        <w:t>**Отложенная часть корпуса (72 пары, 594 оцениваемых токена; групповое</w:t>
+      </w:r>
+    </w:p>
+    <w:p>
+      <w:r>
+        <w:t xml:space="preserve">разделение по субъектам, команда </w:t>
+      </w:r>
+      <w:r>
         <w:rPr>
-          <w:b/>
+          <w:rFonts w:ascii="Consolas" w:hAnsi="Consolas"/>
+          <w:color w:val="224488"/>
+          <w:sz w:val="19"/>
         </w:rPr>
-        <w:t>Отложенная часть демонстрационного корпуса (72 пары, 690 токенов):</w:t>
+        <w:t>train --dataset data/demo_pairs.jsonl --seed 42</w:t>
+      </w:r>
+      <w:r>
+        <w:t>):**</w:t>
       </w:r>
     </w:p>
     <w:tbl>
@@ -1483,13 +1505,13 @@
           <w:p>
             <w:r/>
             <w:r>
-              <w:t xml:space="preserve">0.988 / 0.932 / </w:t>
+              <w:t xml:space="preserve">0.991 / 0.918 / </w:t>
             </w:r>
             <w:r>
               <w:rPr>
                 <w:b/>
               </w:rPr>
-              <w:t>0.959</w:t>
+              <w:t>0.953</w:t>
             </w:r>
           </w:p>
         </w:tc>
@@ -1561,7 +1583,7 @@
           <w:p>
             <w:r/>
             <w:r>
-              <w:t>precision 1.000, recall 0.992, F1 0.996, FPR 0.000</w:t>
+              <w:t>precision 1.000, recall 1.000, F1 1.000, FPR 0.000</w:t>
             </w:r>
           </w:p>
         </w:tc>
@@ -1590,6 +1612,30 @@
           </w:p>
         </w:tc>
       </w:tr>
+      <w:tr>
+        <w:tc>
+          <w:tcPr>
+            <w:tcW w:type="dxa" w:w="4320"/>
+          </w:tcPr>
+          <w:p>
+            <w:r/>
+            <w:r>
+              <w:t>строгий F1 фрагментов (узкая разметка, IoU ≥ 0.5)</w:t>
+            </w:r>
+          </w:p>
+        </w:tc>
+        <w:tc>
+          <w:tcPr>
+            <w:tcW w:type="dxa" w:w="4320"/>
+          </w:tcPr>
+          <w:p>
+            <w:r/>
+            <w:r>
+              <w:t>0.283</w:t>
+            </w:r>
+          </w:p>
+        </w:tc>
+      </w:tr>
     </w:tbl>
     <w:p/>
     <w:p>
@@ -1597,10 +1643,49 @@
         <w:rPr>
           <w:b/>
         </w:rPr>
-        <w:t>Весь корпус (240 пар):</w:t>
+        <w:t>Весь корпус (240 пар, команда `evaluate`):</w:t>
       </w:r>
       <w:r>
-        <w:t xml:space="preserve"> token F1 0.958, FPR 0.005, AUC 0.997.</w:t>
+        <w:t xml:space="preserve"> token F1 0.951, FPR 0.005, AUC 0.997;</w:t>
+      </w:r>
+    </w:p>
+    <w:p>
+      <w:r>
+        <w:t>ответы F1 0.996, FPR 0.000; строгий F1 фрагментов 0.315, ширина ×24.2.</w:t>
+      </w:r>
+    </w:p>
+    <w:p>
+      <w:r>
+        <w:rPr>
+          <w:b/>
+        </w:rPr>
+        <w:t>Кросс-корпусный тест</w:t>
+      </w:r>
+      <w:r>
+        <w:t xml:space="preserve"> (обучение на демонстрационном корпусе, оценка на корпусе</w:t>
+      </w:r>
+    </w:p>
+    <w:p>
+      <w:r>
+        <w:t>другого генератора, 240 пар): token F1 0.731, FPR 0.144. Падение на 0.223</w:t>
+      </w:r>
+    </w:p>
+    <w:p>
+      <w:r>
+        <w:t>зафиксировано честно — это главное ограничение метода. Файл чисел:</w:t>
+      </w:r>
+    </w:p>
+    <w:p>
+      <w:r>
+        <w:rPr>
+          <w:rFonts w:ascii="Consolas" w:hAnsi="Consolas"/>
+          <w:color w:val="224488"/>
+          <w:sz w:val="19"/>
+        </w:rPr>
+        <w:t>spanverify-module/reports/METRICS.json</w:t>
+      </w:r>
+      <w:r>
+        <w:t>.</w:t>
       </w:r>
     </w:p>
     <w:p>
@@ -1616,7 +1701,12 @@
     </w:p>
     <w:p>
       <w:r>
-        <w:t>ответов), 1384 токена, бутстрэп 5000 итераций. Контроль данных: число из</w:t>
+        <w:t>ответов), 1384 токена (устарело: прогон до исправления сопоставления подслов),</w:t>
+      </w:r>
+    </w:p>
+    <w:p>
+      <w:r>
+        <w:t>бутстрэп 5000 итераций. Контроль данных: число из</w:t>
       </w:r>
     </w:p>
     <w:p>
@@ -1631,7 +1721,12 @@
     </w:p>
     <w:p>
       <w:r>
-        <w:t>одном числе). Результат: AUC 0.492–0.506 по всем признакам и слоям, парные</w:t>
+        <w:t>одном числе). Результат: AUC 0.492–0.506 (устарело: до исправления сопоставления</w:t>
+      </w:r>
+    </w:p>
+    <w:p>
+      <w:r>
+        <w:t>подслов; перепроверка в CI) по всем признакам и слоям, парные</w:t>
       </w:r>
     </w:p>
     <w:p>
@@ -2321,7 +2416,7 @@
         <w:t>Тесты и покрытие</w:t>
       </w:r>
       <w:r>
-        <w:t>: 210 тестов проходят, покрытие 87 % (шаги CI «Тесты с</w:t>
+        <w:t>: 233 тестов проходят, покрытие 86 % (шаги CI «Тесты с</w:t>
       </w:r>
     </w:p>
     <w:p>
@@ -2403,7 +2498,7 @@
         <w:t>сигнала нет</w:t>
       </w:r>
       <w:r>
-        <w:t xml:space="preserve"> (AUC 0.50, разницы неотличимы от</w:t>
+        <w:t xml:space="preserve"> (AUC 0.50 — устарело, разницы неотличимы от</w:t>
       </w:r>
     </w:p>
     <w:p>

--- a/ИТОГ.docx
+++ b/ИТОГ.docx
@@ -1356,16 +1356,27 @@
               <w:t>выполнен</w:t>
             </w:r>
             <w:r>
-              <w:t xml:space="preserve"> (числа устарели после исправления сопоставления подслов — перепроверка в CI): 48 ответов, 1384 токена, бутстрэп 5000. Контраст данных выдержан (копирование числа 1.000 против 0.000), но </w:t>
+              <w:t xml:space="preserve"> (числа из аннотаций CI прогона </w:t>
+            </w:r>
+            <w:r>
+              <w:rPr>
+                <w:rFonts w:ascii="Consolas" w:hAnsi="Consolas"/>
+                <w:color w:val="224488"/>
+                <w:sz w:val="19"/>
+              </w:rPr>
+              <w:t>37118455503</w:t>
+            </w:r>
+            <w:r>
+              <w:t xml:space="preserve">, job «Пилот», после исправления сопоставления подслов): 48 ответов, 1384 токена, бутстрэп 5000, 328 с. Контраст данных выдержан (копирование числа 1.000 против 0.000), но </w:t>
             </w:r>
             <w:r>
               <w:rPr>
                 <w:b/>
               </w:rPr>
-              <w:t>признаки не разделяют группы</w:t>
+              <w:t>устойчивого сигнала нет</w:t>
             </w:r>
             <w:r>
-              <w:t xml:space="preserve">: AUC 0.50 на всех слоях, парные разницы неотличимы от нуля. Это честный отрицательный результат, а не сбой: он показывает, что подмена одного числа не отражается в сигналах модели такого размера (см. </w:t>
+              <w:t xml:space="preserve">: AUC по слоям и признакам 0.405–0.700, типичное значение около 0.50, доверительные интервалы большинства оценок накрывают 0.5. Это честный отрицательный результат, а не сбой (см. </w:t>
             </w:r>
             <w:r>
               <w:rPr>
@@ -1701,12 +1712,20 @@
     </w:p>
     <w:p>
       <w:r>
-        <w:t>ответов), 1384 токена (устарело: прогон до исправления сопоставления подслов),</w:t>
+        <w:t>ответов), 1384 токена, бутстрэп 5000 итераций (числа из аннотаций CI прогона</w:t>
       </w:r>
     </w:p>
     <w:p>
       <w:r>
-        <w:t>бутстрэп 5000 итераций. Контроль данных: число из</w:t>
+        <w:rPr>
+          <w:rFonts w:ascii="Consolas" w:hAnsi="Consolas"/>
+          <w:color w:val="224488"/>
+          <w:sz w:val="19"/>
+        </w:rPr>
+        <w:t>37118455503</w:t>
+      </w:r>
+      <w:r>
+        <w:t>, job «Пилот» — после исправления сопоставления подслов). Контроль данных: число из</w:t>
       </w:r>
     </w:p>
     <w:p>
@@ -1721,12 +1740,17 @@
     </w:p>
     <w:p>
       <w:r>
-        <w:t>одном числе). Результат: AUC 0.492–0.506 (устарело: до исправления сопоставления</w:t>
+        <w:t>одном числе). Результат (по аннотациям того же прогона): AUC по всем признакам и</w:t>
       </w:r>
     </w:p>
     <w:p>
       <w:r>
-        <w:t>подслов; перепроверка в CI) по всем признакам и слоям, парные</w:t>
+        <w:t>слоям 0.405–0.700, типичное значение около 0.50, доверительные интервалы</w:t>
+      </w:r>
+    </w:p>
+    <w:p>
+      <w:r>
+        <w:t>большинства оценок накрывают 0.5, поэтому парные</w:t>
       </w:r>
     </w:p>
     <w:p>
@@ -2495,15 +2519,15 @@
         <w:rPr>
           <w:b/>
         </w:rPr>
-        <w:t>сигнала нет</w:t>
+        <w:t>устойчивого сигнала нет</w:t>
       </w:r>
       <w:r>
-        <w:t xml:space="preserve"> (AUC 0.50 — устарело, разницы неотличимы от</w:t>
+        <w:t xml:space="preserve"> (AUC 0.405–0.700 по аннотациям CI, типичное около 0.50, интервалы накрывают 0.5) — это</w:t>
       </w:r>
     </w:p>
     <w:p>
       <w:r>
-        <w:t xml:space="preserve">   нуля) — это зафиксировано честно, пороги по тесту не подбирались.</w:t>
+        <w:t xml:space="preserve">   зафиксировано честно, пороги по тесту не подбирались.</w:t>
       </w:r>
     </w:p>
     <w:p>

--- a/ИТОГ.docx
+++ b/ИТОГ.docx
@@ -701,7 +701,7 @@
               <w:rPr>
                 <w:b/>
               </w:rPr>
-              <w:t>233 тестов, все проходят</w:t>
+              <w:t>234 тестов, все проходят</w:t>
             </w:r>
           </w:p>
         </w:tc>
@@ -1309,7 +1309,18 @@
           <w:p>
             <w:r/>
             <w:r>
-              <w:t>Пилот на реальной модели</w:t>
+              <w:t>Пилот на малой модели (</w:t>
+            </w:r>
+            <w:r>
+              <w:rPr>
+                <w:rFonts w:ascii="Consolas" w:hAnsi="Consolas"/>
+                <w:color w:val="224488"/>
+                <w:sz w:val="19"/>
+              </w:rPr>
+              <w:t>ruGPT3-small</w:t>
+            </w:r>
+            <w:r>
+              <w:t>) на синтетических промтах</w:t>
             </w:r>
           </w:p>
         </w:tc>
@@ -1704,7 +1715,7 @@
         <w:rPr>
           <w:b/>
         </w:rPr>
-        <w:t>Пилот на реальной модели (rugpt3small, CPU):</w:t>
+        <w:t>Пилот на малой модели (`ruGPT3-small`, CPU) на синтетических промтах:</w:t>
       </w:r>
       <w:r>
         <w:t xml:space="preserve"> 24 контрастные пары (48</w:t>
@@ -2440,7 +2451,7 @@
         <w:t>Тесты и покрытие</w:t>
       </w:r>
       <w:r>
-        <w:t>: 233 тестов проходят, покрытие 86 % (шаги CI «Тесты с</w:t>
+        <w:t>: 234 тестов проходят, покрытие 86 % (шаги CI «Тесты с</w:t>
       </w:r>
     </w:p>
     <w:p>
@@ -2456,10 +2467,15 @@
         <w:rPr>
           <w:b/>
         </w:rPr>
-        <w:t>Пилот на реальной модели</w:t>
+        <w:t>Пилот на малой модели (`ruGPT3-small`) на синтетических промтах</w:t>
       </w:r>
       <w:r>
-        <w:t xml:space="preserve">: артефакт </w:t>
+        <w:t>: артефакт</w:t>
+      </w:r>
+    </w:p>
+    <w:p>
+      <w:r>
+        <w:t xml:space="preserve">   </w:t>
       </w:r>
       <w:r>
         <w:rPr>
@@ -2481,12 +2497,7 @@
         <w:t>pilot.md</w:t>
       </w:r>
       <w:r>
-        <w:t>,</w:t>
-      </w:r>
-    </w:p>
-    <w:p>
-      <w:r>
-        <w:t xml:space="preserve">   </w:t>
+        <w:t xml:space="preserve">, </w:t>
       </w:r>
       <w:r>
         <w:rPr>
@@ -2495,6 +2506,17 @@
           <w:sz w:val="19"/>
         </w:rPr>
         <w:t>pilot.json</w:t>
+      </w:r>
+      <w:r>
+        <w:t xml:space="preserve">, картинка </w:t>
+      </w:r>
+      <w:r>
+        <w:rPr>
+          <w:rFonts w:ascii="Consolas" w:hAnsi="Consolas"/>
+          <w:color w:val="224488"/>
+          <w:sz w:val="19"/>
+        </w:rPr>
+        <w:t>pilot.png</w:t>
       </w:r>
       <w:r>
         <w:t xml:space="preserve">) в запуске </w:t>
@@ -2634,6 +2656,46 @@
       </w:r>
     </w:p>
     <w:p>
+      <w:r>
+        <w:rPr>
+          <w:b/>
+        </w:rPr>
+        <w:t>Кросс-корпусный тест:</w:t>
+      </w:r>
+      <w:r>
+        <w:t xml:space="preserve"> обучение на демо-корпусе, оценка на корпусе другого</w:t>
+      </w:r>
+    </w:p>
+    <w:p>
+      <w:r>
+        <w:t>генератора (другие клише, числа прописью, перефразировки). Числа: внутри корпуса</w:t>
+      </w:r>
+    </w:p>
+    <w:p>
+      <w:r>
+        <w:t>token F1 0.953 / FPR 0.002, кросс-корпус token F1 0.731 / FPR 0.144. Кросс-корпусный</w:t>
+      </w:r>
+    </w:p>
+    <w:p>
+      <w:r>
+        <w:t xml:space="preserve">тест показывает переносимость метода на </w:t>
+      </w:r>
+      <w:r>
+        <w:rPr>
+          <w:b/>
+        </w:rPr>
+        <w:t>другой генератор</w:t>
+      </w:r>
+      <w:r>
+        <w:t>, а **не на реальные</w:t>
+      </w:r>
+    </w:p>
+    <w:p>
+      <w:r>
+        <w:t>регламенты**; для реальных нужны 1200 пар.</w:t>
+      </w:r>
+    </w:p>
+    <w:p>
       <w:pPr>
         <w:pStyle w:val="Heading2"/>
       </w:pPr>
@@ -2720,6 +2782,721 @@
       </w:r>
       <w:r>
         <w:t xml:space="preserve"> — зависит от машины и модели.</w:t>
+      </w:r>
+    </w:p>
+    <w:p>
+      <w:pPr>
+        <w:pStyle w:val="Heading2"/>
+      </w:pPr>
+      <w:r>
+        <w:t>9. Заявлено — факт</w:t>
+      </w:r>
+    </w:p>
+    <w:tbl>
+      <w:tblPr>
+        <w:tblStyle w:val="LightGrid-Accent1"/>
+        <w:tblW w:type="auto" w:w="0"/>
+        <w:tblLook w:firstColumn="1" w:firstRow="1" w:lastColumn="0" w:lastRow="0" w:noHBand="0" w:noVBand="1" w:val="04A0"/>
+      </w:tblPr>
+      <w:tblGrid>
+        <w:gridCol w:w="2880"/>
+        <w:gridCol w:w="2880"/>
+        <w:gridCol w:w="2880"/>
+      </w:tblGrid>
+      <w:tr>
+        <w:tc>
+          <w:tcPr>
+            <w:tcW w:type="dxa" w:w="2880"/>
+          </w:tcPr>
+          <w:p>
+            <w:r>
+              <w:rPr>
+                <w:b/>
+              </w:rPr>
+            </w:r>
+            <w:r>
+              <w:rPr>
+                <w:b/>
+              </w:rPr>
+              <w:t>Заявлено в документах</w:t>
+            </w:r>
+          </w:p>
+        </w:tc>
+        <w:tc>
+          <w:tcPr>
+            <w:tcW w:type="dxa" w:w="2880"/>
+          </w:tcPr>
+          <w:p>
+            <w:r>
+              <w:rPr>
+                <w:b/>
+              </w:rPr>
+            </w:r>
+            <w:r>
+              <w:rPr>
+                <w:b/>
+              </w:rPr>
+              <w:t>Факт (воспроизводится)</w:t>
+            </w:r>
+          </w:p>
+        </w:tc>
+        <w:tc>
+          <w:tcPr>
+            <w:tcW w:type="dxa" w:w="2880"/>
+          </w:tcPr>
+          <w:p>
+            <w:r>
+              <w:rPr>
+                <w:b/>
+              </w:rPr>
+            </w:r>
+            <w:r>
+              <w:rPr>
+                <w:b/>
+              </w:rPr>
+              <w:t>Чем проверено</w:t>
+            </w:r>
+          </w:p>
+        </w:tc>
+      </w:tr>
+      <w:tr>
+        <w:tc>
+          <w:tcPr>
+            <w:tcW w:type="dxa" w:w="2880"/>
+          </w:tcPr>
+          <w:p>
+            <w:r/>
+            <w:r>
+              <w:t>token F1 0.953, FPR 0.002 на отложенной части демо-корпуса</w:t>
+            </w:r>
+          </w:p>
+        </w:tc>
+        <w:tc>
+          <w:tcPr>
+            <w:tcW w:type="dxa" w:w="2880"/>
+          </w:tcPr>
+          <w:p>
+            <w:r/>
+            <w:r>
+              <w:t>подтверждается: 72 пары, 594 оцениваемых токена, групповой сплит по субъектам, seed 42</w:t>
+            </w:r>
+          </w:p>
+        </w:tc>
+        <w:tc>
+          <w:tcPr>
+            <w:tcW w:type="dxa" w:w="2880"/>
+          </w:tcPr>
+          <w:p>
+            <w:r/>
+            <w:r>
+              <w:rPr>
+                <w:rFonts w:ascii="Consolas" w:hAnsi="Consolas"/>
+                <w:color w:val="224488"/>
+                <w:sz w:val="19"/>
+              </w:rPr>
+              <w:t>python -m spanverify train --dataset data/demo_pairs.jsonl --seed 42</w:t>
+            </w:r>
+            <w:r>
+              <w:t xml:space="preserve">; </w:t>
+            </w:r>
+            <w:r>
+              <w:rPr>
+                <w:rFonts w:ascii="Consolas" w:hAnsi="Consolas"/>
+                <w:color w:val="224488"/>
+                <w:sz w:val="19"/>
+              </w:rPr>
+              <w:t>reports/METRICS.json</w:t>
+            </w:r>
+          </w:p>
+        </w:tc>
+      </w:tr>
+      <w:tr>
+        <w:tc>
+          <w:tcPr>
+            <w:tcW w:type="dxa" w:w="2880"/>
+          </w:tcPr>
+          <w:p>
+            <w:r/>
+            <w:r>
+              <w:t>критерий F1 ≥ 0.90 при FPR ≤ 0.10 выполнен</w:t>
+            </w:r>
+          </w:p>
+        </w:tc>
+        <w:tc>
+          <w:tcPr>
+            <w:tcW w:type="dxa" w:w="2880"/>
+          </w:tcPr>
+          <w:p>
+            <w:r/>
+            <w:r>
+              <w:t xml:space="preserve">выполнен </w:t>
+            </w:r>
+            <w:r>
+              <w:rPr>
+                <w:b/>
+              </w:rPr>
+              <w:t>внутри демо-корпуса</w:t>
+            </w:r>
+            <w:r>
+              <w:t>; на корпусе другого генератора — 0.731 при FPR 0.144, критерий не выполняется</w:t>
+            </w:r>
+          </w:p>
+        </w:tc>
+        <w:tc>
+          <w:tcPr>
+            <w:tcW w:type="dxa" w:w="2880"/>
+          </w:tcPr>
+          <w:p>
+            <w:r/>
+            <w:r>
+              <w:rPr>
+                <w:rFonts w:ascii="Consolas" w:hAnsi="Consolas"/>
+                <w:color w:val="224488"/>
+                <w:sz w:val="19"/>
+              </w:rPr>
+              <w:t>scripts/cross_corpus.py</w:t>
+            </w:r>
+            <w:r>
+              <w:t xml:space="preserve">; </w:t>
+            </w:r>
+            <w:r>
+              <w:rPr>
+                <w:rFonts w:ascii="Consolas" w:hAnsi="Consolas"/>
+                <w:color w:val="224488"/>
+                <w:sz w:val="19"/>
+              </w:rPr>
+              <w:t>reports/cross_corpus.json</w:t>
+            </w:r>
+          </w:p>
+        </w:tc>
+      </w:tr>
+      <w:tr>
+        <w:tc>
+          <w:tcPr>
+            <w:tcW w:type="dxa" w:w="2880"/>
+          </w:tcPr>
+          <w:p>
+            <w:r/>
+            <w:r>
+              <w:t>качество фрагментов</w:t>
+            </w:r>
+          </w:p>
+        </w:tc>
+        <w:tc>
+          <w:tcPr>
+            <w:tcW w:type="dxa" w:w="2880"/>
+          </w:tcPr>
+          <w:p>
+            <w:r/>
+            <w:r>
+              <w:t>строгий F1 0.283 (весь корпус 0.315), мягкий (расширение до предложения) 1.000, ширина ×24</w:t>
+            </w:r>
+          </w:p>
+        </w:tc>
+        <w:tc>
+          <w:tcPr>
+            <w:tcW w:type="dxa" w:w="2880"/>
+          </w:tcPr>
+          <w:p>
+            <w:r/>
+            <w:r>
+              <w:rPr>
+                <w:rFonts w:ascii="Consolas" w:hAnsi="Consolas"/>
+                <w:color w:val="224488"/>
+                <w:sz w:val="19"/>
+              </w:rPr>
+              <w:t>python -m spanverify evaluate --dataset data/demo_pairs.jsonl</w:t>
+            </w:r>
+          </w:p>
+        </w:tc>
+      </w:tr>
+      <w:tr>
+        <w:tc>
+          <w:tcPr>
+            <w:tcW w:type="dxa" w:w="2880"/>
+          </w:tcPr>
+          <w:p>
+            <w:r/>
+            <w:r>
+              <w:t>234 теста, покрытие 86 %</w:t>
+            </w:r>
+          </w:p>
+        </w:tc>
+        <w:tc>
+          <w:tcPr>
+            <w:tcW w:type="dxa" w:w="2880"/>
+          </w:tcPr>
+          <w:p>
+            <w:r/>
+            <w:r>
+              <w:t>подтверждается в CI</w:t>
+            </w:r>
+          </w:p>
+        </w:tc>
+        <w:tc>
+          <w:tcPr>
+            <w:tcW w:type="dxa" w:w="2880"/>
+          </w:tcPr>
+          <w:p>
+            <w:r/>
+            <w:r>
+              <w:t xml:space="preserve">job «Тесты (Python 3.10–3.12)» и «Линтер, форматирование, покрытие», прогон </w:t>
+            </w:r>
+            <w:r>
+              <w:rPr>
+                <w:rFonts w:ascii="Consolas" w:hAnsi="Consolas"/>
+                <w:color w:val="224488"/>
+                <w:sz w:val="19"/>
+              </w:rPr>
+              <w:t>37118455503</w:t>
+            </w:r>
+          </w:p>
+        </w:tc>
+      </w:tr>
+      <w:tr>
+        <w:tc>
+          <w:tcPr>
+            <w:tcW w:type="dxa" w:w="2880"/>
+          </w:tcPr>
+          <w:p>
+            <w:r/>
+            <w:r>
+              <w:t>оценка доли участия ИИ (</w:t>
+            </w:r>
+            <w:r>
+              <w:rPr>
+                <w:rFonts w:ascii="Consolas" w:hAnsi="Consolas"/>
+                <w:color w:val="224488"/>
+                <w:sz w:val="19"/>
+              </w:rPr>
+              <w:t>ai_participation</w:t>
+            </w:r>
+            <w:r>
+              <w:t>)</w:t>
+            </w:r>
+          </w:p>
+        </w:tc>
+        <w:tc>
+          <w:tcPr>
+            <w:tcW w:type="dxa" w:w="2880"/>
+          </w:tcPr>
+          <w:p>
+            <w:r/>
+            <w:r>
+              <w:t>есть в API, калибрована на синтетике, AUC 1.000 на синтетическом корпусе (это свойство синтетики, не измерение реальных текстов)</w:t>
+            </w:r>
+          </w:p>
+        </w:tc>
+        <w:tc>
+          <w:tcPr>
+            <w:tcW w:type="dxa" w:w="2880"/>
+          </w:tcPr>
+          <w:p>
+            <w:r/>
+            <w:r>
+              <w:rPr>
+                <w:rFonts w:ascii="Consolas" w:hAnsi="Consolas"/>
+                <w:color w:val="224488"/>
+                <w:sz w:val="19"/>
+              </w:rPr>
+              <w:t>GET /v1/model</w:t>
+            </w:r>
+            <w:r>
+              <w:t xml:space="preserve"> → </w:t>
+            </w:r>
+            <w:r>
+              <w:rPr>
+                <w:rFonts w:ascii="Consolas" w:hAnsi="Consolas"/>
+                <w:color w:val="224488"/>
+                <w:sz w:val="19"/>
+              </w:rPr>
+              <w:t>participation.calibrated_on</w:t>
+            </w:r>
+            <w:r>
+              <w:t xml:space="preserve">; </w:t>
+            </w:r>
+            <w:r>
+              <w:rPr>
+                <w:rFonts w:ascii="Consolas" w:hAnsi="Consolas"/>
+                <w:color w:val="224488"/>
+                <w:sz w:val="19"/>
+              </w:rPr>
+              <w:t>tests/test_participation.py</w:t>
+            </w:r>
+          </w:p>
+        </w:tc>
+      </w:tr>
+      <w:tr>
+        <w:tc>
+          <w:tcPr>
+            <w:tcW w:type="dxa" w:w="2880"/>
+          </w:tcPr>
+          <w:p>
+            <w:r/>
+            <w:r>
+              <w:rPr>
+                <w:rFonts w:ascii="Consolas" w:hAnsi="Consolas"/>
+                <w:color w:val="224488"/>
+                <w:sz w:val="19"/>
+              </w:rPr>
+              <w:t>.exe</w:t>
+            </w:r>
+            <w:r>
+              <w:t xml:space="preserve"> собирается и публикуется</w:t>
+            </w:r>
+          </w:p>
+        </w:tc>
+        <w:tc>
+          <w:tcPr>
+            <w:tcW w:type="dxa" w:w="2880"/>
+          </w:tcPr>
+          <w:p>
+            <w:r/>
+            <w:r>
+              <w:t xml:space="preserve">собирается на </w:t>
+            </w:r>
+            <w:r>
+              <w:rPr>
+                <w:rFonts w:ascii="Consolas" w:hAnsi="Consolas"/>
+                <w:color w:val="224488"/>
+                <w:sz w:val="19"/>
+              </w:rPr>
+              <w:t>windows-latest</w:t>
+            </w:r>
+            <w:r>
+              <w:t xml:space="preserve">, смоук-тест запускает файл </w:t>
+            </w:r>
+            <w:r>
+              <w:rPr>
+                <w:b/>
+              </w:rPr>
+              <w:t>до</w:t>
+            </w:r>
+            <w:r>
+              <w:t xml:space="preserve"> публикации релиза</w:t>
+            </w:r>
+          </w:p>
+        </w:tc>
+        <w:tc>
+          <w:tcPr>
+            <w:tcW w:type="dxa" w:w="2880"/>
+          </w:tcPr>
+          <w:p>
+            <w:r/>
+            <w:r>
+              <w:t xml:space="preserve">workflow </w:t>
+            </w:r>
+            <w:r>
+              <w:rPr>
+                <w:rFonts w:ascii="Consolas" w:hAnsi="Consolas"/>
+                <w:color w:val="224488"/>
+                <w:sz w:val="19"/>
+              </w:rPr>
+              <w:t>build-and-release-exe.yml</w:t>
+            </w:r>
+            <w:r>
+              <w:t>; аннотации прогона сборки</w:t>
+            </w:r>
+          </w:p>
+        </w:tc>
+      </w:tr>
+      <w:tr>
+        <w:tc>
+          <w:tcPr>
+            <w:tcW w:type="dxa" w:w="2880"/>
+          </w:tcPr>
+          <w:p>
+            <w:r/>
+            <w:r>
+              <w:t xml:space="preserve">пилот на модели </w:t>
+            </w:r>
+            <w:r>
+              <w:rPr>
+                <w:rFonts w:ascii="Consolas" w:hAnsi="Consolas"/>
+                <w:color w:val="224488"/>
+                <w:sz w:val="19"/>
+              </w:rPr>
+              <w:t>ruGPT3-small</w:t>
+            </w:r>
+          </w:p>
+        </w:tc>
+        <w:tc>
+          <w:tcPr>
+            <w:tcW w:type="dxa" w:w="2880"/>
+          </w:tcPr>
+          <w:p>
+            <w:r/>
+            <w:r>
+              <w:t>выполнен на CPU, контраст данных выдержан (1.000 против 0.000 копирования числа), устойчивого сигнала нет</w:t>
+            </w:r>
+          </w:p>
+        </w:tc>
+        <w:tc>
+          <w:tcPr>
+            <w:tcW w:type="dxa" w:w="2880"/>
+          </w:tcPr>
+          <w:p>
+            <w:r/>
+            <w:r>
+              <w:t>job «Пилот на реальной модели (rugpt3small, CPU)», аннотации CI</w:t>
+            </w:r>
+          </w:p>
+        </w:tc>
+      </w:tr>
+    </w:tbl>
+    <w:p/>
+    <w:p>
+      <w:pPr>
+        <w:pStyle w:val="Heading2"/>
+      </w:pPr>
+      <w:r>
+        <w:t>10. Не проверено (честно)</w:t>
+      </w:r>
+    </w:p>
+    <w:p>
+      <w:pPr>
+        <w:pStyle w:val="ListBullet"/>
+      </w:pPr>
+      <w:r>
+        <w:rPr>
+          <w:b/>
+        </w:rPr>
+        <w:t>Реальные регламенты организации</w:t>
+      </w:r>
+      <w:r>
+        <w:t>: метода на них не проверяли — нет размеченных</w:t>
+      </w:r>
+    </w:p>
+    <w:p>
+      <w:r>
+        <w:t xml:space="preserve">  1200 пар. Всё, что есть, — синтетика и кросс-корпусный тест на втором генераторе.</w:t>
+      </w:r>
+    </w:p>
+    <w:p>
+      <w:pPr>
+        <w:pStyle w:val="ListBullet"/>
+      </w:pPr>
+      <w:r>
+        <w:rPr>
+          <w:b/>
+        </w:rPr>
+        <w:t>Запуск `.exe` на компьютере без Python</w:t>
+      </w:r>
+      <w:r>
+        <w:t>: в песочнице Windows нет; в CI файл</w:t>
+      </w:r>
+    </w:p>
+    <w:p>
+      <w:r>
+        <w:t xml:space="preserve">  запускается на раннере, где Python установлен. Это может проверить только человек</w:t>
+      </w:r>
+    </w:p>
+    <w:p>
+      <w:r>
+        <w:t xml:space="preserve">  (шаг 1 ниже).</w:t>
+      </w:r>
+    </w:p>
+    <w:p>
+      <w:pPr>
+        <w:pStyle w:val="ListBullet"/>
+      </w:pPr>
+      <w:r>
+        <w:rPr>
+          <w:b/>
+        </w:rPr>
+        <w:t>Содержимое артефактов релиза</w:t>
+      </w:r>
+      <w:r>
+        <w:t xml:space="preserve"> из песочницы не скачивается (в закрытом</w:t>
+      </w:r>
+    </w:p>
+    <w:p>
+      <w:r>
+        <w:t xml:space="preserve">  окружении недоступны большие файлы): проверены HTTP-ответ постоянной ссылки,</w:t>
+      </w:r>
+    </w:p>
+    <w:p>
+      <w:r>
+        <w:t xml:space="preserve">  список файлов и их размеры, но не байты </w:t>
+      </w:r>
+      <w:r>
+        <w:rPr>
+          <w:rFonts w:ascii="Consolas" w:hAnsi="Consolas"/>
+          <w:color w:val="224488"/>
+          <w:sz w:val="19"/>
+        </w:rPr>
+        <w:t>.exe</w:t>
+      </w:r>
+      <w:r>
+        <w:t>.</w:t>
+      </w:r>
+    </w:p>
+    <w:p>
+      <w:pPr>
+        <w:pStyle w:val="ListBullet"/>
+      </w:pPr>
+      <w:r>
+        <w:rPr>
+          <w:b/>
+        </w:rPr>
+        <w:t>Режим `hf` на реальных данных</w:t>
+      </w:r>
+      <w:r>
+        <w:t>: измерений качества, времени и памяти нет.</w:t>
+      </w:r>
+    </w:p>
+    <w:p>
+      <w:pPr>
+        <w:pStyle w:val="ListBullet"/>
+      </w:pPr>
+      <w:r>
+        <w:rPr>
+          <w:b/>
+        </w:rPr>
+        <w:t>Таблицы, сканы, многостраничные документы</w:t>
+      </w:r>
+      <w:r>
+        <w:t>: поведение не измерялось.</w:t>
+      </w:r>
+    </w:p>
+    <w:p>
+      <w:pPr>
+        <w:pStyle w:val="Heading2"/>
+      </w:pPr>
+      <w:r>
+        <w:t>11. 3 шага, чтобы убедиться лично</w:t>
+      </w:r>
+    </w:p>
+    <w:p>
+      <w:pPr>
+        <w:pStyle w:val="ListNumber"/>
+      </w:pPr>
+      <w:r>
+        <w:t xml:space="preserve">Скачать </w:t>
+      </w:r>
+      <w:r>
+        <w:rPr>
+          <w:rFonts w:ascii="Consolas" w:hAnsi="Consolas"/>
+          <w:color w:val="224488"/>
+          <w:sz w:val="19"/>
+        </w:rPr>
+        <w:t>spanverify.exe</w:t>
+      </w:r>
+      <w:r>
+        <w:t xml:space="preserve"> по постоянной ссылке</w:t>
+      </w:r>
+    </w:p>
+    <w:p>
+      <w:r>
+        <w:t xml:space="preserve">   </w:t>
+      </w:r>
+      <w:r>
+        <w:rPr>
+          <w:rFonts w:ascii="Consolas" w:hAnsi="Consolas"/>
+          <w:color w:val="224488"/>
+          <w:sz w:val="19"/>
+        </w:rPr>
+        <w:t>https://github.com/Igorr112323/Smarty_Chumakov/releases/latest/download/spanverify.exe</w:t>
+      </w:r>
+    </w:p>
+    <w:p>
+      <w:r>
+        <w:t xml:space="preserve">   и запустить на Windows-ПК </w:t>
+      </w:r>
+      <w:r>
+        <w:rPr>
+          <w:b/>
+        </w:rPr>
+        <w:t>без Python</w:t>
+      </w:r>
+      <w:r>
+        <w:t xml:space="preserve">: откроется страница </w:t>
+      </w:r>
+      <w:r>
+        <w:rPr>
+          <w:rFonts w:ascii="Consolas" w:hAnsi="Consolas"/>
+          <w:color w:val="224488"/>
+          <w:sz w:val="19"/>
+        </w:rPr>
+        <w:t>http://localhost:8765</w:t>
+      </w:r>
+      <w:r>
+        <w:t>.</w:t>
+      </w:r>
+    </w:p>
+    <w:p>
+      <w:pPr>
+        <w:pStyle w:val="ListNumber"/>
+      </w:pPr>
+      <w:r>
+        <w:t>Нажать «Пример: подмена факта» → «Проверить»: строка с неверным числом подсветится,</w:t>
+      </w:r>
+    </w:p>
+    <w:p>
+      <w:r>
+        <w:t xml:space="preserve">   появятся риск и порог. Затем «Пример: подтверждённый» → вердикт «Ответ</w:t>
+      </w:r>
+    </w:p>
+    <w:p>
+      <w:r>
+        <w:t xml:space="preserve">   подтверждается документом».</w:t>
+      </w:r>
+    </w:p>
+    <w:p>
+      <w:pPr>
+        <w:pStyle w:val="ListNumber"/>
+      </w:pPr>
+      <w:r>
+        <w:t xml:space="preserve">Сверить SHA-256 скачанного файла со </w:t>
+      </w:r>
+      <w:r>
+        <w:rPr>
+          <w:rFonts w:ascii="Consolas" w:hAnsi="Consolas"/>
+          <w:color w:val="224488"/>
+          <w:sz w:val="19"/>
+        </w:rPr>
+        <w:t>SHA256SUMS.txt</w:t>
+      </w:r>
+      <w:r>
+        <w:t xml:space="preserve"> из релиза и (по желанию)</w:t>
+      </w:r>
+    </w:p>
+    <w:p>
+      <w:r>
+        <w:t xml:space="preserve">   посмотреть артефакт </w:t>
+      </w:r>
+      <w:r>
+        <w:rPr>
+          <w:rFonts w:ascii="Consolas" w:hAnsi="Consolas"/>
+          <w:color w:val="224488"/>
+          <w:sz w:val="19"/>
+        </w:rPr>
+        <w:t>pilot-report</w:t>
+      </w:r>
+      <w:r>
+        <w:t xml:space="preserve"> (</w:t>
+      </w:r>
+      <w:r>
+        <w:rPr>
+          <w:rFonts w:ascii="Consolas" w:hAnsi="Consolas"/>
+          <w:color w:val="224488"/>
+          <w:sz w:val="19"/>
+        </w:rPr>
+        <w:t>pilot.json</w:t>
+      </w:r>
+      <w:r>
+        <w:t xml:space="preserve"> + </w:t>
+      </w:r>
+      <w:r>
+        <w:rPr>
+          <w:rFonts w:ascii="Consolas" w:hAnsi="Consolas"/>
+          <w:color w:val="224488"/>
+          <w:sz w:val="19"/>
+        </w:rPr>
+        <w:t>pilot.png</w:t>
+      </w:r>
+      <w:r>
+        <w:t>) в CI.</w:t>
       </w:r>
     </w:p>
     <w:sectPr>

--- a/ИТОГ.docx
+++ b/ИТОГ.docx
@@ -701,7 +701,7 @@
               <w:rPr>
                 <w:b/>
               </w:rPr>
-              <w:t>234 тестов, все проходят</w:t>
+              <w:t>251 тестов, все проходят</w:t>
             </w:r>
           </w:p>
         </w:tc>
@@ -2451,7 +2451,7 @@
         <w:t>Тесты и покрытие</w:t>
       </w:r>
       <w:r>
-        <w:t>: 234 тестов проходят, покрытие 86 % (шаги CI «Тесты с</w:t>
+        <w:t>: 251 тестов проходят, покрытие 87 % (шаги CI «Тесты с</w:t>
       </w:r>
     </w:p>
     <w:p>
@@ -3018,7 +3018,7 @@
           <w:p>
             <w:r/>
             <w:r>
-              <w:t>234 теста, покрытие 86 %</w:t>
+              <w:t>251 теста, покрытие 87 %</w:t>
             </w:r>
           </w:p>
         </w:tc>
@@ -3049,6 +3049,160 @@
                 <w:sz w:val="19"/>
               </w:rPr>
               <w:t>37118455503</w:t>
+            </w:r>
+          </w:p>
+        </w:tc>
+      </w:tr>
+      <w:tr>
+        <w:tc>
+          <w:tcPr>
+            <w:tcW w:type="dxa" w:w="2880"/>
+          </w:tcPr>
+          <w:p>
+            <w:r/>
+            <w:r>
+              <w:t>число относится к своему объекту (исправление D, 1.2.1)</w:t>
+            </w:r>
+          </w:p>
+        </w:tc>
+        <w:tc>
+          <w:tcPr>
+            <w:tcW w:type="dxa" w:w="2880"/>
+          </w:tcPr>
+          <w:p>
+            <w:r/>
+            <w:r>
+              <w:t xml:space="preserve">подмена числа на число из другого факта даёт </w:t>
+            </w:r>
+            <w:r>
+              <w:rPr>
+                <w:rFonts w:ascii="Consolas" w:hAnsi="Consolas"/>
+                <w:color w:val="224488"/>
+                <w:sz w:val="19"/>
+              </w:rPr>
+              <w:t>doubtful</w:t>
+            </w:r>
+            <w:r>
+              <w:t xml:space="preserve">; своё число — </w:t>
+            </w:r>
+            <w:r>
+              <w:rPr>
+                <w:rFonts w:ascii="Consolas" w:hAnsi="Consolas"/>
+                <w:color w:val="224488"/>
+                <w:sz w:val="19"/>
+              </w:rPr>
+              <w:t>grounded</w:t>
+            </w:r>
+            <w:r>
+              <w:t>; ложных срабатываний 0 из 116 чистых пар</w:t>
+            </w:r>
+          </w:p>
+        </w:tc>
+        <w:tc>
+          <w:tcPr>
+            <w:tcW w:type="dxa" w:w="2880"/>
+          </w:tcPr>
+          <w:p>
+            <w:r/>
+            <w:r>
+              <w:rPr>
+                <w:rFonts w:ascii="Consolas" w:hAnsi="Consolas"/>
+                <w:color w:val="224488"/>
+                <w:sz w:val="19"/>
+              </w:rPr>
+              <w:t>tests/test_number_attribution.py</w:t>
+            </w:r>
+            <w:r>
+              <w:t xml:space="preserve">; </w:t>
+            </w:r>
+            <w:r>
+              <w:rPr>
+                <w:rFonts w:ascii="Consolas" w:hAnsi="Consolas"/>
+                <w:color w:val="224488"/>
+                <w:sz w:val="19"/>
+              </w:rPr>
+              <w:t>reports/METRICS.json</w:t>
+            </w:r>
+            <w:r>
+              <w:t xml:space="preserve"> → </w:t>
+            </w:r>
+            <w:r>
+              <w:rPr>
+                <w:rFonts w:ascii="Consolas" w:hAnsi="Consolas"/>
+                <w:color w:val="224488"/>
+                <w:sz w:val="19"/>
+              </w:rPr>
+              <w:t>defects.number_attribution</w:t>
+            </w:r>
+          </w:p>
+        </w:tc>
+      </w:tr>
+      <w:tr>
+        <w:tc>
+          <w:tcPr>
+            <w:tcW w:type="dxa" w:w="2880"/>
+          </w:tcPr>
+          <w:p>
+            <w:r/>
+            <w:r>
+              <w:t>чужой формат датасета отвергается (исправление E, 1.2.1)</w:t>
+            </w:r>
+          </w:p>
+        </w:tc>
+        <w:tc>
+          <w:tcPr>
+            <w:tcW w:type="dxa" w:w="2880"/>
+          </w:tcPr>
+          <w:p>
+            <w:r/>
+            <w:r>
+              <w:rPr>
+                <w:rFonts w:ascii="Consolas" w:hAnsi="Consolas"/>
+                <w:color w:val="224488"/>
+                <w:sz w:val="19"/>
+              </w:rPr>
+              <w:t>evaluate</w:t>
+            </w:r>
+            <w:r>
+              <w:t xml:space="preserve"> возвращает код 2 с указанием строки и примера; пустой файл и битый JSON — тоже код 2</w:t>
+            </w:r>
+          </w:p>
+        </w:tc>
+        <w:tc>
+          <w:tcPr>
+            <w:tcW w:type="dxa" w:w="2880"/>
+          </w:tcPr>
+          <w:p>
+            <w:r/>
+            <w:r>
+              <w:rPr>
+                <w:rFonts w:ascii="Consolas" w:hAnsi="Consolas"/>
+                <w:color w:val="224488"/>
+                <w:sz w:val="19"/>
+              </w:rPr>
+              <w:t>tests/test_dataset_validation.py</w:t>
+            </w:r>
+            <w:r>
+              <w:t xml:space="preserve">; </w:t>
+            </w:r>
+            <w:r>
+              <w:rPr>
+                <w:rFonts w:ascii="Consolas" w:hAnsi="Consolas"/>
+                <w:color w:val="224488"/>
+                <w:sz w:val="19"/>
+              </w:rPr>
+              <w:t>reports/METRICS.json</w:t>
+            </w:r>
+            <w:r>
+              <w:t xml:space="preserve"> → </w:t>
+            </w:r>
+            <w:r>
+              <w:rPr>
+                <w:rFonts w:ascii="Consolas" w:hAnsi="Consolas"/>
+                <w:color w:val="224488"/>
+                <w:sz w:val="19"/>
+              </w:rPr>
+              <w:t>defects.dataset_validation</w:t>
             </w:r>
           </w:p>
         </w:tc>

--- a/ИТОГ.docx
+++ b/ИТОГ.docx
@@ -701,7 +701,7 @@
               <w:rPr>
                 <w:b/>
               </w:rPr>
-              <w:t>251 тестов, все проходят</w:t>
+              <w:t>252 тестов, все проходят</w:t>
             </w:r>
           </w:p>
         </w:tc>
@@ -889,7 +889,7 @@
               <w:t>другого генератора</w:t>
             </w:r>
             <w:r>
-              <w:t xml:space="preserve"> token F1 0.731 при FPR 0.144 (критерий не выполнен)</w:t>
+              <w:t xml:space="preserve"> token F1 0.717 при FPR 0.157 (критерий не выполнен)</w:t>
             </w:r>
           </w:p>
         </w:tc>
@@ -1689,7 +1689,7 @@
     </w:p>
     <w:p>
       <w:r>
-        <w:t>другого генератора, 240 пар): token F1 0.731, FPR 0.144. Падение на 0.223</w:t>
+        <w:t>другого генератора, 240 пар): token F1 0.717, FPR 0.157. Падение на 0.236</w:t>
       </w:r>
     </w:p>
     <w:p>
@@ -2451,7 +2451,7 @@
         <w:t>Тесты и покрытие</w:t>
       </w:r>
       <w:r>
-        <w:t>: 251 тестов проходят, покрытие 87 % (шаги CI «Тесты с</w:t>
+        <w:t>: 252 тестов проходят, покрытие 87 % (шаги CI «Тесты с</w:t>
       </w:r>
     </w:p>
     <w:p>
@@ -2673,7 +2673,7 @@
     </w:p>
     <w:p>
       <w:r>
-        <w:t>token F1 0.953 / FPR 0.002, кросс-корпус token F1 0.731 / FPR 0.144. Кросс-корпусный</w:t>
+        <w:t>token F1 0.953 / FPR 0.002, кросс-корпус token F1 0.717 / FPR 0.157. Кросс-корпусный</w:t>
       </w:r>
     </w:p>
     <w:p>
@@ -2938,7 +2938,7 @@
               <w:t>внутри демо-корпуса</w:t>
             </w:r>
             <w:r>
-              <w:t>; на корпусе другого генератора — 0.731 при FPR 0.144, критерий не выполняется</w:t>
+              <w:t>; на корпусе другого генератора — 0.717 при FPR 0.157, критерий не выполняется</w:t>
             </w:r>
           </w:p>
         </w:tc>
@@ -3018,7 +3018,7 @@
           <w:p>
             <w:r/>
             <w:r>
-              <w:t>251 теста, покрытие 87 %</w:t>
+              <w:t>252 теста, покрытие 87 %</w:t>
             </w:r>
           </w:p>
         </w:tc>

--- a/ИТОГ.docx
+++ b/ИТОГ.docx
@@ -701,7 +701,7 @@
               <w:rPr>
                 <w:b/>
               </w:rPr>
-              <w:t>252 тестов, все проходят</w:t>
+              <w:t>304 тестов, все проходят</w:t>
             </w:r>
           </w:p>
         </w:tc>
@@ -2451,7 +2451,7 @@
         <w:t>Тесты и покрытие</w:t>
       </w:r>
       <w:r>
-        <w:t>: 252 тестов проходят, покрытие 87 % (шаги CI «Тесты с</w:t>
+        <w:t>: 304 тестов проходят, покрытие 87 % (шаги CI «Тесты с</w:t>
       </w:r>
     </w:p>
     <w:p>
@@ -3018,7 +3018,7 @@
           <w:p>
             <w:r/>
             <w:r>
-              <w:t>252 теста, покрытие 87 %</w:t>
+              <w:t>304 теста, покрытие 87 %</w:t>
             </w:r>
           </w:p>
         </w:tc>
@@ -3061,7 +3061,18 @@
           <w:p>
             <w:r/>
             <w:r>
-              <w:t>число относится к своему объекту (исправление D, 1.2.1)</w:t>
+              <w:t xml:space="preserve">число относится к своему объекту (исправление D, см. </w:t>
+            </w:r>
+            <w:r>
+              <w:rPr>
+                <w:rFonts w:ascii="Consolas" w:hAnsi="Consolas"/>
+                <w:color w:val="224488"/>
+                <w:sz w:val="19"/>
+              </w:rPr>
+              <w:t>AUDIT.md</w:t>
+            </w:r>
+            <w:r>
+              <w:t xml:space="preserve"> §15)</w:t>
             </w:r>
           </w:p>
         </w:tc>
@@ -3145,7 +3156,18 @@
           <w:p>
             <w:r/>
             <w:r>
-              <w:t>чужой формат датасета отвергается (исправление E, 1.2.1)</w:t>
+              <w:t xml:space="preserve">чужой формат датасета отвергается (исправление E, см. </w:t>
+            </w:r>
+            <w:r>
+              <w:rPr>
+                <w:rFonts w:ascii="Consolas" w:hAnsi="Consolas"/>
+                <w:color w:val="224488"/>
+                <w:sz w:val="19"/>
+              </w:rPr>
+              <w:t>AUDIT.md</w:t>
+            </w:r>
+            <w:r>
+              <w:t xml:space="preserve"> §15)</w:t>
             </w:r>
           </w:p>
         </w:tc>
@@ -3203,6 +3225,192 @@
                 <w:sz w:val="19"/>
               </w:rPr>
               <w:t>defects.dataset_validation</w:t>
+            </w:r>
+          </w:p>
+        </w:tc>
+      </w:tr>
+      <w:tr>
+        <w:tc>
+          <w:tcPr>
+            <w:tcW w:type="dxa" w:w="2880"/>
+          </w:tcPr>
+          <w:p>
+            <w:r/>
+            <w:r>
+              <w:t>корпус A (управляемые подмены)</w:t>
+            </w:r>
+          </w:p>
+        </w:tc>
+        <w:tc>
+          <w:tcPr>
+            <w:tcW w:type="dxa" w:w="2880"/>
+          </w:tcPr>
+          <w:p>
+            <w:r/>
+            <w:r>
+              <w:t>1200 пар, чистых 47.2 %, каждый тип ошибки ≥ 40 пар, сплиты по документам без пересечений; на отложенной части token F1 0.734 и F1 вердикта 0.798</w:t>
+            </w:r>
+          </w:p>
+        </w:tc>
+        <w:tc>
+          <w:tcPr>
+            <w:tcW w:type="dxa" w:w="2880"/>
+          </w:tcPr>
+          <w:p>
+            <w:r/>
+            <w:r>
+              <w:rPr>
+                <w:rFonts w:ascii="Consolas" w:hAnsi="Consolas"/>
+                <w:color w:val="224488"/>
+                <w:sz w:val="19"/>
+              </w:rPr>
+              <w:t>data/corpus_a/manifest.json</w:t>
+            </w:r>
+            <w:r>
+              <w:t xml:space="preserve">; </w:t>
+            </w:r>
+            <w:r>
+              <w:rPr>
+                <w:rFonts w:ascii="Consolas" w:hAnsi="Consolas"/>
+                <w:color w:val="224488"/>
+                <w:sz w:val="19"/>
+              </w:rPr>
+              <w:t>reports/METRICS.json</w:t>
+            </w:r>
+            <w:r>
+              <w:t xml:space="preserve"> → </w:t>
+            </w:r>
+            <w:r>
+              <w:rPr>
+                <w:rFonts w:ascii="Consolas" w:hAnsi="Consolas"/>
+                <w:color w:val="224488"/>
+                <w:sz w:val="19"/>
+              </w:rPr>
+              <w:t>corpus_a</w:t>
+            </w:r>
+            <w:r>
+              <w:t xml:space="preserve">; </w:t>
+            </w:r>
+            <w:r>
+              <w:rPr>
+                <w:rFonts w:ascii="Consolas" w:hAnsi="Consolas"/>
+                <w:color w:val="224488"/>
+                <w:sz w:val="19"/>
+              </w:rPr>
+              <w:t>reports/CORPUS_REPORT.md</w:t>
+            </w:r>
+          </w:p>
+        </w:tc>
+      </w:tr>
+      <w:tr>
+        <w:tc>
+          <w:tcPr>
+            <w:tcW w:type="dxa" w:w="2880"/>
+          </w:tcPr>
+          <w:p>
+            <w:r/>
+            <w:r>
+              <w:t>корпус B (RusHallu-RAG, только тест)</w:t>
+            </w:r>
+          </w:p>
+        </w:tc>
+        <w:tc>
+          <w:tcPr>
+            <w:tcW w:type="dxa" w:w="2880"/>
+          </w:tcPr>
+          <w:p>
+            <w:r/>
+            <w:r>
+              <w:t>1000 пар загружены со сверкой SHA256; наш demo-режим token F1 0.127, их accuracy 0.424, ROUGE-L 0.533</w:t>
+            </w:r>
+          </w:p>
+        </w:tc>
+        <w:tc>
+          <w:tcPr>
+            <w:tcW w:type="dxa" w:w="2880"/>
+          </w:tcPr>
+          <w:p>
+            <w:r/>
+            <w:r>
+              <w:rPr>
+                <w:rFonts w:ascii="Consolas" w:hAnsi="Consolas"/>
+                <w:color w:val="224488"/>
+                <w:sz w:val="19"/>
+              </w:rPr>
+              <w:t>reports/rus_hallu_eval.json</w:t>
+            </w:r>
+            <w:r>
+              <w:t xml:space="preserve">; </w:t>
+            </w:r>
+            <w:r>
+              <w:rPr>
+                <w:rFonts w:ascii="Consolas" w:hAnsi="Consolas"/>
+                <w:color w:val="224488"/>
+                <w:sz w:val="19"/>
+              </w:rPr>
+              <w:t>reports/METRICS.json</w:t>
+            </w:r>
+            <w:r>
+              <w:t xml:space="preserve"> → </w:t>
+            </w:r>
+            <w:r>
+              <w:rPr>
+                <w:rFonts w:ascii="Consolas" w:hAnsi="Consolas"/>
+                <w:color w:val="224488"/>
+                <w:sz w:val="19"/>
+              </w:rPr>
+              <w:t>corpus_b</w:t>
+            </w:r>
+          </w:p>
+        </w:tc>
+      </w:tr>
+      <w:tr>
+        <w:tc>
+          <w:tcPr>
+            <w:tcW w:type="dxa" w:w="2880"/>
+          </w:tcPr>
+          <w:p>
+            <w:r/>
+            <w:r>
+              <w:t>очередь ручной проверки</w:t>
+            </w:r>
+          </w:p>
+        </w:tc>
+        <w:tc>
+          <w:tcPr>
+            <w:tcW w:type="dxa" w:w="2880"/>
+          </w:tcPr>
+          <w:p>
+            <w:r/>
+            <w:r>
+              <w:t>10 % тестовой части корпуса A (18 пар) выложены в JSONL, сервер проверки пишет решения</w:t>
+            </w:r>
+          </w:p>
+        </w:tc>
+        <w:tc>
+          <w:tcPr>
+            <w:tcW w:type="dxa" w:w="2880"/>
+          </w:tcPr>
+          <w:p>
+            <w:r/>
+            <w:r>
+              <w:rPr>
+                <w:rFonts w:ascii="Consolas" w:hAnsi="Consolas"/>
+                <w:color w:val="224488"/>
+                <w:sz w:val="19"/>
+              </w:rPr>
+              <w:t>data/review_queue/corpus_a_10pct.jsonl</w:t>
+            </w:r>
+            <w:r>
+              <w:t xml:space="preserve">; </w:t>
+            </w:r>
+            <w:r>
+              <w:rPr>
+                <w:rFonts w:ascii="Consolas" w:hAnsi="Consolas"/>
+                <w:color w:val="224488"/>
+                <w:sz w:val="19"/>
+              </w:rPr>
+              <w:t>scripts/review_server.py</w:t>
             </w:r>
           </w:p>
         </w:tc>
@@ -3511,6 +3719,123 @@
       </w:r>
       <w:r>
         <w:t>: поведение не измерялось.</w:t>
+      </w:r>
+    </w:p>
+    <w:p>
+      <w:pPr>
+        <w:pStyle w:val="Heading3"/>
+      </w:pPr>
+      <w:r>
+        <w:t>Корпуса: что не проверено</w:t>
+      </w:r>
+    </w:p>
+    <w:p>
+      <w:pPr>
+        <w:pStyle w:val="ListBullet"/>
+      </w:pPr>
+      <w:r>
+        <w:rPr>
+          <w:b/>
+        </w:rPr>
+        <w:t>Корпус A2 (естественные ответы) не сгенерирован.</w:t>
+      </w:r>
+      <w:r>
+        <w:t xml:space="preserve"> Нужен GPU: в песочнице доступен</w:t>
+      </w:r>
+    </w:p>
+    <w:p>
+      <w:r>
+        <w:t xml:space="preserve">  только сухой прогон (200 заданий). Числа «на реальной модели» в этом отчёте</w:t>
+      </w:r>
+    </w:p>
+    <w:p>
+      <w:r>
+        <w:t xml:space="preserve">  отсутствуют, потому что не измерялись.</w:t>
+      </w:r>
+    </w:p>
+    <w:p>
+      <w:pPr>
+        <w:pStyle w:val="ListBullet"/>
+      </w:pPr>
+      <w:r>
+        <w:rPr>
+          <w:b/>
+        </w:rPr>
+        <w:t>Режим `hf` на корпусе B не запускался</w:t>
+      </w:r>
+      <w:r>
+        <w:t xml:space="preserve"> — по той же причине.</w:t>
+      </w:r>
+    </w:p>
+    <w:p>
+      <w:pPr>
+        <w:pStyle w:val="ListBullet"/>
+      </w:pPr>
+      <w:r>
+        <w:rPr>
+          <w:b/>
+        </w:rPr>
+        <w:t>Сравнение с числами статьи RusHallu-RAG не выполнено</w:t>
+      </w:r>
+      <w:r>
+        <w:t>: значения таблиц не</w:t>
+      </w:r>
+    </w:p>
+    <w:p>
+      <w:r>
+        <w:t xml:space="preserve">  извлечены, в </w:t>
+      </w:r>
+      <w:r>
+        <w:rPr>
+          <w:rFonts w:ascii="Consolas" w:hAnsi="Consolas"/>
+          <w:color w:val="224488"/>
+          <w:sz w:val="19"/>
+        </w:rPr>
+        <w:t>reports/rus_hallu_eval.json</w:t>
+      </w:r>
+      <w:r>
+        <w:t xml:space="preserve"> поле </w:t>
+      </w:r>
+      <w:r>
+        <w:rPr>
+          <w:rFonts w:ascii="Consolas" w:hAnsi="Consolas"/>
+          <w:color w:val="224488"/>
+          <w:sz w:val="19"/>
+        </w:rPr>
+        <w:t>baseline_comparison</w:t>
+      </w:r>
+      <w:r>
+        <w:t xml:space="preserve"> равно </w:t>
+      </w:r>
+      <w:r>
+        <w:rPr>
+          <w:rFonts w:ascii="Consolas" w:hAnsi="Consolas"/>
+          <w:color w:val="224488"/>
+          <w:sz w:val="19"/>
+        </w:rPr>
+        <w:t>null</w:t>
+      </w:r>
+      <w:r>
+        <w:t>.</w:t>
+      </w:r>
+    </w:p>
+    <w:p>
+      <w:pPr>
+        <w:pStyle w:val="ListBullet"/>
+      </w:pPr>
+      <w:r>
+        <w:rPr>
+          <w:b/>
+        </w:rPr>
+        <w:t>Ручная проверка корпуса A человеком не выполнена</w:t>
+      </w:r>
+      <w:r>
+        <w:t>: очередь из 18 пар подготовлена,</w:t>
+      </w:r>
+    </w:p>
+    <w:p>
+      <w:r>
+        <w:t xml:space="preserve">  решения пока не внесены (это шаг человека).</w:t>
       </w:r>
     </w:p>
     <w:p>

--- a/ИТОГ.docx
+++ b/ИТОГ.docx
@@ -701,7 +701,7 @@
               <w:rPr>
                 <w:b/>
               </w:rPr>
-              <w:t>304 тестов, все проходят</w:t>
+              <w:t>331 тестов, все проходят</w:t>
             </w:r>
           </w:p>
         </w:tc>
@@ -2451,7 +2451,7 @@
         <w:t>Тесты и покрытие</w:t>
       </w:r>
       <w:r>
-        <w:t>: 304 тестов проходят, покрытие 87 % (шаги CI «Тесты с</w:t>
+        <w:t>: 331 тестов проходят, покрытие 88 % (шаги CI «Тесты с</w:t>
       </w:r>
     </w:p>
     <w:p>
@@ -3018,7 +3018,7 @@
           <w:p>
             <w:r/>
             <w:r>
-              <w:t>304 теста, покрытие 87 %</w:t>
+              <w:t>331 теста, покрытие 88 %</w:t>
             </w:r>
           </w:p>
         </w:tc>
@@ -3360,6 +3360,148 @@
                 <w:sz w:val="19"/>
               </w:rPr>
               <w:t>corpus_b</w:t>
+            </w:r>
+          </w:p>
+        </w:tc>
+      </w:tr>
+      <w:tr>
+        <w:tc>
+          <w:tcPr>
+            <w:tcW w:type="dxa" w:w="2880"/>
+          </w:tcPr>
+          <w:p>
+            <w:r/>
+            <w:r>
+              <w:t>RAGTruth: загрузка и контроль</w:t>
+            </w:r>
+          </w:p>
+        </w:tc>
+        <w:tc>
+          <w:tcPr>
+            <w:tcW w:type="dxa" w:w="2880"/>
+          </w:tcPr>
+          <w:p>
+            <w:r/>
+            <w:r>
+              <w:t>17 790 ответов, 2965 источников, 14 289 спанов, смещения совпадают у всех 14 289; SHA256 сверены по закреплённому коммиту</w:t>
+            </w:r>
+          </w:p>
+        </w:tc>
+        <w:tc>
+          <w:tcPr>
+            <w:tcW w:type="dxa" w:w="2880"/>
+          </w:tcPr>
+          <w:p>
+            <w:r/>
+            <w:r>
+              <w:rPr>
+                <w:rFonts w:ascii="Consolas" w:hAnsi="Consolas"/>
+                <w:color w:val="224488"/>
+                <w:sz w:val="19"/>
+              </w:rPr>
+              <w:t>scripts/fetch_external_tests.py --all --verify --adapt</w:t>
+            </w:r>
+            <w:r>
+              <w:t xml:space="preserve">; </w:t>
+            </w:r>
+            <w:r>
+              <w:rPr>
+                <w:rFonts w:ascii="Consolas" w:hAnsi="Consolas"/>
+                <w:color w:val="224488"/>
+                <w:sz w:val="19"/>
+              </w:rPr>
+              <w:t>reports/EXTERNAL_TESTS.md</w:t>
+            </w:r>
+          </w:p>
+        </w:tc>
+      </w:tr>
+      <w:tr>
+        <w:tc>
+          <w:tcPr>
+            <w:tcW w:type="dxa" w:w="2880"/>
+          </w:tcPr>
+          <w:p>
+            <w:r/>
+            <w:r>
+              <w:t>RAGTruth QA test: наши метрики (demo)</w:t>
+            </w:r>
+          </w:p>
+        </w:tc>
+        <w:tc>
+          <w:tcPr>
+            <w:tcW w:type="dxa" w:w="2880"/>
+          </w:tcPr>
+          <w:p>
+            <w:r/>
+            <w:r>
+              <w:t>token F1 0.204, FPR 0.169, AUC 0.717; строгий span-F1 0.020, накрытие 0.966</w:t>
+            </w:r>
+          </w:p>
+        </w:tc>
+        <w:tc>
+          <w:tcPr>
+            <w:tcW w:type="dxa" w:w="2880"/>
+          </w:tcPr>
+          <w:p>
+            <w:r/>
+            <w:r>
+              <w:rPr>
+                <w:rFonts w:ascii="Consolas" w:hAnsi="Consolas"/>
+                <w:color w:val="224488"/>
+                <w:sz w:val="19"/>
+              </w:rPr>
+              <w:t>reports/ext_ragtruth_qa.json</w:t>
+            </w:r>
+            <w:r>
+              <w:t xml:space="preserve">; </w:t>
+            </w:r>
+            <w:r>
+              <w:rPr>
+                <w:rFonts w:ascii="Consolas" w:hAnsi="Consolas"/>
+                <w:color w:val="224488"/>
+                <w:sz w:val="19"/>
+              </w:rPr>
+              <w:t>reports/external_tests.json</w:t>
+            </w:r>
+          </w:p>
+        </w:tc>
+      </w:tr>
+      <w:tr>
+        <w:tc>
+          <w:tcPr>
+            <w:tcW w:type="dxa" w:w="2880"/>
+          </w:tcPr>
+          <w:p>
+            <w:r/>
+            <w:r>
+              <w:t>RusHallu-RAG: наши метрики (demo)</w:t>
+            </w:r>
+          </w:p>
+        </w:tc>
+        <w:tc>
+          <w:tcPr>
+            <w:tcW w:type="dxa" w:w="2880"/>
+          </w:tcPr>
+          <w:p>
+            <w:r/>
+            <w:r>
+              <w:t>token F1 0.127, FPR 0.064, AUC 0.529; их accuracy 0.424, ROUGE-L 0.533</w:t>
+            </w:r>
+          </w:p>
+        </w:tc>
+        <w:tc>
+          <w:tcPr>
+            <w:tcW w:type="dxa" w:w="2880"/>
+          </w:tcPr>
+          <w:p>
+            <w:r/>
+            <w:r>
+              <w:rPr>
+                <w:rFonts w:ascii="Consolas" w:hAnsi="Consolas"/>
+                <w:color w:val="224488"/>
+                <w:sz w:val="19"/>
+              </w:rPr>
+              <w:t>reports/ext_rushallu.json</w:t>
             </w:r>
           </w:p>
         </w:tc>
@@ -3840,6 +3982,86 @@
     </w:p>
     <w:p>
       <w:pPr>
+        <w:pStyle w:val="Heading3"/>
+      </w:pPr>
+      <w:r>
+        <w:t>Внешние наборы: что не проверено</w:t>
+      </w:r>
+    </w:p>
+    <w:p>
+      <w:pPr>
+        <w:pStyle w:val="ListBullet"/>
+      </w:pPr>
+      <w:r>
+        <w:t xml:space="preserve">Режим </w:t>
+      </w:r>
+      <w:r>
+        <w:rPr>
+          <w:rFonts w:ascii="Consolas" w:hAnsi="Consolas"/>
+          <w:color w:val="224488"/>
+          <w:sz w:val="19"/>
+        </w:rPr>
+        <w:t>hf</w:t>
+      </w:r>
+      <w:r>
+        <w:t xml:space="preserve"> на внешних наборах </w:t>
+      </w:r>
+      <w:r>
+        <w:rPr>
+          <w:b/>
+        </w:rPr>
+        <w:t>не выполнялся</w:t>
+      </w:r>
+      <w:r>
+        <w:t xml:space="preserve"> — нет GPU и весов; числа </w:t>
+      </w:r>
+      <w:r>
+        <w:rPr>
+          <w:rFonts w:ascii="Consolas" w:hAnsi="Consolas"/>
+          <w:color w:val="224488"/>
+          <w:sz w:val="19"/>
+        </w:rPr>
+        <w:t>hf</w:t>
+      </w:r>
+      <w:r>
+        <w:t xml:space="preserve"> в отчётах отсутствуют.</w:t>
+      </w:r>
+    </w:p>
+    <w:p>
+      <w:pPr>
+        <w:pStyle w:val="ListBullet"/>
+      </w:pPr>
+      <w:r>
+        <w:t xml:space="preserve">Baseline из статей (RAGTruth ACL 2024, RusHallu-RAG Диалог-2026) </w:t>
+      </w:r>
+      <w:r>
+        <w:rPr>
+          <w:b/>
+        </w:rPr>
+        <w:t>не извлечён</w:t>
+      </w:r>
+      <w:r>
+        <w:t>: arXiv и PDF недоступны в этой среде, значения таблиц не парсились.</w:t>
+      </w:r>
+    </w:p>
+    <w:p>
+      <w:pPr>
+        <w:pStyle w:val="ListBullet"/>
+      </w:pPr>
+      <w:r>
+        <w:t>Русский трек (перевод RAGTruth QA на русский с переносом меток) не делался: он требует ручной проверки перевода человеком.</w:t>
+      </w:r>
+    </w:p>
+    <w:p>
+      <w:pPr>
+        <w:pStyle w:val="ListBullet"/>
+      </w:pPr>
+      <w:r>
+        <w:t>Вспомогательные наборы с нечеловеческой разметкой (HaluEval LLM Spans — llm, lettucedetect — auto) не загружены.</w:t>
+      </w:r>
+    </w:p>
+    <w:p>
+      <w:pPr>
         <w:pStyle w:val="Heading2"/>
       </w:pPr>
       <w:r>

--- a/ИТОГ.docx
+++ b/ИТОГ.docx
@@ -701,7 +701,7 @@
               <w:rPr>
                 <w:b/>
               </w:rPr>
-              <w:t>331 тестов, все проходят</w:t>
+              <w:t>333 тестов, все проходят</w:t>
             </w:r>
           </w:p>
         </w:tc>
@@ -2451,7 +2451,7 @@
         <w:t>Тесты и покрытие</w:t>
       </w:r>
       <w:r>
-        <w:t>: 331 тестов проходят, покрытие 88 % (шаги CI «Тесты с</w:t>
+        <w:t>: 333 тестов проходят, покрытие 88 % (шаги CI «Тесты с</w:t>
       </w:r>
     </w:p>
     <w:p>
@@ -3018,7 +3018,7 @@
           <w:p>
             <w:r/>
             <w:r>
-              <w:t>331 теста, покрытие 88 %</w:t>
+              <w:t>333 теста, покрытие 88 %</w:t>
             </w:r>
           </w:p>
         </w:tc>

--- a/ИТОГ.docx
+++ b/ИТОГ.docx
@@ -701,7 +701,7 @@
               <w:rPr>
                 <w:b/>
               </w:rPr>
-              <w:t>333 тестов, все проходят</w:t>
+              <w:t>577 тестов, все проходят</w:t>
             </w:r>
           </w:p>
         </w:tc>
@@ -755,7 +755,21 @@
               <w:rPr>
                 <w:b/>
               </w:rPr>
-              <w:t>86 %</w:t>
+              <w:t>87.6 %</w:t>
+            </w:r>
+            <w:r>
+              <w:t xml:space="preserve"> (измерено 87.57 — </w:t>
+            </w:r>
+            <w:r>
+              <w:rPr>
+                <w:rFonts w:ascii="Consolas" w:hAnsi="Consolas"/>
+                <w:color w:val="224488"/>
+                <w:sz w:val="19"/>
+              </w:rPr>
+              <w:t>reports/contract/dod.tests.json</w:t>
+            </w:r>
+            <w:r>
+              <w:t>)</w:t>
             </w:r>
           </w:p>
         </w:tc>
@@ -820,7 +834,40 @@
               <w:rPr>
                 <w:b/>
               </w:rPr>
-              <w:t>без замечаний</w:t>
+              <w:t>без замечаний в CI</w:t>
+            </w:r>
+            <w:r>
+              <w:t xml:space="preserve"> (job «Линтер, форматирование, покрытие», прогон </w:t>
+            </w:r>
+            <w:r>
+              <w:rPr>
+                <w:rFonts w:ascii="Consolas" w:hAnsi="Consolas"/>
+                <w:color w:val="224488"/>
+                <w:sz w:val="19"/>
+              </w:rPr>
+              <w:t>38230795386</w:t>
+            </w:r>
+            <w:r>
+              <w:t xml:space="preserve">); локально линтер не запускался: в окружении прогона нет </w:t>
+            </w:r>
+            <w:r>
+              <w:rPr>
+                <w:rFonts w:ascii="Consolas" w:hAnsi="Consolas"/>
+                <w:color w:val="224488"/>
+                <w:sz w:val="19"/>
+              </w:rPr>
+              <w:t>ruff</w:t>
+            </w:r>
+            <w:r>
+              <w:t xml:space="preserve"> и </w:t>
+            </w:r>
+            <w:r>
+              <w:rPr>
+                <w:rFonts w:ascii="Consolas" w:hAnsi="Consolas"/>
+                <w:color w:val="224488"/>
+                <w:sz w:val="19"/>
+              </w:rPr>
+              <w:t>black</w:t>
             </w:r>
           </w:p>
         </w:tc>
@@ -877,7 +924,7 @@
               <w:rPr>
                 <w:b/>
               </w:rPr>
-              <w:t>token F1 0.953, FPR 0.002, AUC 0.996</w:t>
+              <w:t>token F1 0.958, FPR 0.002, AUC 0.996</w:t>
             </w:r>
             <w:r>
               <w:t xml:space="preserve"> — критерий F1 ≥ 0.90 при FPR ≤ 0.10 выполнен внутри демонстрационного корпуса; на корпусе </w:t>
@@ -889,7 +936,7 @@
               <w:t>другого генератора</w:t>
             </w:r>
             <w:r>
-              <w:t xml:space="preserve"> token F1 0.717 при FPR 0.157 (критерий не выполнен)</w:t>
+              <w:t xml:space="preserve"> token F1 0.737 при FPR 0.145 (критерий не выполнен)</w:t>
             </w:r>
           </w:p>
         </w:tc>
@@ -952,7 +999,7 @@
               <w:t>хеши совпадают</w:t>
             </w:r>
             <w:r>
-              <w:t xml:space="preserve"> (</w:t>
+              <w:t xml:space="preserve">: </w:t>
             </w:r>
             <w:r>
               <w:rPr>
@@ -960,10 +1007,65 @@
                 <w:color w:val="224488"/>
                 <w:sz w:val="19"/>
               </w:rPr>
-              <w:t>e00c62fe…a2dd2</w:t>
-            </w:r>
-            <w:r>
-              <w:t>)</w:t>
+              <w:t>weights.json</w:t>
+            </w:r>
+            <w:r>
+              <w:t xml:space="preserve"> — </w:t>
+            </w:r>
+            <w:r>
+              <w:rPr>
+                <w:rFonts w:ascii="Consolas" w:hAnsi="Consolas"/>
+                <w:color w:val="224488"/>
+                <w:sz w:val="19"/>
+              </w:rPr>
+              <w:t>9cce8d28…</w:t>
+            </w:r>
+            <w:r>
+              <w:t xml:space="preserve">, </w:t>
+            </w:r>
+            <w:r>
+              <w:rPr>
+                <w:rFonts w:ascii="Consolas" w:hAnsi="Consolas"/>
+                <w:color w:val="224488"/>
+                <w:sz w:val="19"/>
+              </w:rPr>
+              <w:t>head.json</w:t>
+            </w:r>
+            <w:r>
+              <w:t xml:space="preserve"> — </w:t>
+            </w:r>
+            <w:r>
+              <w:rPr>
+                <w:rFonts w:ascii="Consolas" w:hAnsi="Consolas"/>
+                <w:color w:val="224488"/>
+                <w:sz w:val="19"/>
+              </w:rPr>
+              <w:t>4ca4712d…</w:t>
+            </w:r>
+            <w:r>
+              <w:t xml:space="preserve">, </w:t>
+            </w:r>
+            <w:r>
+              <w:rPr>
+                <w:rFonts w:ascii="Consolas" w:hAnsi="Consolas"/>
+                <w:color w:val="224488"/>
+                <w:sz w:val="19"/>
+              </w:rPr>
+              <w:t>participation.json</w:t>
+            </w:r>
+            <w:r>
+              <w:t xml:space="preserve"> — </w:t>
+            </w:r>
+            <w:r>
+              <w:rPr>
+                <w:rFonts w:ascii="Consolas" w:hAnsi="Consolas"/>
+                <w:color w:val="224488"/>
+                <w:sz w:val="19"/>
+              </w:rPr>
+              <w:t>56321788…</w:t>
+            </w:r>
+            <w:r>
+              <w:t xml:space="preserve"> (два прогона подряд, 2026-10-13)</w:t>
             </w:r>
           </w:p>
         </w:tc>
@@ -1067,7 +1169,18 @@
               <w:t>likely_hallucination</w:t>
             </w:r>
             <w:r>
-              <w:t>, фрагмент с риском 0.775)</w:t>
+              <w:t xml:space="preserve">, фрагмент с риском 0.7734 — </w:t>
+            </w:r>
+            <w:r>
+              <w:rPr>
+                <w:rFonts w:ascii="Consolas" w:hAnsi="Consolas"/>
+                <w:color w:val="224488"/>
+                <w:sz w:val="19"/>
+              </w:rPr>
+              <w:t>reports/contract/4.1.8-interfaces.json</w:t>
+            </w:r>
+            <w:r>
+              <w:t>)</w:t>
             </w:r>
           </w:p>
         </w:tc>
@@ -1203,7 +1316,15 @@
               <w:t>работает</w:t>
             </w:r>
             <w:r>
-              <w:t xml:space="preserve"> (1257 КБ, подмена найдена)</w:t>
+              <w:t xml:space="preserve">: 167 250 байт (163 КБ, сжатый архив) — </w:t>
+            </w:r>
+            <w:r>
+              <w:rPr>
+                <w:rFonts w:ascii="Consolas" w:hAnsi="Consolas"/>
+                <w:color w:val="224488"/>
+                <w:sz w:val="19"/>
+              </w:rPr>
+              <w:t>reports/contract/4.1.9-delivery-artifacts.json</w:t>
             </w:r>
           </w:p>
         </w:tc>
@@ -1527,13 +1648,13 @@
           <w:p>
             <w:r/>
             <w:r>
-              <w:t xml:space="preserve">0.991 / 0.918 / </w:t>
+              <w:t xml:space="preserve">0.991 / 0.926 / </w:t>
             </w:r>
             <w:r>
               <w:rPr>
                 <w:b/>
               </w:rPr>
-              <w:t>0.953</w:t>
+              <w:t>0.958</w:t>
             </w:r>
           </w:p>
         </w:tc>
@@ -1668,7 +1789,7 @@
         <w:t>Весь корпус (240 пар, команда `evaluate`):</w:t>
       </w:r>
       <w:r>
-        <w:t xml:space="preserve"> token F1 0.951, FPR 0.005, AUC 0.997;</w:t>
+        <w:t xml:space="preserve"> token F1 0.955, FPR 0.005, AUC 0.997;</w:t>
       </w:r>
     </w:p>
     <w:p>
@@ -1689,7 +1810,7 @@
     </w:p>
     <w:p>
       <w:r>
-        <w:t>другого генератора, 240 пар): token F1 0.717, FPR 0.157. Падение на 0.236</w:t>
+        <w:t>другого генератора, 240 пар): token F1 0.737, FPR 0.145. Падение на 0.216</w:t>
       </w:r>
     </w:p>
     <w:p>
@@ -2451,7 +2572,7 @@
         <w:t>Тесты и покрытие</w:t>
       </w:r>
       <w:r>
-        <w:t>: 333 тестов проходят, покрытие 88 % (шаги CI «Тесты с</w:t>
+        <w:t>: 577 тестов проходят, покрытие 87.6 % (шаги CI «Тесты с</w:t>
       </w:r>
     </w:p>
     <w:p>
@@ -2652,7 +2773,23 @@
         <w:t>.exe</w:t>
       </w:r>
       <w:r>
-        <w:t xml:space="preserve"> и пилота указано прямо.</w:t>
+        <w:t xml:space="preserve"> указано прямо, пилот и измерения</w:t>
+      </w:r>
+    </w:p>
+    <w:p>
+      <w:r>
+        <w:t xml:space="preserve">   в режиме </w:t>
+      </w:r>
+      <w:r>
+        <w:rPr>
+          <w:rFonts w:ascii="Consolas" w:hAnsi="Consolas"/>
+          <w:color w:val="224488"/>
+          <w:sz w:val="19"/>
+        </w:rPr>
+        <w:t>hf</w:t>
+      </w:r>
+      <w:r>
+        <w:t xml:space="preserve"> выполнены на раннере (CPU).</w:t>
       </w:r>
     </w:p>
     <w:p>
@@ -2673,7 +2810,7 @@
     </w:p>
     <w:p>
       <w:r>
-        <w:t>token F1 0.953 / FPR 0.002, кросс-корпус token F1 0.717 / FPR 0.157. Кросс-корпусный</w:t>
+        <w:t>token F1 0.958 / FPR 0.002, кросс-корпус token F1 0.737 / FPR 0.145. Кросс-корпусный</w:t>
       </w:r>
     </w:p>
     <w:p>
@@ -2867,7 +3004,7 @@
           <w:p>
             <w:r/>
             <w:r>
-              <w:t>token F1 0.953, FPR 0.002 на отложенной части демо-корпуса</w:t>
+              <w:t>token F1 0.958, FPR 0.002 на отложенной части демо-корпуса</w:t>
             </w:r>
           </w:p>
         </w:tc>
@@ -2938,7 +3075,7 @@
               <w:t>внутри демо-корпуса</w:t>
             </w:r>
             <w:r>
-              <w:t>; на корпусе другого генератора — 0.717 при FPR 0.157, критерий не выполняется</w:t>
+              <w:t>; на корпусе другого генератора — 0.737 при FPR 0.145, критерий не выполняется</w:t>
             </w:r>
           </w:p>
         </w:tc>
@@ -3018,7 +3155,7 @@
           <w:p>
             <w:r/>
             <w:r>
-              <w:t>333 теста, покрытие 88 %</w:t>
+              <w:t>577 теста, покрытие 87.6 %</w:t>
             </w:r>
           </w:p>
         </w:tc>
@@ -3049,6 +3186,9 @@
                 <w:sz w:val="19"/>
               </w:rPr>
               <w:t>37118455503</w:t>
+            </w:r>
+            <w:r>
+              <w:t xml:space="preserve"> (на момент прогона их было 489)</w:t>
             </w:r>
           </w:p>
         </w:tc>
@@ -3248,7 +3388,7 @@
           <w:p>
             <w:r/>
             <w:r>
-              <w:t>1200 пар, чистых 47.2 %, каждый тип ошибки ≥ 40 пар, сплиты по документам без пересечений; на отложенной части token F1 0.734 и F1 вердикта 0.798</w:t>
+              <w:t>1200 пар, чистых 47.2 %, каждый тип ошибки ≥ 40 пар, сплиты по документам без пересечений; на отложенной части token F1 0.734 и F1 вердикта 0.731 (правило вердикта «одиночный токен маски не обвиняет ответ»: ложных замечаний 0)</w:t>
             </w:r>
           </w:p>
         </w:tc>
@@ -3747,6 +3887,203 @@
           </w:p>
         </w:tc>
       </w:tr>
+      <w:tr>
+        <w:tc>
+          <w:tcPr>
+            <w:tcW w:type="dxa" w:w="2880"/>
+          </w:tcPr>
+          <w:p>
+            <w:r/>
+            <w:r>
+              <w:t xml:space="preserve">режим </w:t>
+            </w:r>
+            <w:r>
+              <w:rPr>
+                <w:rFonts w:ascii="Consolas" w:hAnsi="Consolas"/>
+                <w:color w:val="224488"/>
+                <w:sz w:val="19"/>
+              </w:rPr>
+              <w:t>hf</w:t>
+            </w:r>
+            <w:r>
+              <w:t xml:space="preserve"> на реальных актах (корпус A3)</w:t>
+            </w:r>
+          </w:p>
+        </w:tc>
+        <w:tc>
+          <w:tcPr>
+            <w:tcW w:type="dxa" w:w="2880"/>
+          </w:tcPr>
+          <w:p>
+            <w:r/>
+            <w:r>
+              <w:t xml:space="preserve">официальный тест, 177 пар: token F1 0.203, FPR 0.065, AUC 0.851; критерий «F1 ≥ 0.90 при FPR ≤ 0.10» </w:t>
+            </w:r>
+            <w:r>
+              <w:rPr>
+                <w:b/>
+              </w:rPr>
+              <w:t>не достигнут</w:t>
+            </w:r>
+            <w:r>
+              <w:t>; вердикт: F1 0.605, FPR 0.775 (по чистым парам вердикт помечает 0.80); повторный прогон воспроизвёл цифры дословно</w:t>
+            </w:r>
+          </w:p>
+        </w:tc>
+        <w:tc>
+          <w:tcPr>
+            <w:tcW w:type="dxa" w:w="2880"/>
+          </w:tcPr>
+          <w:p>
+            <w:r/>
+            <w:r>
+              <w:t xml:space="preserve">прогон раннера </w:t>
+            </w:r>
+            <w:r>
+              <w:rPr>
+                <w:rFonts w:ascii="Consolas" w:hAnsi="Consolas"/>
+                <w:color w:val="224488"/>
+                <w:sz w:val="19"/>
+              </w:rPr>
+              <w:t>37609202780</w:t>
+            </w:r>
+            <w:r>
+              <w:t xml:space="preserve"> (модель </w:t>
+            </w:r>
+            <w:r>
+              <w:rPr>
+                <w:rFonts w:ascii="Consolas" w:hAnsi="Consolas"/>
+                <w:color w:val="224488"/>
+                <w:sz w:val="19"/>
+              </w:rPr>
+              <w:t>ai-forever/rugpt3small_based_on_gpt2</w:t>
+            </w:r>
+            <w:r>
+              <w:t xml:space="preserve">, CPU, seed 42); </w:t>
+            </w:r>
+            <w:r>
+              <w:rPr>
+                <w:rFonts w:ascii="Consolas" w:hAnsi="Consolas"/>
+                <w:color w:val="224488"/>
+                <w:sz w:val="19"/>
+              </w:rPr>
+              <w:t>reports/experiments/a3/experiment.json</w:t>
+            </w:r>
+            <w:r>
+              <w:t xml:space="preserve">; </w:t>
+            </w:r>
+            <w:r>
+              <w:rPr>
+                <w:rFonts w:ascii="Consolas" w:hAnsi="Consolas"/>
+                <w:color w:val="224488"/>
+                <w:sz w:val="19"/>
+              </w:rPr>
+              <w:t>reports/METRICS.json</w:t>
+            </w:r>
+            <w:r>
+              <w:t xml:space="preserve"> → </w:t>
+            </w:r>
+            <w:r>
+              <w:rPr>
+                <w:rFonts w:ascii="Consolas" w:hAnsi="Consolas"/>
+                <w:color w:val="224488"/>
+                <w:sz w:val="19"/>
+              </w:rPr>
+              <w:t>hf_experiments.a3</w:t>
+            </w:r>
+          </w:p>
+        </w:tc>
+      </w:tr>
+      <w:tr>
+        <w:tc>
+          <w:tcPr>
+            <w:tcW w:type="dxa" w:w="2880"/>
+          </w:tcPr>
+          <w:p>
+            <w:r/>
+            <w:r>
+              <w:t>вариант маски «короткий фрагмент без числа не помечается» (порог 40 знаков)</w:t>
+            </w:r>
+          </w:p>
+        </w:tc>
+        <w:tc>
+          <w:tcPr>
+            <w:tcW w:type="dxa" w:w="2880"/>
+          </w:tcPr>
+          <w:p>
+            <w:r/>
+            <w:r>
+              <w:t>отклонён по официальной обучающей части: лучшая точка при ограничении FPR ≤ 0.1 дала F1 0.1001 против базовых 0.2120; тест снят один раз и не изменился (0.203 при FPR 0.065), повторного прогона «дожать» не было</w:t>
+            </w:r>
+          </w:p>
+        </w:tc>
+        <w:tc>
+          <w:tcPr>
+            <w:tcW w:type="dxa" w:w="2880"/>
+          </w:tcPr>
+          <w:p>
+            <w:r/>
+            <w:r>
+              <w:t xml:space="preserve">прогон раннера </w:t>
+            </w:r>
+            <w:r>
+              <w:rPr>
+                <w:rFonts w:ascii="Consolas" w:hAnsi="Consolas"/>
+                <w:color w:val="224488"/>
+                <w:sz w:val="19"/>
+              </w:rPr>
+              <w:t>37649798240</w:t>
+            </w:r>
+            <w:r>
+              <w:t xml:space="preserve"> (кеш прогона </w:t>
+            </w:r>
+            <w:r>
+              <w:rPr>
+                <w:rFonts w:ascii="Consolas" w:hAnsi="Consolas"/>
+                <w:color w:val="224488"/>
+                <w:sz w:val="19"/>
+              </w:rPr>
+              <w:t>37609202780</w:t>
+            </w:r>
+            <w:r>
+              <w:t xml:space="preserve">, </w:t>
+            </w:r>
+            <w:r>
+              <w:rPr>
+                <w:rFonts w:ascii="Consolas" w:hAnsi="Consolas"/>
+                <w:color w:val="224488"/>
+                <w:sz w:val="19"/>
+              </w:rPr>
+              <w:t>ai-forever/rugpt3small_based_on_gpt2</w:t>
+            </w:r>
+            <w:r>
+              <w:t xml:space="preserve">, CPU, seed 42); </w:t>
+            </w:r>
+            <w:r>
+              <w:rPr>
+                <w:rFonts w:ascii="Consolas" w:hAnsi="Consolas"/>
+                <w:color w:val="224488"/>
+                <w:sz w:val="19"/>
+              </w:rPr>
+              <w:t>spanverify-module/data/metrics/span_filter_a3.md</w:t>
+            </w:r>
+            <w:r>
+              <w:t xml:space="preserve">; </w:t>
+            </w:r>
+            <w:r>
+              <w:rPr>
+                <w:rFonts w:ascii="Consolas" w:hAnsi="Consolas"/>
+                <w:color w:val="224488"/>
+                <w:sz w:val="19"/>
+              </w:rPr>
+              <w:t>PROGRESS.md</w:t>
+            </w:r>
+            <w:r>
+              <w:t>, шаги 32–33</w:t>
+            </w:r>
+          </w:p>
+        </w:tc>
+      </w:tr>
     </w:tbl>
     <w:p/>
     <w:p>
@@ -3843,10 +4180,88 @@
         <w:rPr>
           <w:b/>
         </w:rPr>
-        <w:t>Режим `hf` на реальных данных</w:t>
-      </w:r>
-      <w:r>
-        <w:t>: измерений качества, времени и памяти нет.</w:t>
+        <w:t>Режим `hf` на реальных данных (корпус A3)</w:t>
+      </w:r>
+      <w:r>
+        <w:t>: качество измерено — на</w:t>
+      </w:r>
+    </w:p>
+    <w:p>
+      <w:r>
+        <w:t xml:space="preserve">  официальном тесте (177 пар, прогон раннера </w:t>
+      </w:r>
+      <w:r>
+        <w:rPr>
+          <w:rFonts w:ascii="Consolas" w:hAnsi="Consolas"/>
+          <w:color w:val="224488"/>
+          <w:sz w:val="19"/>
+        </w:rPr>
+        <w:t>37609202780</w:t>
+      </w:r>
+      <w:r>
+        <w:t>, модель</w:t>
+      </w:r>
+    </w:p>
+    <w:p>
+      <w:r>
+        <w:t xml:space="preserve">  </w:t>
+      </w:r>
+      <w:r>
+        <w:rPr>
+          <w:rFonts w:ascii="Consolas" w:hAnsi="Consolas"/>
+          <w:color w:val="224488"/>
+          <w:sz w:val="19"/>
+        </w:rPr>
+        <w:t>ai-forever/rugpt3small_based_on_gpt2</w:t>
+      </w:r>
+      <w:r>
+        <w:t>, CPU, seed 42) token F1 0.203 при</w:t>
+      </w:r>
+    </w:p>
+    <w:p>
+      <w:r>
+        <w:t xml:space="preserve">  FPR 0.065 и AUC 0.851; критерий «F1 ≥ 0.90 при FPR ≤ 0.10» не достигнут.</w:t>
+      </w:r>
+    </w:p>
+    <w:p>
+      <w:r>
+        <w:t xml:space="preserve">  Вердикт по новому правилу даёт на тесте F1 0.605 при FPR 0.775 — по чистым</w:t>
+      </w:r>
+    </w:p>
+    <w:p>
+      <w:r>
+        <w:t xml:space="preserve">  парам он помечает 80 % ответов. Время и память отдельно не замерялись: полный</w:t>
+      </w:r>
+    </w:p>
+    <w:p>
+      <w:r>
+        <w:t xml:space="preserve">  прогон корпуса занял у раннера около 1 часа 44 минут процессорного времени.</w:t>
+      </w:r>
+    </w:p>
+    <w:p>
+      <w:r>
+        <w:t xml:space="preserve">  Разбор ложных пометок на чистых парах теста —</w:t>
+      </w:r>
+    </w:p>
+    <w:p>
+      <w:r>
+        <w:t xml:space="preserve">  </w:t>
+      </w:r>
+      <w:r>
+        <w:rPr>
+          <w:rFonts w:ascii="Consolas" w:hAnsi="Consolas"/>
+          <w:color w:val="224488"/>
+          <w:sz w:val="19"/>
+        </w:rPr>
+        <w:t>data/metrics/clean_false_flags_a3.md</w:t>
+      </w:r>
+      <w:r>
+        <w:t xml:space="preserve"> (по кешу того же прогона, без подбора</w:t>
+      </w:r>
+    </w:p>
+    <w:p>
+      <w:r>
+        <w:t xml:space="preserve">  порога).</w:t>
       </w:r>
     </w:p>
     <w:p>
@@ -4004,16 +4419,44 @@
         <w:t>hf</w:t>
       </w:r>
       <w:r>
-        <w:t xml:space="preserve"> на внешних наборах </w:t>
+        <w:t xml:space="preserve"> на внешних наборах выполнен частично: на раннере прогнан срез</w:t>
+      </w:r>
+    </w:p>
+    <w:p>
+      <w:r>
+        <w:t xml:space="preserve">  </w:t>
       </w:r>
       <w:r>
         <w:rPr>
-          <w:b/>
+          <w:rFonts w:ascii="Consolas" w:hAnsi="Consolas"/>
+          <w:color w:val="224488"/>
+          <w:sz w:val="19"/>
         </w:rPr>
-        <w:t>не выполнялся</w:t>
-      </w:r>
-      <w:r>
-        <w:t xml:space="preserve"> — нет GPU и весов; числа </w:t>
+        <w:t>ext_ragtruth_qa_hf</w:t>
+      </w:r>
+      <w:r>
+        <w:t xml:space="preserve"> (40 из 875 пар, прогон </w:t>
+      </w:r>
+      <w:r>
+        <w:rPr>
+          <w:rFonts w:ascii="Consolas" w:hAnsi="Consolas"/>
+          <w:color w:val="224488"/>
+          <w:sz w:val="19"/>
+        </w:rPr>
+        <w:t>37609202780</w:t>
+      </w:r>
+      <w:r>
+        <w:t>) — пометок 0, ложных</w:t>
+      </w:r>
+    </w:p>
+    <w:p>
+      <w:r>
+        <w:t xml:space="preserve">  пометок 0, AUC 0.80; полный набор не запускался из-за лимитов времени. Остальные</w:t>
+      </w:r>
+    </w:p>
+    <w:p>
+      <w:r>
+        <w:t xml:space="preserve">  внешние наборы в режиме </w:t>
       </w:r>
       <w:r>
         <w:rPr>
@@ -4024,7 +4467,34 @@
         <w:t>hf</w:t>
       </w:r>
       <w:r>
-        <w:t xml:space="preserve"> в отчётах отсутствуют.</w:t>
+        <w:t xml:space="preserve"> не прогонялись. Числа — в </w:t>
+      </w:r>
+      <w:r>
+        <w:rPr>
+          <w:rFonts w:ascii="Consolas" w:hAnsi="Consolas"/>
+          <w:color w:val="224488"/>
+          <w:sz w:val="19"/>
+        </w:rPr>
+        <w:t>reports/METRICS.json</w:t>
+      </w:r>
+      <w:r>
+        <w:t xml:space="preserve"> →</w:t>
+      </w:r>
+    </w:p>
+    <w:p>
+      <w:r>
+        <w:t xml:space="preserve">  </w:t>
+      </w:r>
+      <w:r>
+        <w:rPr>
+          <w:rFonts w:ascii="Consolas" w:hAnsi="Consolas"/>
+          <w:color w:val="224488"/>
+          <w:sz w:val="19"/>
+        </w:rPr>
+        <w:t>hf_experiments</w:t>
+      </w:r>
+      <w:r>
+        <w:t xml:space="preserve"> (внешний срез).</w:t>
       </w:r>
     </w:p>
     <w:p>

--- a/ИТОГ.docx
+++ b/ИТОГ.docx
@@ -2572,7 +2572,7 @@
         <w:t>Тесты и покрытие</w:t>
       </w:r>
       <w:r>
-        <w:t>: 577 тестов проходят, покрытие 87.6 % (шаги CI «Тесты с</w:t>
+        <w:t>: 577 тестов проходят, покрытие 87.8 % (шаги CI «Тесты с</w:t>
       </w:r>
     </w:p>
     <w:p>
@@ -3155,7 +3155,7 @@
           <w:p>
             <w:r/>
             <w:r>
-              <w:t>577 теста, покрытие 87.6 %</w:t>
+              <w:t>577 теста, покрытие 87.8 %</w:t>
             </w:r>
           </w:p>
         </w:tc>

--- a/ИТОГ.docx
+++ b/ИТОГ.docx
@@ -701,7 +701,7 @@
               <w:rPr>
                 <w:b/>
               </w:rPr>
-              <w:t>577 тестов, все проходят</w:t>
+              <w:t>587 тестов, все проходят</w:t>
             </w:r>
           </w:p>
         </w:tc>
@@ -2572,7 +2572,7 @@
         <w:t>Тесты и покрытие</w:t>
       </w:r>
       <w:r>
-        <w:t>: 577 тестов проходят, покрытие 87.8 % (шаги CI «Тесты с</w:t>
+        <w:t>: 587 тестов проходят, покрытие 87.8 % (шаги CI «Тесты с</w:t>
       </w:r>
     </w:p>
     <w:p>
@@ -3155,7 +3155,7 @@
           <w:p>
             <w:r/>
             <w:r>
-              <w:t>577 теста, покрытие 87.8 %</w:t>
+              <w:t>587 теста, покрытие 87.8 %</w:t>
             </w:r>
           </w:p>
         </w:tc>

--- a/ИТОГ.docx
+++ b/ИТОГ.docx
@@ -936,7 +936,7 @@
               <w:t>другого генератора</w:t>
             </w:r>
             <w:r>
-              <w:t xml:space="preserve"> token F1 0.737 при FPR 0.145 (критерий не выполнен)</w:t>
+              <w:t xml:space="preserve"> token F1 0.675 при FPR 0.148 (критерий не выполнен)</w:t>
             </w:r>
           </w:p>
         </w:tc>
@@ -1810,7 +1810,7 @@
     </w:p>
     <w:p>
       <w:r>
-        <w:t>другого генератора, 240 пар): token F1 0.737, FPR 0.145. Падение на 0.216</w:t>
+        <w:t>другого генератора, 240 пар): token F1 0.675, FPR 0.148. Падение на 0.282</w:t>
       </w:r>
     </w:p>
     <w:p>
@@ -2810,7 +2810,7 @@
     </w:p>
     <w:p>
       <w:r>
-        <w:t>token F1 0.958 / FPR 0.002, кросс-корпус token F1 0.737 / FPR 0.145. Кросс-корпусный</w:t>
+        <w:t>token F1 0.958 / FPR 0.002, кросс-корпус token F1 0.675 / FPR 0.148. Кросс-корпусный</w:t>
       </w:r>
     </w:p>
     <w:p>
@@ -3075,7 +3075,7 @@
               <w:t>внутри демо-корпуса</w:t>
             </w:r>
             <w:r>
-              <w:t>; на корпусе другого генератора — 0.737 при FPR 0.145, критерий не выполняется</w:t>
+              <w:t>; на корпусе другого генератора — 0.675 при FPR 0.148, критерий не выполняется</w:t>
             </w:r>
           </w:p>
         </w:tc>

--- a/ИТОГ.docx
+++ b/ИТОГ.docx
@@ -701,7 +701,7 @@
               <w:rPr>
                 <w:b/>
               </w:rPr>
-              <w:t>587 тестов, все проходят</w:t>
+              <w:t>606 тестов, все проходят</w:t>
             </w:r>
           </w:p>
         </w:tc>
@@ -2572,7 +2572,7 @@
         <w:t>Тесты и покрытие</w:t>
       </w:r>
       <w:r>
-        <w:t>: 587 тестов проходят, покрытие 87.8 % (шаги CI «Тесты с</w:t>
+        <w:t>: 606 тестов проходят, покрытие 87.82 % (шаги CI «Тесты с</w:t>
       </w:r>
     </w:p>
     <w:p>
@@ -3155,7 +3155,7 @@
           <w:p>
             <w:r/>
             <w:r>
-              <w:t>587 теста, покрытие 87.8 %</w:t>
+              <w:t>606 тестов, покрытие 87.82 %</w:t>
             </w:r>
           </w:p>
         </w:tc>
